--- a/ricettario.docx
+++ b/ricettario.docx
@@ -11091,6 +11091,422 @@
     </w:p>
     <w:p>
       <w:pPr>
+        <w:pStyle w:val="Heading2"/>
+        <w:spacing w:after="140" w:before="320"/>
+      </w:pPr>
+      <w:r>
+        <w:rPr>
+          <w:rFonts w:ascii="Georgia" w:cs="Georgia" w:eastAsia="Georgia" w:hAnsi="Georgia"/>
+          <w:b/>
+          <w:bCs/>
+          <w:color w:val="2E3820"/>
+          <w:sz w:val="30"/>
+          <w:szCs w:val="30"/>
+        </w:rPr>
+        <w:t xml:space="preserve">25. Ragù di carne con tagliatelle</w:t>
+      </w:r>
+    </w:p>
+    <w:p>
+      <w:pPr>
+        <w:spacing w:after="140"/>
+      </w:pPr>
+      <w:r>
+        <w:rPr>
+          <w:rFonts w:ascii="Calibri" w:cs="Calibri" w:eastAsia="Calibri" w:hAnsi="Calibri"/>
+          <w:i/>
+          <w:iCs/>
+          <w:color w:val="6B6355"/>
+          <w:sz w:val="20"/>
+          <w:szCs w:val="20"/>
+        </w:rPr>
+        <w:t xml:space="preserve">⏱ 2 ore circa    ·    👥 Ingredienti per 2 persone (con ragù in più da congelare)</w:t>
+      </w:r>
+    </w:p>
+    <w:p>
+      <w:pPr>
+        <w:spacing w:after="160" w:line="300"/>
+      </w:pPr>
+      <w:r>
+        <w:rPr>
+          <w:rFonts w:ascii="Calibri" w:cs="Calibri" w:eastAsia="Calibri" w:hAnsi="Calibri"/>
+          <w:i/>
+          <w:iCs/>
+          <w:color w:val="444036"/>
+          <w:sz w:val="22"/>
+          <w:szCs w:val="22"/>
+        </w:rPr>
+        <w:t xml:space="preserve">Il ragù della domenica, da preparare con calma: metà per la cena di oggi, metà da congelare per un'altra volta.</w:t>
+      </w:r>
+    </w:p>
+    <w:p>
+      <w:pPr>
+        <w:pStyle w:val="Heading3"/>
+        <w:spacing w:after="110" w:before="220"/>
+      </w:pPr>
+      <w:r>
+        <w:rPr>
+          <w:rFonts w:ascii="Georgia" w:cs="Georgia" w:eastAsia="Georgia" w:hAnsi="Georgia"/>
+          <w:b/>
+          <w:bCs/>
+          <w:color w:val="A6741F"/>
+          <w:sz w:val="24"/>
+          <w:szCs w:val="24"/>
+        </w:rPr>
+        <w:t xml:space="preserve">Ingredienti</w:t>
+      </w:r>
+    </w:p>
+    <w:p>
+      <w:pPr>
+        <w:pStyle w:val="ListParagraph"/>
+        <w:numPr>
+          <w:ilvl w:val="0"/>
+          <w:numId w:val="2"/>
+        </w:numPr>
+        <w:spacing w:after="70"/>
+      </w:pPr>
+      <w:r>
+        <w:rPr>
+          <w:rFonts w:ascii="Calibri" w:cs="Calibri" w:eastAsia="Calibri" w:hAnsi="Calibri"/>
+          <w:color w:val="231F1A"/>
+          <w:sz w:val="22"/>
+          <w:szCs w:val="22"/>
+        </w:rPr>
+        <w:t xml:space="preserve">400 g di carne macinata</w:t>
+      </w:r>
+    </w:p>
+    <w:p>
+      <w:pPr>
+        <w:pStyle w:val="ListParagraph"/>
+        <w:numPr>
+          <w:ilvl w:val="0"/>
+          <w:numId w:val="2"/>
+        </w:numPr>
+        <w:spacing w:after="70"/>
+      </w:pPr>
+      <w:r>
+        <w:rPr>
+          <w:rFonts w:ascii="Calibri" w:cs="Calibri" w:eastAsia="Calibri" w:hAnsi="Calibri"/>
+          <w:color w:val="231F1A"/>
+          <w:sz w:val="22"/>
+          <w:szCs w:val="22"/>
+        </w:rPr>
+        <w:t xml:space="preserve">1 carota</w:t>
+      </w:r>
+    </w:p>
+    <w:p>
+      <w:pPr>
+        <w:pStyle w:val="ListParagraph"/>
+        <w:numPr>
+          <w:ilvl w:val="0"/>
+          <w:numId w:val="2"/>
+        </w:numPr>
+        <w:spacing w:after="70"/>
+      </w:pPr>
+      <w:r>
+        <w:rPr>
+          <w:rFonts w:ascii="Calibri" w:cs="Calibri" w:eastAsia="Calibri" w:hAnsi="Calibri"/>
+          <w:color w:val="231F1A"/>
+          <w:sz w:val="22"/>
+          <w:szCs w:val="22"/>
+        </w:rPr>
+        <w:t xml:space="preserve">1 costa di sedano</w:t>
+      </w:r>
+    </w:p>
+    <w:p>
+      <w:pPr>
+        <w:pStyle w:val="ListParagraph"/>
+        <w:numPr>
+          <w:ilvl w:val="0"/>
+          <w:numId w:val="2"/>
+        </w:numPr>
+        <w:spacing w:after="70"/>
+      </w:pPr>
+      <w:r>
+        <w:rPr>
+          <w:rFonts w:ascii="Calibri" w:cs="Calibri" w:eastAsia="Calibri" w:hAnsi="Calibri"/>
+          <w:color w:val="231F1A"/>
+          <w:sz w:val="22"/>
+          <w:szCs w:val="22"/>
+        </w:rPr>
+        <w:t xml:space="preserve">½ cipolla</w:t>
+      </w:r>
+    </w:p>
+    <w:p>
+      <w:pPr>
+        <w:pStyle w:val="ListParagraph"/>
+        <w:numPr>
+          <w:ilvl w:val="0"/>
+          <w:numId w:val="2"/>
+        </w:numPr>
+        <w:spacing w:after="70"/>
+      </w:pPr>
+      <w:r>
+        <w:rPr>
+          <w:rFonts w:ascii="Calibri" w:cs="Calibri" w:eastAsia="Calibri" w:hAnsi="Calibri"/>
+          <w:color w:val="231F1A"/>
+          <w:sz w:val="22"/>
+          <w:szCs w:val="22"/>
+        </w:rPr>
+        <w:t xml:space="preserve">300 g di passata di pomodoro</w:t>
+      </w:r>
+    </w:p>
+    <w:p>
+      <w:pPr>
+        <w:pStyle w:val="ListParagraph"/>
+        <w:numPr>
+          <w:ilvl w:val="0"/>
+          <w:numId w:val="2"/>
+        </w:numPr>
+        <w:spacing w:after="70"/>
+      </w:pPr>
+      <w:r>
+        <w:rPr>
+          <w:rFonts w:ascii="Calibri" w:cs="Calibri" w:eastAsia="Calibri" w:hAnsi="Calibri"/>
+          <w:color w:val="231F1A"/>
+          <w:sz w:val="22"/>
+          <w:szCs w:val="22"/>
+        </w:rPr>
+        <w:t xml:space="preserve">½ bicchiere di vino rosso</w:t>
+      </w:r>
+    </w:p>
+    <w:p>
+      <w:pPr>
+        <w:pStyle w:val="ListParagraph"/>
+        <w:numPr>
+          <w:ilvl w:val="0"/>
+          <w:numId w:val="2"/>
+        </w:numPr>
+        <w:spacing w:after="70"/>
+      </w:pPr>
+      <w:r>
+        <w:rPr>
+          <w:rFonts w:ascii="Calibri" w:cs="Calibri" w:eastAsia="Calibri" w:hAnsi="Calibri"/>
+          <w:color w:val="231F1A"/>
+          <w:sz w:val="22"/>
+          <w:szCs w:val="22"/>
+        </w:rPr>
+        <w:t xml:space="preserve">2 cucchiai di olio extravergine d'oliva</w:t>
+      </w:r>
+    </w:p>
+    <w:p>
+      <w:pPr>
+        <w:pStyle w:val="ListParagraph"/>
+        <w:numPr>
+          <w:ilvl w:val="0"/>
+          <w:numId w:val="2"/>
+        </w:numPr>
+        <w:spacing w:after="70"/>
+      </w:pPr>
+      <w:r>
+        <w:rPr>
+          <w:rFonts w:ascii="Calibri" w:cs="Calibri" w:eastAsia="Calibri" w:hAnsi="Calibri"/>
+          <w:color w:val="231F1A"/>
+          <w:sz w:val="22"/>
+          <w:szCs w:val="22"/>
+        </w:rPr>
+        <w:t xml:space="preserve">sale q.b.</w:t>
+      </w:r>
+    </w:p>
+    <w:p>
+      <w:pPr>
+        <w:pStyle w:val="ListParagraph"/>
+        <w:numPr>
+          <w:ilvl w:val="0"/>
+          <w:numId w:val="2"/>
+        </w:numPr>
+        <w:spacing w:after="70"/>
+      </w:pPr>
+      <w:r>
+        <w:rPr>
+          <w:rFonts w:ascii="Calibri" w:cs="Calibri" w:eastAsia="Calibri" w:hAnsi="Calibri"/>
+          <w:color w:val="231F1A"/>
+          <w:sz w:val="22"/>
+          <w:szCs w:val="22"/>
+        </w:rPr>
+        <w:t xml:space="preserve">200 g di tagliatelle</w:t>
+      </w:r>
+    </w:p>
+    <w:p>
+      <w:pPr>
+        <w:pStyle w:val="Heading3"/>
+        <w:spacing w:after="110" w:before="220"/>
+      </w:pPr>
+      <w:r>
+        <w:rPr>
+          <w:rFonts w:ascii="Georgia" w:cs="Georgia" w:eastAsia="Georgia" w:hAnsi="Georgia"/>
+          <w:b/>
+          <w:bCs/>
+          <w:color w:val="A6741F"/>
+          <w:sz w:val="24"/>
+          <w:szCs w:val="24"/>
+        </w:rPr>
+        <w:t xml:space="preserve">Preparazione</w:t>
+      </w:r>
+    </w:p>
+    <w:p>
+      <w:pPr>
+        <w:spacing w:after="130" w:line="300"/>
+        <w:ind w:left="460" w:hanging="460"/>
+      </w:pPr>
+      <w:r>
+        <w:rPr>
+          <w:rFonts w:ascii="Calibri" w:cs="Calibri" w:eastAsia="Calibri" w:hAnsi="Calibri"/>
+          <w:b/>
+          <w:bCs/>
+          <w:color w:val="A6741F"/>
+          <w:sz w:val="22"/>
+          <w:szCs w:val="22"/>
+        </w:rPr>
+        <w:t xml:space="preserve">1.  </w:t>
+      </w:r>
+      <w:r>
+        <w:rPr>
+          <w:rFonts w:ascii="Calibri" w:cs="Calibri" w:eastAsia="Calibri" w:hAnsi="Calibri"/>
+          <w:color w:val="231F1A"/>
+          <w:sz w:val="22"/>
+          <w:szCs w:val="22"/>
+        </w:rPr>
+        <w:t xml:space="preserve">Tritare finemente carota, sedano e cipolla e soffriggerli nell'olio per 10 minuti.</w:t>
+      </w:r>
+    </w:p>
+    <w:p>
+      <w:pPr>
+        <w:spacing w:after="130" w:line="300"/>
+        <w:ind w:left="460" w:hanging="460"/>
+      </w:pPr>
+      <w:r>
+        <w:rPr>
+          <w:rFonts w:ascii="Calibri" w:cs="Calibri" w:eastAsia="Calibri" w:hAnsi="Calibri"/>
+          <w:b/>
+          <w:bCs/>
+          <w:color w:val="A6741F"/>
+          <w:sz w:val="22"/>
+          <w:szCs w:val="22"/>
+        </w:rPr>
+        <w:t xml:space="preserve">2.  </w:t>
+      </w:r>
+      <w:r>
+        <w:rPr>
+          <w:rFonts w:ascii="Calibri" w:cs="Calibri" w:eastAsia="Calibri" w:hAnsi="Calibri"/>
+          <w:color w:val="231F1A"/>
+          <w:sz w:val="22"/>
+          <w:szCs w:val="22"/>
+        </w:rPr>
+        <w:t xml:space="preserve">Aggiungere la carne e rosolarla per 10 minuti, sgranandola con un cucchiaio di legno.</w:t>
+      </w:r>
+    </w:p>
+    <w:p>
+      <w:pPr>
+        <w:spacing w:after="130" w:line="300"/>
+        <w:ind w:left="460" w:hanging="460"/>
+      </w:pPr>
+      <w:r>
+        <w:rPr>
+          <w:rFonts w:ascii="Calibri" w:cs="Calibri" w:eastAsia="Calibri" w:hAnsi="Calibri"/>
+          <w:b/>
+          <w:bCs/>
+          <w:color w:val="A6741F"/>
+          <w:sz w:val="22"/>
+          <w:szCs w:val="22"/>
+        </w:rPr>
+        <w:t xml:space="preserve">3.  </w:t>
+      </w:r>
+      <w:r>
+        <w:rPr>
+          <w:rFonts w:ascii="Calibri" w:cs="Calibri" w:eastAsia="Calibri" w:hAnsi="Calibri"/>
+          <w:color w:val="231F1A"/>
+          <w:sz w:val="22"/>
+          <w:szCs w:val="22"/>
+        </w:rPr>
+        <w:t xml:space="preserve">Sfumare con il vino rosso e lasciare evaporare per 3 minuti.</w:t>
+      </w:r>
+    </w:p>
+    <w:p>
+      <w:pPr>
+        <w:spacing w:after="130" w:line="300"/>
+        <w:ind w:left="460" w:hanging="460"/>
+      </w:pPr>
+      <w:r>
+        <w:rPr>
+          <w:rFonts w:ascii="Calibri" w:cs="Calibri" w:eastAsia="Calibri" w:hAnsi="Calibri"/>
+          <w:b/>
+          <w:bCs/>
+          <w:color w:val="A6741F"/>
+          <w:sz w:val="22"/>
+          <w:szCs w:val="22"/>
+        </w:rPr>
+        <w:t xml:space="preserve">4.  </w:t>
+      </w:r>
+      <w:r>
+        <w:rPr>
+          <w:rFonts w:ascii="Calibri" w:cs="Calibri" w:eastAsia="Calibri" w:hAnsi="Calibri"/>
+          <w:color w:val="231F1A"/>
+          <w:sz w:val="22"/>
+          <w:szCs w:val="22"/>
+        </w:rPr>
+        <w:t xml:space="preserve">Aggiungere la passata e mezzo bicchiere d'acqua. Cuocere a fuoco basso con il coperchio socchiuso per 1 ora e 30 - 2 ore, mescolando ogni tanto.</w:t>
+      </w:r>
+    </w:p>
+    <w:p>
+      <w:pPr>
+        <w:spacing w:after="130" w:line="300"/>
+        <w:ind w:left="460" w:hanging="460"/>
+      </w:pPr>
+      <w:r>
+        <w:rPr>
+          <w:rFonts w:ascii="Calibri" w:cs="Calibri" w:eastAsia="Calibri" w:hAnsi="Calibri"/>
+          <w:b/>
+          <w:bCs/>
+          <w:color w:val="A6741F"/>
+          <w:sz w:val="22"/>
+          <w:szCs w:val="22"/>
+        </w:rPr>
+        <w:t xml:space="preserve">5.  </w:t>
+      </w:r>
+      <w:r>
+        <w:rPr>
+          <w:rFonts w:ascii="Calibri" w:cs="Calibri" w:eastAsia="Calibri" w:hAnsi="Calibri"/>
+          <w:color w:val="231F1A"/>
+          <w:sz w:val="22"/>
+          <w:szCs w:val="22"/>
+        </w:rPr>
+        <w:t xml:space="preserve">Cuocere le tagliatelle e condirle con metà del ragù.</w:t>
+      </w:r>
+    </w:p>
+    <w:p>
+      <w:pPr>
+        <w:spacing w:after="60" w:before="140"/>
+      </w:pPr>
+      <w:r>
+        <w:rPr>
+          <w:rFonts w:ascii="Calibri" w:cs="Calibri" w:eastAsia="Calibri" w:hAnsi="Calibri"/>
+          <w:b/>
+          <w:bCs/>
+          <w:i/>
+          <w:iCs/>
+          <w:color w:val="2E3820"/>
+          <w:sz w:val="21"/>
+          <w:szCs w:val="21"/>
+        </w:rPr>
+        <w:t xml:space="preserve">Nota</w:t>
+      </w:r>
+    </w:p>
+    <w:p>
+      <w:pPr>
+        <w:spacing w:after="80" w:line="280"/>
+      </w:pPr>
+      <w:r>
+        <w:rPr>
+          <w:rFonts w:ascii="Calibri" w:cs="Calibri" w:eastAsia="Calibri" w:hAnsi="Calibri"/>
+          <w:color w:val="333029"/>
+          <w:sz w:val="21"/>
+          <w:szCs w:val="21"/>
+        </w:rPr>
+        <w:t xml:space="preserve">Il ragù avanzato si congela bene in porzioni da due: una base già pronta per una cena futura.</w:t>
+      </w:r>
+    </w:p>
+    <w:p>
+      <w:pPr>
         <w:spacing w:after="200" w:before="200"/>
       </w:pPr>
     </w:p>
@@ -24314,6 +24730,1876 @@
         <w:t xml:space="preserve">L'impasto originale è una pasta lievitata (morbida, simile al pane), non una pasta sfoglia: usare della pasta sfoglia pronta cambia il risultato, ma è un'ottima scorciatoia. In quel caso saltare la lievitazione: srotolare 2-3 rotoli di pasta sfoglia già pronta, tagliarla a listarelle, spalmare con il cioccolato cremoso e intrecciare come da ricetta. Spennellare con il tuorlo e cuocere in forno statico a 200°C per 15-20 minuti, finché non sarà dorata e gonfia.</w:t>
       </w:r>
     </w:p>
+    <w:p>
+      <w:pPr>
+        <w:pageBreakBefore/>
+        <w:spacing w:after="40"/>
+      </w:pPr>
+      <w:r>
+        <w:rPr>
+          <w:rFonts w:ascii="Calibri" w:cs="Calibri" w:eastAsia="Calibri" w:hAnsi="Calibri"/>
+          <w:b/>
+          <w:bCs/>
+          <w:color w:val="A6741F"/>
+          <w:sz w:val="19"/>
+          <w:szCs w:val="19"/>
+        </w:rPr>
+        <w:t xml:space="preserve">CAPITOLO 7</w:t>
+      </w:r>
+    </w:p>
+    <w:p>
+      <w:pPr>
+        <w:pStyle w:val="Heading1"/>
+        <w:spacing w:after="260"/>
+      </w:pPr>
+      <w:r>
+        <w:rPr>
+          <w:rFonts w:ascii="Georgia" w:cs="Georgia" w:eastAsia="Georgia" w:hAnsi="Georgia"/>
+          <w:b/>
+          <w:bCs/>
+          <w:color w:val="2E3820"/>
+          <w:sz w:val="44"/>
+          <w:szCs w:val="44"/>
+        </w:rPr>
+        <w:t xml:space="preserve">Carne rossa</w:t>
+      </w:r>
+    </w:p>
+    <w:p>
+      <w:pPr>
+        <w:pStyle w:val="Heading2"/>
+        <w:spacing w:after="140" w:before="320"/>
+      </w:pPr>
+      <w:r>
+        <w:rPr>
+          <w:rFonts w:ascii="Georgia" w:cs="Georgia" w:eastAsia="Georgia" w:hAnsi="Georgia"/>
+          <w:b/>
+          <w:bCs/>
+          <w:color w:val="2E3820"/>
+          <w:sz w:val="30"/>
+          <w:szCs w:val="30"/>
+        </w:rPr>
+        <w:t xml:space="preserve">1. Polpette al sugo</w:t>
+      </w:r>
+    </w:p>
+    <w:p>
+      <w:pPr>
+        <w:spacing w:after="140"/>
+      </w:pPr>
+      <w:r>
+        <w:rPr>
+          <w:rFonts w:ascii="Calibri" w:cs="Calibri" w:eastAsia="Calibri" w:hAnsi="Calibri"/>
+          <w:i/>
+          <w:iCs/>
+          <w:color w:val="6B6355"/>
+          <w:sz w:val="20"/>
+          <w:szCs w:val="20"/>
+        </w:rPr>
+        <w:t xml:space="preserve">⏱ 50 minuti    ·    👥 Ingredienti per 2 persone</w:t>
+      </w:r>
+    </w:p>
+    <w:p>
+      <w:pPr>
+        <w:spacing w:after="160" w:line="300"/>
+      </w:pPr>
+      <w:r>
+        <w:rPr>
+          <w:rFonts w:ascii="Calibri" w:cs="Calibri" w:eastAsia="Calibri" w:hAnsi="Calibri"/>
+          <w:i/>
+          <w:iCs/>
+          <w:color w:val="444036"/>
+          <w:sz w:val="22"/>
+          <w:szCs w:val="22"/>
+        </w:rPr>
+        <w:t xml:space="preserve">Un classico che non stanca mai: polpette morbide cotte direttamente nel sugo di pomodoro.</w:t>
+      </w:r>
+    </w:p>
+    <w:p>
+      <w:pPr>
+        <w:pStyle w:val="Heading3"/>
+        <w:spacing w:after="110" w:before="220"/>
+      </w:pPr>
+      <w:r>
+        <w:rPr>
+          <w:rFonts w:ascii="Georgia" w:cs="Georgia" w:eastAsia="Georgia" w:hAnsi="Georgia"/>
+          <w:b/>
+          <w:bCs/>
+          <w:color w:val="A6741F"/>
+          <w:sz w:val="24"/>
+          <w:szCs w:val="24"/>
+        </w:rPr>
+        <w:t xml:space="preserve">Ingredienti</w:t>
+      </w:r>
+    </w:p>
+    <w:p>
+      <w:pPr>
+        <w:pStyle w:val="ListParagraph"/>
+        <w:numPr>
+          <w:ilvl w:val="0"/>
+          <w:numId w:val="2"/>
+        </w:numPr>
+        <w:spacing w:after="70"/>
+      </w:pPr>
+      <w:r>
+        <w:rPr>
+          <w:rFonts w:ascii="Calibri" w:cs="Calibri" w:eastAsia="Calibri" w:hAnsi="Calibri"/>
+          <w:color w:val="231F1A"/>
+          <w:sz w:val="22"/>
+          <w:szCs w:val="22"/>
+        </w:rPr>
+        <w:t xml:space="preserve">300 g di carne macinata</w:t>
+      </w:r>
+    </w:p>
+    <w:p>
+      <w:pPr>
+        <w:pStyle w:val="ListParagraph"/>
+        <w:numPr>
+          <w:ilvl w:val="0"/>
+          <w:numId w:val="2"/>
+        </w:numPr>
+        <w:spacing w:after="70"/>
+      </w:pPr>
+      <w:r>
+        <w:rPr>
+          <w:rFonts w:ascii="Calibri" w:cs="Calibri" w:eastAsia="Calibri" w:hAnsi="Calibri"/>
+          <w:color w:val="231F1A"/>
+          <w:sz w:val="22"/>
+          <w:szCs w:val="22"/>
+        </w:rPr>
+        <w:t xml:space="preserve">40 g di pane raffermo</w:t>
+      </w:r>
+    </w:p>
+    <w:p>
+      <w:pPr>
+        <w:pStyle w:val="ListParagraph"/>
+        <w:numPr>
+          <w:ilvl w:val="0"/>
+          <w:numId w:val="2"/>
+        </w:numPr>
+        <w:spacing w:after="70"/>
+      </w:pPr>
+      <w:r>
+        <w:rPr>
+          <w:rFonts w:ascii="Calibri" w:cs="Calibri" w:eastAsia="Calibri" w:hAnsi="Calibri"/>
+          <w:color w:val="231F1A"/>
+          <w:sz w:val="22"/>
+          <w:szCs w:val="22"/>
+        </w:rPr>
+        <w:t xml:space="preserve">50 ml di latte</w:t>
+      </w:r>
+    </w:p>
+    <w:p>
+      <w:pPr>
+        <w:pStyle w:val="ListParagraph"/>
+        <w:numPr>
+          <w:ilvl w:val="0"/>
+          <w:numId w:val="2"/>
+        </w:numPr>
+        <w:spacing w:after="70"/>
+      </w:pPr>
+      <w:r>
+        <w:rPr>
+          <w:rFonts w:ascii="Calibri" w:cs="Calibri" w:eastAsia="Calibri" w:hAnsi="Calibri"/>
+          <w:color w:val="231F1A"/>
+          <w:sz w:val="22"/>
+          <w:szCs w:val="22"/>
+        </w:rPr>
+        <w:t xml:space="preserve">1 uovo</w:t>
+      </w:r>
+    </w:p>
+    <w:p>
+      <w:pPr>
+        <w:pStyle w:val="ListParagraph"/>
+        <w:numPr>
+          <w:ilvl w:val="0"/>
+          <w:numId w:val="2"/>
+        </w:numPr>
+        <w:spacing w:after="70"/>
+      </w:pPr>
+      <w:r>
+        <w:rPr>
+          <w:rFonts w:ascii="Calibri" w:cs="Calibri" w:eastAsia="Calibri" w:hAnsi="Calibri"/>
+          <w:color w:val="231F1A"/>
+          <w:sz w:val="22"/>
+          <w:szCs w:val="22"/>
+        </w:rPr>
+        <w:t xml:space="preserve">40 g di parmigiano grattugiato</w:t>
+      </w:r>
+    </w:p>
+    <w:p>
+      <w:pPr>
+        <w:pStyle w:val="ListParagraph"/>
+        <w:numPr>
+          <w:ilvl w:val="0"/>
+          <w:numId w:val="2"/>
+        </w:numPr>
+        <w:spacing w:after="70"/>
+      </w:pPr>
+      <w:r>
+        <w:rPr>
+          <w:rFonts w:ascii="Calibri" w:cs="Calibri" w:eastAsia="Calibri" w:hAnsi="Calibri"/>
+          <w:color w:val="231F1A"/>
+          <w:sz w:val="22"/>
+          <w:szCs w:val="22"/>
+        </w:rPr>
+        <w:t xml:space="preserve">prezzemolo tritato</w:t>
+      </w:r>
+    </w:p>
+    <w:p>
+      <w:pPr>
+        <w:pStyle w:val="ListParagraph"/>
+        <w:numPr>
+          <w:ilvl w:val="0"/>
+          <w:numId w:val="2"/>
+        </w:numPr>
+        <w:spacing w:after="70"/>
+      </w:pPr>
+      <w:r>
+        <w:rPr>
+          <w:rFonts w:ascii="Calibri" w:cs="Calibri" w:eastAsia="Calibri" w:hAnsi="Calibri"/>
+          <w:color w:val="231F1A"/>
+          <w:sz w:val="22"/>
+          <w:szCs w:val="22"/>
+        </w:rPr>
+        <w:t xml:space="preserve">sale q.b.</w:t>
+      </w:r>
+    </w:p>
+    <w:p>
+      <w:pPr>
+        <w:pStyle w:val="ListParagraph"/>
+        <w:numPr>
+          <w:ilvl w:val="0"/>
+          <w:numId w:val="2"/>
+        </w:numPr>
+        <w:spacing w:after="70"/>
+      </w:pPr>
+      <w:r>
+        <w:rPr>
+          <w:rFonts w:ascii="Calibri" w:cs="Calibri" w:eastAsia="Calibri" w:hAnsi="Calibri"/>
+          <w:color w:val="231F1A"/>
+          <w:sz w:val="22"/>
+          <w:szCs w:val="22"/>
+        </w:rPr>
+        <w:t xml:space="preserve">400 g di passata di pomodoro</w:t>
+      </w:r>
+    </w:p>
+    <w:p>
+      <w:pPr>
+        <w:pStyle w:val="ListParagraph"/>
+        <w:numPr>
+          <w:ilvl w:val="0"/>
+          <w:numId w:val="2"/>
+        </w:numPr>
+        <w:spacing w:after="70"/>
+      </w:pPr>
+      <w:r>
+        <w:rPr>
+          <w:rFonts w:ascii="Calibri" w:cs="Calibri" w:eastAsia="Calibri" w:hAnsi="Calibri"/>
+          <w:color w:val="231F1A"/>
+          <w:sz w:val="22"/>
+          <w:szCs w:val="22"/>
+        </w:rPr>
+        <w:t xml:space="preserve">½ cipolla</w:t>
+      </w:r>
+    </w:p>
+    <w:p>
+      <w:pPr>
+        <w:pStyle w:val="ListParagraph"/>
+        <w:numPr>
+          <w:ilvl w:val="0"/>
+          <w:numId w:val="2"/>
+        </w:numPr>
+        <w:spacing w:after="70"/>
+      </w:pPr>
+      <w:r>
+        <w:rPr>
+          <w:rFonts w:ascii="Calibri" w:cs="Calibri" w:eastAsia="Calibri" w:hAnsi="Calibri"/>
+          <w:color w:val="231F1A"/>
+          <w:sz w:val="22"/>
+          <w:szCs w:val="22"/>
+        </w:rPr>
+        <w:t xml:space="preserve">2 cucchiai di olio extravergine d'oliva</w:t>
+      </w:r>
+    </w:p>
+    <w:p>
+      <w:pPr>
+        <w:pStyle w:val="Heading3"/>
+        <w:spacing w:after="110" w:before="220"/>
+      </w:pPr>
+      <w:r>
+        <w:rPr>
+          <w:rFonts w:ascii="Georgia" w:cs="Georgia" w:eastAsia="Georgia" w:hAnsi="Georgia"/>
+          <w:b/>
+          <w:bCs/>
+          <w:color w:val="A6741F"/>
+          <w:sz w:val="24"/>
+          <w:szCs w:val="24"/>
+        </w:rPr>
+        <w:t xml:space="preserve">Preparazione</w:t>
+      </w:r>
+    </w:p>
+    <w:p>
+      <w:pPr>
+        <w:spacing w:after="130" w:line="300"/>
+        <w:ind w:left="460" w:hanging="460"/>
+      </w:pPr>
+      <w:r>
+        <w:rPr>
+          <w:rFonts w:ascii="Calibri" w:cs="Calibri" w:eastAsia="Calibri" w:hAnsi="Calibri"/>
+          <w:b/>
+          <w:bCs/>
+          <w:color w:val="A6741F"/>
+          <w:sz w:val="22"/>
+          <w:szCs w:val="22"/>
+        </w:rPr>
+        <w:t xml:space="preserve">1.  </w:t>
+      </w:r>
+      <w:r>
+        <w:rPr>
+          <w:rFonts w:ascii="Calibri" w:cs="Calibri" w:eastAsia="Calibri" w:hAnsi="Calibri"/>
+          <w:color w:val="231F1A"/>
+          <w:sz w:val="22"/>
+          <w:szCs w:val="22"/>
+        </w:rPr>
+        <w:t xml:space="preserve">Ammollare il pane nel latte per 10 minuti, poi strizzarlo bene.</w:t>
+      </w:r>
+    </w:p>
+    <w:p>
+      <w:pPr>
+        <w:spacing w:after="130" w:line="300"/>
+        <w:ind w:left="460" w:hanging="460"/>
+      </w:pPr>
+      <w:r>
+        <w:rPr>
+          <w:rFonts w:ascii="Calibri" w:cs="Calibri" w:eastAsia="Calibri" w:hAnsi="Calibri"/>
+          <w:b/>
+          <w:bCs/>
+          <w:color w:val="A6741F"/>
+          <w:sz w:val="22"/>
+          <w:szCs w:val="22"/>
+        </w:rPr>
+        <w:t xml:space="preserve">2.  </w:t>
+      </w:r>
+      <w:r>
+        <w:rPr>
+          <w:rFonts w:ascii="Calibri" w:cs="Calibri" w:eastAsia="Calibri" w:hAnsi="Calibri"/>
+          <w:color w:val="231F1A"/>
+          <w:sz w:val="22"/>
+          <w:szCs w:val="22"/>
+        </w:rPr>
+        <w:t xml:space="preserve">Impastare la carne con il pane, l'uovo, il parmigiano, il prezzemolo e il sale. Formare 20-24 polpette piccole.</w:t>
+      </w:r>
+    </w:p>
+    <w:p>
+      <w:pPr>
+        <w:spacing w:after="130" w:line="300"/>
+        <w:ind w:left="460" w:hanging="460"/>
+      </w:pPr>
+      <w:r>
+        <w:rPr>
+          <w:rFonts w:ascii="Calibri" w:cs="Calibri" w:eastAsia="Calibri" w:hAnsi="Calibri"/>
+          <w:b/>
+          <w:bCs/>
+          <w:color w:val="A6741F"/>
+          <w:sz w:val="22"/>
+          <w:szCs w:val="22"/>
+        </w:rPr>
+        <w:t xml:space="preserve">3.  </w:t>
+      </w:r>
+      <w:r>
+        <w:rPr>
+          <w:rFonts w:ascii="Calibri" w:cs="Calibri" w:eastAsia="Calibri" w:hAnsi="Calibri"/>
+          <w:color w:val="231F1A"/>
+          <w:sz w:val="22"/>
+          <w:szCs w:val="22"/>
+        </w:rPr>
+        <w:t xml:space="preserve">Soffriggere la cipolla tritata nell'olio per 5 minuti, poi aggiungere la passata e portare a bollore.</w:t>
+      </w:r>
+    </w:p>
+    <w:p>
+      <w:pPr>
+        <w:spacing w:after="130" w:line="300"/>
+        <w:ind w:left="460" w:hanging="460"/>
+      </w:pPr>
+      <w:r>
+        <w:rPr>
+          <w:rFonts w:ascii="Calibri" w:cs="Calibri" w:eastAsia="Calibri" w:hAnsi="Calibri"/>
+          <w:b/>
+          <w:bCs/>
+          <w:color w:val="A6741F"/>
+          <w:sz w:val="22"/>
+          <w:szCs w:val="22"/>
+        </w:rPr>
+        <w:t xml:space="preserve">4.  </w:t>
+      </w:r>
+      <w:r>
+        <w:rPr>
+          <w:rFonts w:ascii="Calibri" w:cs="Calibri" w:eastAsia="Calibri" w:hAnsi="Calibri"/>
+          <w:color w:val="231F1A"/>
+          <w:sz w:val="22"/>
+          <w:szCs w:val="22"/>
+        </w:rPr>
+        <w:t xml:space="preserve">Immergere le polpette nel sugo e cuocere con il coperchio per 20-25 minuti, girandole a metà cottura.</w:t>
+      </w:r>
+    </w:p>
+    <w:p>
+      <w:pPr>
+        <w:pStyle w:val="Heading2"/>
+        <w:spacing w:after="140" w:before="320"/>
+      </w:pPr>
+      <w:r>
+        <w:rPr>
+          <w:rFonts w:ascii="Georgia" w:cs="Georgia" w:eastAsia="Georgia" w:hAnsi="Georgia"/>
+          <w:b/>
+          <w:bCs/>
+          <w:color w:val="2E3820"/>
+          <w:sz w:val="30"/>
+          <w:szCs w:val="30"/>
+        </w:rPr>
+        <w:t xml:space="preserve">2. Hamburger fatti in casa</w:t>
+      </w:r>
+    </w:p>
+    <w:p>
+      <w:pPr>
+        <w:spacing w:after="140"/>
+      </w:pPr>
+      <w:r>
+        <w:rPr>
+          <w:rFonts w:ascii="Calibri" w:cs="Calibri" w:eastAsia="Calibri" w:hAnsi="Calibri"/>
+          <w:i/>
+          <w:iCs/>
+          <w:color w:val="6B6355"/>
+          <w:sz w:val="20"/>
+          <w:szCs w:val="20"/>
+        </w:rPr>
+        <w:t xml:space="preserve">⏱ 20 minuti    ·    👥 Ingredienti per 2 persone</w:t>
+      </w:r>
+    </w:p>
+    <w:p>
+      <w:pPr>
+        <w:spacing w:after="160" w:line="300"/>
+      </w:pPr>
+      <w:r>
+        <w:rPr>
+          <w:rFonts w:ascii="Calibri" w:cs="Calibri" w:eastAsia="Calibri" w:hAnsi="Calibri"/>
+          <w:i/>
+          <w:iCs/>
+          <w:color w:val="444036"/>
+          <w:sz w:val="22"/>
+          <w:szCs w:val="22"/>
+        </w:rPr>
+        <w:t xml:space="preserve">Il gusto di un vero hamburger fatto in casa, pronto in meno di venti minuti.</w:t>
+      </w:r>
+    </w:p>
+    <w:p>
+      <w:pPr>
+        <w:pStyle w:val="Heading3"/>
+        <w:spacing w:after="110" w:before="220"/>
+      </w:pPr>
+      <w:r>
+        <w:rPr>
+          <w:rFonts w:ascii="Georgia" w:cs="Georgia" w:eastAsia="Georgia" w:hAnsi="Georgia"/>
+          <w:b/>
+          <w:bCs/>
+          <w:color w:val="A6741F"/>
+          <w:sz w:val="24"/>
+          <w:szCs w:val="24"/>
+        </w:rPr>
+        <w:t xml:space="preserve">Ingredienti</w:t>
+      </w:r>
+    </w:p>
+    <w:p>
+      <w:pPr>
+        <w:pStyle w:val="ListParagraph"/>
+        <w:numPr>
+          <w:ilvl w:val="0"/>
+          <w:numId w:val="2"/>
+        </w:numPr>
+        <w:spacing w:after="70"/>
+      </w:pPr>
+      <w:r>
+        <w:rPr>
+          <w:rFonts w:ascii="Calibri" w:cs="Calibri" w:eastAsia="Calibri" w:hAnsi="Calibri"/>
+          <w:color w:val="231F1A"/>
+          <w:sz w:val="22"/>
+          <w:szCs w:val="22"/>
+        </w:rPr>
+        <w:t xml:space="preserve">300 g di carne macinata</w:t>
+      </w:r>
+    </w:p>
+    <w:p>
+      <w:pPr>
+        <w:pStyle w:val="ListParagraph"/>
+        <w:numPr>
+          <w:ilvl w:val="0"/>
+          <w:numId w:val="2"/>
+        </w:numPr>
+        <w:spacing w:after="70"/>
+      </w:pPr>
+      <w:r>
+        <w:rPr>
+          <w:rFonts w:ascii="Calibri" w:cs="Calibri" w:eastAsia="Calibri" w:hAnsi="Calibri"/>
+          <w:color w:val="231F1A"/>
+          <w:sz w:val="22"/>
+          <w:szCs w:val="22"/>
+        </w:rPr>
+        <w:t xml:space="preserve">sale e pepe</w:t>
+      </w:r>
+    </w:p>
+    <w:p>
+      <w:pPr>
+        <w:pStyle w:val="ListParagraph"/>
+        <w:numPr>
+          <w:ilvl w:val="0"/>
+          <w:numId w:val="2"/>
+        </w:numPr>
+        <w:spacing w:after="70"/>
+      </w:pPr>
+      <w:r>
+        <w:rPr>
+          <w:rFonts w:ascii="Calibri" w:cs="Calibri" w:eastAsia="Calibri" w:hAnsi="Calibri"/>
+          <w:color w:val="231F1A"/>
+          <w:sz w:val="22"/>
+          <w:szCs w:val="22"/>
+        </w:rPr>
+        <w:t xml:space="preserve">2 panini da hamburger</w:t>
+      </w:r>
+    </w:p>
+    <w:p>
+      <w:pPr>
+        <w:pStyle w:val="ListParagraph"/>
+        <w:numPr>
+          <w:ilvl w:val="0"/>
+          <w:numId w:val="2"/>
+        </w:numPr>
+        <w:spacing w:after="70"/>
+      </w:pPr>
+      <w:r>
+        <w:rPr>
+          <w:rFonts w:ascii="Calibri" w:cs="Calibri" w:eastAsia="Calibri" w:hAnsi="Calibri"/>
+          <w:color w:val="231F1A"/>
+          <w:sz w:val="22"/>
+          <w:szCs w:val="22"/>
+        </w:rPr>
+        <w:t xml:space="preserve">2 fette di formaggio</w:t>
+      </w:r>
+    </w:p>
+    <w:p>
+      <w:pPr>
+        <w:pStyle w:val="ListParagraph"/>
+        <w:numPr>
+          <w:ilvl w:val="0"/>
+          <w:numId w:val="2"/>
+        </w:numPr>
+        <w:spacing w:after="70"/>
+      </w:pPr>
+      <w:r>
+        <w:rPr>
+          <w:rFonts w:ascii="Calibri" w:cs="Calibri" w:eastAsia="Calibri" w:hAnsi="Calibri"/>
+          <w:color w:val="231F1A"/>
+          <w:sz w:val="22"/>
+          <w:szCs w:val="22"/>
+        </w:rPr>
+        <w:t xml:space="preserve">insalata e pomodoro</w:t>
+      </w:r>
+    </w:p>
+    <w:p>
+      <w:pPr>
+        <w:pStyle w:val="Heading3"/>
+        <w:spacing w:after="110" w:before="220"/>
+      </w:pPr>
+      <w:r>
+        <w:rPr>
+          <w:rFonts w:ascii="Georgia" w:cs="Georgia" w:eastAsia="Georgia" w:hAnsi="Georgia"/>
+          <w:b/>
+          <w:bCs/>
+          <w:color w:val="A6741F"/>
+          <w:sz w:val="24"/>
+          <w:szCs w:val="24"/>
+        </w:rPr>
+        <w:t xml:space="preserve">Preparazione</w:t>
+      </w:r>
+    </w:p>
+    <w:p>
+      <w:pPr>
+        <w:spacing w:after="130" w:line="300"/>
+        <w:ind w:left="460" w:hanging="460"/>
+      </w:pPr>
+      <w:r>
+        <w:rPr>
+          <w:rFonts w:ascii="Calibri" w:cs="Calibri" w:eastAsia="Calibri" w:hAnsi="Calibri"/>
+          <w:b/>
+          <w:bCs/>
+          <w:color w:val="A6741F"/>
+          <w:sz w:val="22"/>
+          <w:szCs w:val="22"/>
+        </w:rPr>
+        <w:t xml:space="preserve">1.  </w:t>
+      </w:r>
+      <w:r>
+        <w:rPr>
+          <w:rFonts w:ascii="Calibri" w:cs="Calibri" w:eastAsia="Calibri" w:hAnsi="Calibri"/>
+          <w:color w:val="231F1A"/>
+          <w:sz w:val="22"/>
+          <w:szCs w:val="22"/>
+        </w:rPr>
+        <w:t xml:space="preserve">Dividere la carne in 2 porzioni da 150 g e formare dei dischi spessi 2 cm, con un piccolo incavo al centro. Salare e pepare solo all'ultimo momento.</w:t>
+      </w:r>
+    </w:p>
+    <w:p>
+      <w:pPr>
+        <w:spacing w:after="130" w:line="300"/>
+        <w:ind w:left="460" w:hanging="460"/>
+      </w:pPr>
+      <w:r>
+        <w:rPr>
+          <w:rFonts w:ascii="Calibri" w:cs="Calibri" w:eastAsia="Calibri" w:hAnsi="Calibri"/>
+          <w:b/>
+          <w:bCs/>
+          <w:color w:val="A6741F"/>
+          <w:sz w:val="22"/>
+          <w:szCs w:val="22"/>
+        </w:rPr>
+        <w:t xml:space="preserve">2.  </w:t>
+      </w:r>
+      <w:r>
+        <w:rPr>
+          <w:rFonts w:ascii="Calibri" w:cs="Calibri" w:eastAsia="Calibri" w:hAnsi="Calibri"/>
+          <w:color w:val="231F1A"/>
+          <w:sz w:val="22"/>
+          <w:szCs w:val="22"/>
+        </w:rPr>
+        <w:t xml:space="preserve">Scaldare bene una padella e cuocere gli hamburger 4 minuti per lato.</w:t>
+      </w:r>
+    </w:p>
+    <w:p>
+      <w:pPr>
+        <w:spacing w:after="130" w:line="300"/>
+        <w:ind w:left="460" w:hanging="460"/>
+      </w:pPr>
+      <w:r>
+        <w:rPr>
+          <w:rFonts w:ascii="Calibri" w:cs="Calibri" w:eastAsia="Calibri" w:hAnsi="Calibri"/>
+          <w:b/>
+          <w:bCs/>
+          <w:color w:val="A6741F"/>
+          <w:sz w:val="22"/>
+          <w:szCs w:val="22"/>
+        </w:rPr>
+        <w:t xml:space="preserve">3.  </w:t>
+      </w:r>
+      <w:r>
+        <w:rPr>
+          <w:rFonts w:ascii="Calibri" w:cs="Calibri" w:eastAsia="Calibri" w:hAnsi="Calibri"/>
+          <w:color w:val="231F1A"/>
+          <w:sz w:val="22"/>
+          <w:szCs w:val="22"/>
+        </w:rPr>
+        <w:t xml:space="preserve">Aggiungere il formaggio sopra negli ultimi 1-2 minuti di cottura.</w:t>
+      </w:r>
+    </w:p>
+    <w:p>
+      <w:pPr>
+        <w:spacing w:after="130" w:line="300"/>
+        <w:ind w:left="460" w:hanging="460"/>
+      </w:pPr>
+      <w:r>
+        <w:rPr>
+          <w:rFonts w:ascii="Calibri" w:cs="Calibri" w:eastAsia="Calibri" w:hAnsi="Calibri"/>
+          <w:b/>
+          <w:bCs/>
+          <w:color w:val="A6741F"/>
+          <w:sz w:val="22"/>
+          <w:szCs w:val="22"/>
+        </w:rPr>
+        <w:t xml:space="preserve">4.  </w:t>
+      </w:r>
+      <w:r>
+        <w:rPr>
+          <w:rFonts w:ascii="Calibri" w:cs="Calibri" w:eastAsia="Calibri" w:hAnsi="Calibri"/>
+          <w:color w:val="231F1A"/>
+          <w:sz w:val="22"/>
+          <w:szCs w:val="22"/>
+        </w:rPr>
+        <w:t xml:space="preserve">Tostare i panini per 1-2 minuti e comporre con insalata, pomodoro e hamburger.</w:t>
+      </w:r>
+    </w:p>
+    <w:p>
+      <w:pPr>
+        <w:pStyle w:val="Heading2"/>
+        <w:spacing w:after="140" w:before="320"/>
+      </w:pPr>
+      <w:r>
+        <w:rPr>
+          <w:rFonts w:ascii="Georgia" w:cs="Georgia" w:eastAsia="Georgia" w:hAnsi="Georgia"/>
+          <w:b/>
+          <w:bCs/>
+          <w:color w:val="2E3820"/>
+          <w:sz w:val="30"/>
+          <w:szCs w:val="30"/>
+        </w:rPr>
+        <w:t xml:space="preserve">3. Tacos</w:t>
+      </w:r>
+    </w:p>
+    <w:p>
+      <w:pPr>
+        <w:spacing w:after="140"/>
+      </w:pPr>
+      <w:r>
+        <w:rPr>
+          <w:rFonts w:ascii="Calibri" w:cs="Calibri" w:eastAsia="Calibri" w:hAnsi="Calibri"/>
+          <w:i/>
+          <w:iCs/>
+          <w:color w:val="6B6355"/>
+          <w:sz w:val="20"/>
+          <w:szCs w:val="20"/>
+        </w:rPr>
+        <w:t xml:space="preserve">⏱ 30 minuti    ·    👥 Ingredienti per 2 persone</w:t>
+      </w:r>
+    </w:p>
+    <w:p>
+      <w:pPr>
+        <w:spacing w:after="160" w:line="300"/>
+      </w:pPr>
+      <w:r>
+        <w:rPr>
+          <w:rFonts w:ascii="Calibri" w:cs="Calibri" w:eastAsia="Calibri" w:hAnsi="Calibri"/>
+          <w:i/>
+          <w:iCs/>
+          <w:color w:val="444036"/>
+          <w:sz w:val="22"/>
+          <w:szCs w:val="22"/>
+        </w:rPr>
+        <w:t xml:space="preserve">Una cena diversa dal solito, con carne speziata, fagioli e tutta la guarnizione che preferite.</w:t>
+      </w:r>
+    </w:p>
+    <w:p>
+      <w:pPr>
+        <w:pStyle w:val="Heading3"/>
+        <w:spacing w:after="110" w:before="220"/>
+      </w:pPr>
+      <w:r>
+        <w:rPr>
+          <w:rFonts w:ascii="Georgia" w:cs="Georgia" w:eastAsia="Georgia" w:hAnsi="Georgia"/>
+          <w:b/>
+          <w:bCs/>
+          <w:color w:val="A6741F"/>
+          <w:sz w:val="24"/>
+          <w:szCs w:val="24"/>
+        </w:rPr>
+        <w:t xml:space="preserve">Ingredienti</w:t>
+      </w:r>
+    </w:p>
+    <w:p>
+      <w:pPr>
+        <w:pStyle w:val="ListParagraph"/>
+        <w:numPr>
+          <w:ilvl w:val="0"/>
+          <w:numId w:val="2"/>
+        </w:numPr>
+        <w:spacing w:after="70"/>
+      </w:pPr>
+      <w:r>
+        <w:rPr>
+          <w:rFonts w:ascii="Calibri" w:cs="Calibri" w:eastAsia="Calibri" w:hAnsi="Calibri"/>
+          <w:color w:val="231F1A"/>
+          <w:sz w:val="22"/>
+          <w:szCs w:val="22"/>
+        </w:rPr>
+        <w:t xml:space="preserve">250 g di carne macinata</w:t>
+      </w:r>
+    </w:p>
+    <w:p>
+      <w:pPr>
+        <w:pStyle w:val="ListParagraph"/>
+        <w:numPr>
+          <w:ilvl w:val="0"/>
+          <w:numId w:val="2"/>
+        </w:numPr>
+        <w:spacing w:after="70"/>
+      </w:pPr>
+      <w:r>
+        <w:rPr>
+          <w:rFonts w:ascii="Calibri" w:cs="Calibri" w:eastAsia="Calibri" w:hAnsi="Calibri"/>
+          <w:color w:val="231F1A"/>
+          <w:sz w:val="22"/>
+          <w:szCs w:val="22"/>
+        </w:rPr>
+        <w:t xml:space="preserve">½ cipolla</w:t>
+      </w:r>
+    </w:p>
+    <w:p>
+      <w:pPr>
+        <w:pStyle w:val="ListParagraph"/>
+        <w:numPr>
+          <w:ilvl w:val="0"/>
+          <w:numId w:val="2"/>
+        </w:numPr>
+        <w:spacing w:after="70"/>
+      </w:pPr>
+      <w:r>
+        <w:rPr>
+          <w:rFonts w:ascii="Calibri" w:cs="Calibri" w:eastAsia="Calibri" w:hAnsi="Calibri"/>
+          <w:color w:val="231F1A"/>
+          <w:sz w:val="22"/>
+          <w:szCs w:val="22"/>
+        </w:rPr>
+        <w:t xml:space="preserve">1 spicchio d'aglio</w:t>
+      </w:r>
+    </w:p>
+    <w:p>
+      <w:pPr>
+        <w:pStyle w:val="ListParagraph"/>
+        <w:numPr>
+          <w:ilvl w:val="0"/>
+          <w:numId w:val="2"/>
+        </w:numPr>
+        <w:spacing w:after="70"/>
+      </w:pPr>
+      <w:r>
+        <w:rPr>
+          <w:rFonts w:ascii="Calibri" w:cs="Calibri" w:eastAsia="Calibri" w:hAnsi="Calibri"/>
+          <w:color w:val="231F1A"/>
+          <w:sz w:val="22"/>
+          <w:szCs w:val="22"/>
+        </w:rPr>
+        <w:t xml:space="preserve">1 cucchiaino di cumino</w:t>
+      </w:r>
+    </w:p>
+    <w:p>
+      <w:pPr>
+        <w:pStyle w:val="ListParagraph"/>
+        <w:numPr>
+          <w:ilvl w:val="0"/>
+          <w:numId w:val="2"/>
+        </w:numPr>
+        <w:spacing w:after="70"/>
+      </w:pPr>
+      <w:r>
+        <w:rPr>
+          <w:rFonts w:ascii="Calibri" w:cs="Calibri" w:eastAsia="Calibri" w:hAnsi="Calibri"/>
+          <w:color w:val="231F1A"/>
+          <w:sz w:val="22"/>
+          <w:szCs w:val="22"/>
+        </w:rPr>
+        <w:t xml:space="preserve">1 cucchiaino di paprika</w:t>
+      </w:r>
+    </w:p>
+    <w:p>
+      <w:pPr>
+        <w:pStyle w:val="ListParagraph"/>
+        <w:numPr>
+          <w:ilvl w:val="0"/>
+          <w:numId w:val="2"/>
+        </w:numPr>
+        <w:spacing w:after="70"/>
+      </w:pPr>
+      <w:r>
+        <w:rPr>
+          <w:rFonts w:ascii="Calibri" w:cs="Calibri" w:eastAsia="Calibri" w:hAnsi="Calibri"/>
+          <w:color w:val="231F1A"/>
+          <w:sz w:val="22"/>
+          <w:szCs w:val="22"/>
+        </w:rPr>
+        <w:t xml:space="preserve">peperoncino a piacere</w:t>
+      </w:r>
+    </w:p>
+    <w:p>
+      <w:pPr>
+        <w:pStyle w:val="ListParagraph"/>
+        <w:numPr>
+          <w:ilvl w:val="0"/>
+          <w:numId w:val="2"/>
+        </w:numPr>
+        <w:spacing w:after="70"/>
+      </w:pPr>
+      <w:r>
+        <w:rPr>
+          <w:rFonts w:ascii="Calibri" w:cs="Calibri" w:eastAsia="Calibri" w:hAnsi="Calibri"/>
+          <w:color w:val="231F1A"/>
+          <w:sz w:val="22"/>
+          <w:szCs w:val="22"/>
+        </w:rPr>
+        <w:t xml:space="preserve">150 g di fagioli cotti</w:t>
+      </w:r>
+    </w:p>
+    <w:p>
+      <w:pPr>
+        <w:pStyle w:val="ListParagraph"/>
+        <w:numPr>
+          <w:ilvl w:val="0"/>
+          <w:numId w:val="2"/>
+        </w:numPr>
+        <w:spacing w:after="70"/>
+      </w:pPr>
+      <w:r>
+        <w:rPr>
+          <w:rFonts w:ascii="Calibri" w:cs="Calibri" w:eastAsia="Calibri" w:hAnsi="Calibri"/>
+          <w:color w:val="231F1A"/>
+          <w:sz w:val="22"/>
+          <w:szCs w:val="22"/>
+        </w:rPr>
+        <w:t xml:space="preserve">100 g di passata di pomodoro</w:t>
+      </w:r>
+    </w:p>
+    <w:p>
+      <w:pPr>
+        <w:pStyle w:val="ListParagraph"/>
+        <w:numPr>
+          <w:ilvl w:val="0"/>
+          <w:numId w:val="2"/>
+        </w:numPr>
+        <w:spacing w:after="70"/>
+      </w:pPr>
+      <w:r>
+        <w:rPr>
+          <w:rFonts w:ascii="Calibri" w:cs="Calibri" w:eastAsia="Calibri" w:hAnsi="Calibri"/>
+          <w:color w:val="231F1A"/>
+          <w:sz w:val="22"/>
+          <w:szCs w:val="22"/>
+        </w:rPr>
+        <w:t xml:space="preserve">4 tortillas</w:t>
+      </w:r>
+    </w:p>
+    <w:p>
+      <w:pPr>
+        <w:pStyle w:val="ListParagraph"/>
+        <w:numPr>
+          <w:ilvl w:val="0"/>
+          <w:numId w:val="2"/>
+        </w:numPr>
+        <w:spacing w:after="70"/>
+      </w:pPr>
+      <w:r>
+        <w:rPr>
+          <w:rFonts w:ascii="Calibri" w:cs="Calibri" w:eastAsia="Calibri" w:hAnsi="Calibri"/>
+          <w:color w:val="231F1A"/>
+          <w:sz w:val="22"/>
+          <w:szCs w:val="22"/>
+        </w:rPr>
+        <w:t xml:space="preserve">60 g di formaggio grattugiato</w:t>
+      </w:r>
+    </w:p>
+    <w:p>
+      <w:pPr>
+        <w:pStyle w:val="ListParagraph"/>
+        <w:numPr>
+          <w:ilvl w:val="0"/>
+          <w:numId w:val="2"/>
+        </w:numPr>
+        <w:spacing w:after="70"/>
+      </w:pPr>
+      <w:r>
+        <w:rPr>
+          <w:rFonts w:ascii="Calibri" w:cs="Calibri" w:eastAsia="Calibri" w:hAnsi="Calibri"/>
+          <w:color w:val="231F1A"/>
+          <w:sz w:val="22"/>
+          <w:szCs w:val="22"/>
+        </w:rPr>
+        <w:t xml:space="preserve">insalata e yogurt o salsa a piacere</w:t>
+      </w:r>
+    </w:p>
+    <w:p>
+      <w:pPr>
+        <w:pStyle w:val="Heading3"/>
+        <w:spacing w:after="110" w:before="220"/>
+      </w:pPr>
+      <w:r>
+        <w:rPr>
+          <w:rFonts w:ascii="Georgia" w:cs="Georgia" w:eastAsia="Georgia" w:hAnsi="Georgia"/>
+          <w:b/>
+          <w:bCs/>
+          <w:color w:val="A6741F"/>
+          <w:sz w:val="24"/>
+          <w:szCs w:val="24"/>
+        </w:rPr>
+        <w:t xml:space="preserve">Preparazione</w:t>
+      </w:r>
+    </w:p>
+    <w:p>
+      <w:pPr>
+        <w:spacing w:after="130" w:line="300"/>
+        <w:ind w:left="460" w:hanging="460"/>
+      </w:pPr>
+      <w:r>
+        <w:rPr>
+          <w:rFonts w:ascii="Calibri" w:cs="Calibri" w:eastAsia="Calibri" w:hAnsi="Calibri"/>
+          <w:b/>
+          <w:bCs/>
+          <w:color w:val="A6741F"/>
+          <w:sz w:val="22"/>
+          <w:szCs w:val="22"/>
+        </w:rPr>
+        <w:t xml:space="preserve">1.  </w:t>
+      </w:r>
+      <w:r>
+        <w:rPr>
+          <w:rFonts w:ascii="Calibri" w:cs="Calibri" w:eastAsia="Calibri" w:hAnsi="Calibri"/>
+          <w:color w:val="231F1A"/>
+          <w:sz w:val="22"/>
+          <w:szCs w:val="22"/>
+        </w:rPr>
+        <w:t xml:space="preserve">Soffriggere la cipolla e l'aglio tritati per 5 minuti.</w:t>
+      </w:r>
+    </w:p>
+    <w:p>
+      <w:pPr>
+        <w:spacing w:after="130" w:line="300"/>
+        <w:ind w:left="460" w:hanging="460"/>
+      </w:pPr>
+      <w:r>
+        <w:rPr>
+          <w:rFonts w:ascii="Calibri" w:cs="Calibri" w:eastAsia="Calibri" w:hAnsi="Calibri"/>
+          <w:b/>
+          <w:bCs/>
+          <w:color w:val="A6741F"/>
+          <w:sz w:val="22"/>
+          <w:szCs w:val="22"/>
+        </w:rPr>
+        <w:t xml:space="preserve">2.  </w:t>
+      </w:r>
+      <w:r>
+        <w:rPr>
+          <w:rFonts w:ascii="Calibri" w:cs="Calibri" w:eastAsia="Calibri" w:hAnsi="Calibri"/>
+          <w:color w:val="231F1A"/>
+          <w:sz w:val="22"/>
+          <w:szCs w:val="22"/>
+        </w:rPr>
+        <w:t xml:space="preserve">Aggiungere la carne e rosolarla per 8 minuti.</w:t>
+      </w:r>
+    </w:p>
+    <w:p>
+      <w:pPr>
+        <w:spacing w:after="130" w:line="300"/>
+        <w:ind w:left="460" w:hanging="460"/>
+      </w:pPr>
+      <w:r>
+        <w:rPr>
+          <w:rFonts w:ascii="Calibri" w:cs="Calibri" w:eastAsia="Calibri" w:hAnsi="Calibri"/>
+          <w:b/>
+          <w:bCs/>
+          <w:color w:val="A6741F"/>
+          <w:sz w:val="22"/>
+          <w:szCs w:val="22"/>
+        </w:rPr>
+        <w:t xml:space="preserve">3.  </w:t>
+      </w:r>
+      <w:r>
+        <w:rPr>
+          <w:rFonts w:ascii="Calibri" w:cs="Calibri" w:eastAsia="Calibri" w:hAnsi="Calibri"/>
+          <w:color w:val="231F1A"/>
+          <w:sz w:val="22"/>
+          <w:szCs w:val="22"/>
+        </w:rPr>
+        <w:t xml:space="preserve">Unire le spezie, i fagioli e la passata. Cuocere 8-10 minuti finché il composto si addensa, poi salare.</w:t>
+      </w:r>
+    </w:p>
+    <w:p>
+      <w:pPr>
+        <w:spacing w:after="130" w:line="300"/>
+        <w:ind w:left="460" w:hanging="460"/>
+      </w:pPr>
+      <w:r>
+        <w:rPr>
+          <w:rFonts w:ascii="Calibri" w:cs="Calibri" w:eastAsia="Calibri" w:hAnsi="Calibri"/>
+          <w:b/>
+          <w:bCs/>
+          <w:color w:val="A6741F"/>
+          <w:sz w:val="22"/>
+          <w:szCs w:val="22"/>
+        </w:rPr>
+        <w:t xml:space="preserve">4.  </w:t>
+      </w:r>
+      <w:r>
+        <w:rPr>
+          <w:rFonts w:ascii="Calibri" w:cs="Calibri" w:eastAsia="Calibri" w:hAnsi="Calibri"/>
+          <w:color w:val="231F1A"/>
+          <w:sz w:val="22"/>
+          <w:szCs w:val="22"/>
+        </w:rPr>
+        <w:t xml:space="preserve">Scaldare le tortillas 30 secondi per lato.</w:t>
+      </w:r>
+    </w:p>
+    <w:p>
+      <w:pPr>
+        <w:spacing w:after="130" w:line="300"/>
+        <w:ind w:left="460" w:hanging="460"/>
+      </w:pPr>
+      <w:r>
+        <w:rPr>
+          <w:rFonts w:ascii="Calibri" w:cs="Calibri" w:eastAsia="Calibri" w:hAnsi="Calibri"/>
+          <w:b/>
+          <w:bCs/>
+          <w:color w:val="A6741F"/>
+          <w:sz w:val="22"/>
+          <w:szCs w:val="22"/>
+        </w:rPr>
+        <w:t xml:space="preserve">5.  </w:t>
+      </w:r>
+      <w:r>
+        <w:rPr>
+          <w:rFonts w:ascii="Calibri" w:cs="Calibri" w:eastAsia="Calibri" w:hAnsi="Calibri"/>
+          <w:color w:val="231F1A"/>
+          <w:sz w:val="22"/>
+          <w:szCs w:val="22"/>
+        </w:rPr>
+        <w:t xml:space="preserve">Farcire con la carne, il formaggio, l'insalata e la salsa scelta.</w:t>
+      </w:r>
+    </w:p>
+    <w:p>
+      <w:pPr>
+        <w:pStyle w:val="Heading2"/>
+        <w:spacing w:after="140" w:before="320"/>
+      </w:pPr>
+      <w:r>
+        <w:rPr>
+          <w:rFonts w:ascii="Georgia" w:cs="Georgia" w:eastAsia="Georgia" w:hAnsi="Georgia"/>
+          <w:b/>
+          <w:bCs/>
+          <w:color w:val="2E3820"/>
+          <w:sz w:val="30"/>
+          <w:szCs w:val="30"/>
+        </w:rPr>
+        <w:t xml:space="preserve">4. Zucchine ripiene</w:t>
+      </w:r>
+    </w:p>
+    <w:p>
+      <w:pPr>
+        <w:spacing w:after="140"/>
+      </w:pPr>
+      <w:r>
+        <w:rPr>
+          <w:rFonts w:ascii="Calibri" w:cs="Calibri" w:eastAsia="Calibri" w:hAnsi="Calibri"/>
+          <w:i/>
+          <w:iCs/>
+          <w:color w:val="6B6355"/>
+          <w:sz w:val="20"/>
+          <w:szCs w:val="20"/>
+        </w:rPr>
+        <w:t xml:space="preserve">⏱ 1 ora e 10 minuti    ·    👥 Ingredienti per 2 persone</w:t>
+      </w:r>
+    </w:p>
+    <w:p>
+      <w:pPr>
+        <w:spacing w:after="160" w:line="300"/>
+      </w:pPr>
+      <w:r>
+        <w:rPr>
+          <w:rFonts w:ascii="Calibri" w:cs="Calibri" w:eastAsia="Calibri" w:hAnsi="Calibri"/>
+          <w:i/>
+          <w:iCs/>
+          <w:color w:val="444036"/>
+          <w:sz w:val="22"/>
+          <w:szCs w:val="22"/>
+        </w:rPr>
+        <w:t xml:space="preserve">Un modo diverso di portare in tavola le zucchine, con un ripieno saporito di carne e parmigiano.</w:t>
+      </w:r>
+    </w:p>
+    <w:p>
+      <w:pPr>
+        <w:pStyle w:val="Heading3"/>
+        <w:spacing w:after="110" w:before="220"/>
+      </w:pPr>
+      <w:r>
+        <w:rPr>
+          <w:rFonts w:ascii="Georgia" w:cs="Georgia" w:eastAsia="Georgia" w:hAnsi="Georgia"/>
+          <w:b/>
+          <w:bCs/>
+          <w:color w:val="A6741F"/>
+          <w:sz w:val="24"/>
+          <w:szCs w:val="24"/>
+        </w:rPr>
+        <w:t xml:space="preserve">Ingredienti</w:t>
+      </w:r>
+    </w:p>
+    <w:p>
+      <w:pPr>
+        <w:pStyle w:val="ListParagraph"/>
+        <w:numPr>
+          <w:ilvl w:val="0"/>
+          <w:numId w:val="2"/>
+        </w:numPr>
+        <w:spacing w:after="70"/>
+      </w:pPr>
+      <w:r>
+        <w:rPr>
+          <w:rFonts w:ascii="Calibri" w:cs="Calibri" w:eastAsia="Calibri" w:hAnsi="Calibri"/>
+          <w:color w:val="231F1A"/>
+          <w:sz w:val="22"/>
+          <w:szCs w:val="22"/>
+        </w:rPr>
+        <w:t xml:space="preserve">4 zucchine medie</w:t>
+      </w:r>
+    </w:p>
+    <w:p>
+      <w:pPr>
+        <w:pStyle w:val="ListParagraph"/>
+        <w:numPr>
+          <w:ilvl w:val="0"/>
+          <w:numId w:val="2"/>
+        </w:numPr>
+        <w:spacing w:after="70"/>
+      </w:pPr>
+      <w:r>
+        <w:rPr>
+          <w:rFonts w:ascii="Calibri" w:cs="Calibri" w:eastAsia="Calibri" w:hAnsi="Calibri"/>
+          <w:color w:val="231F1A"/>
+          <w:sz w:val="22"/>
+          <w:szCs w:val="22"/>
+        </w:rPr>
+        <w:t xml:space="preserve">250 g di carne macinata</w:t>
+      </w:r>
+    </w:p>
+    <w:p>
+      <w:pPr>
+        <w:pStyle w:val="ListParagraph"/>
+        <w:numPr>
+          <w:ilvl w:val="0"/>
+          <w:numId w:val="2"/>
+        </w:numPr>
+        <w:spacing w:after="70"/>
+      </w:pPr>
+      <w:r>
+        <w:rPr>
+          <w:rFonts w:ascii="Calibri" w:cs="Calibri" w:eastAsia="Calibri" w:hAnsi="Calibri"/>
+          <w:color w:val="231F1A"/>
+          <w:sz w:val="22"/>
+          <w:szCs w:val="22"/>
+        </w:rPr>
+        <w:t xml:space="preserve">1 uovo</w:t>
+      </w:r>
+    </w:p>
+    <w:p>
+      <w:pPr>
+        <w:pStyle w:val="ListParagraph"/>
+        <w:numPr>
+          <w:ilvl w:val="0"/>
+          <w:numId w:val="2"/>
+        </w:numPr>
+        <w:spacing w:after="70"/>
+      </w:pPr>
+      <w:r>
+        <w:rPr>
+          <w:rFonts w:ascii="Calibri" w:cs="Calibri" w:eastAsia="Calibri" w:hAnsi="Calibri"/>
+          <w:color w:val="231F1A"/>
+          <w:sz w:val="22"/>
+          <w:szCs w:val="22"/>
+        </w:rPr>
+        <w:t xml:space="preserve">30 g di pangrattato</w:t>
+      </w:r>
+    </w:p>
+    <w:p>
+      <w:pPr>
+        <w:pStyle w:val="ListParagraph"/>
+        <w:numPr>
+          <w:ilvl w:val="0"/>
+          <w:numId w:val="2"/>
+        </w:numPr>
+        <w:spacing w:after="70"/>
+      </w:pPr>
+      <w:r>
+        <w:rPr>
+          <w:rFonts w:ascii="Calibri" w:cs="Calibri" w:eastAsia="Calibri" w:hAnsi="Calibri"/>
+          <w:color w:val="231F1A"/>
+          <w:sz w:val="22"/>
+          <w:szCs w:val="22"/>
+        </w:rPr>
+        <w:t xml:space="preserve">30 g di parmigiano grattugiato</w:t>
+      </w:r>
+    </w:p>
+    <w:p>
+      <w:pPr>
+        <w:pStyle w:val="ListParagraph"/>
+        <w:numPr>
+          <w:ilvl w:val="0"/>
+          <w:numId w:val="2"/>
+        </w:numPr>
+        <w:spacing w:after="70"/>
+      </w:pPr>
+      <w:r>
+        <w:rPr>
+          <w:rFonts w:ascii="Calibri" w:cs="Calibri" w:eastAsia="Calibri" w:hAnsi="Calibri"/>
+          <w:color w:val="231F1A"/>
+          <w:sz w:val="22"/>
+          <w:szCs w:val="22"/>
+        </w:rPr>
+        <w:t xml:space="preserve">1 spicchio d'aglio</w:t>
+      </w:r>
+    </w:p>
+    <w:p>
+      <w:pPr>
+        <w:pStyle w:val="ListParagraph"/>
+        <w:numPr>
+          <w:ilvl w:val="0"/>
+          <w:numId w:val="2"/>
+        </w:numPr>
+        <w:spacing w:after="70"/>
+      </w:pPr>
+      <w:r>
+        <w:rPr>
+          <w:rFonts w:ascii="Calibri" w:cs="Calibri" w:eastAsia="Calibri" w:hAnsi="Calibri"/>
+          <w:color w:val="231F1A"/>
+          <w:sz w:val="22"/>
+          <w:szCs w:val="22"/>
+        </w:rPr>
+        <w:t xml:space="preserve">sale q.b.</w:t>
+      </w:r>
+    </w:p>
+    <w:p>
+      <w:pPr>
+        <w:pStyle w:val="ListParagraph"/>
+        <w:numPr>
+          <w:ilvl w:val="0"/>
+          <w:numId w:val="2"/>
+        </w:numPr>
+        <w:spacing w:after="70"/>
+      </w:pPr>
+      <w:r>
+        <w:rPr>
+          <w:rFonts w:ascii="Calibri" w:cs="Calibri" w:eastAsia="Calibri" w:hAnsi="Calibri"/>
+          <w:color w:val="231F1A"/>
+          <w:sz w:val="22"/>
+          <w:szCs w:val="22"/>
+        </w:rPr>
+        <w:t xml:space="preserve">olio extravergine d'oliva</w:t>
+      </w:r>
+    </w:p>
+    <w:p>
+      <w:pPr>
+        <w:pStyle w:val="Heading3"/>
+        <w:spacing w:after="110" w:before="220"/>
+      </w:pPr>
+      <w:r>
+        <w:rPr>
+          <w:rFonts w:ascii="Georgia" w:cs="Georgia" w:eastAsia="Georgia" w:hAnsi="Georgia"/>
+          <w:b/>
+          <w:bCs/>
+          <w:color w:val="A6741F"/>
+          <w:sz w:val="24"/>
+          <w:szCs w:val="24"/>
+        </w:rPr>
+        <w:t xml:space="preserve">Preparazione</w:t>
+      </w:r>
+    </w:p>
+    <w:p>
+      <w:pPr>
+        <w:spacing w:after="130" w:line="300"/>
+        <w:ind w:left="460" w:hanging="460"/>
+      </w:pPr>
+      <w:r>
+        <w:rPr>
+          <w:rFonts w:ascii="Calibri" w:cs="Calibri" w:eastAsia="Calibri" w:hAnsi="Calibri"/>
+          <w:b/>
+          <w:bCs/>
+          <w:color w:val="A6741F"/>
+          <w:sz w:val="22"/>
+          <w:szCs w:val="22"/>
+        </w:rPr>
+        <w:t xml:space="preserve">1.  </w:t>
+      </w:r>
+      <w:r>
+        <w:rPr>
+          <w:rFonts w:ascii="Calibri" w:cs="Calibri" w:eastAsia="Calibri" w:hAnsi="Calibri"/>
+          <w:color w:val="231F1A"/>
+          <w:sz w:val="22"/>
+          <w:szCs w:val="22"/>
+        </w:rPr>
+        <w:t xml:space="preserve">Tagliare le zucchine a metà per il lungo, svuotarle con un cucchiaino e tritare finemente la polpa.</w:t>
+      </w:r>
+    </w:p>
+    <w:p>
+      <w:pPr>
+        <w:spacing w:after="130" w:line="300"/>
+        <w:ind w:left="460" w:hanging="460"/>
+      </w:pPr>
+      <w:r>
+        <w:rPr>
+          <w:rFonts w:ascii="Calibri" w:cs="Calibri" w:eastAsia="Calibri" w:hAnsi="Calibri"/>
+          <w:b/>
+          <w:bCs/>
+          <w:color w:val="A6741F"/>
+          <w:sz w:val="22"/>
+          <w:szCs w:val="22"/>
+        </w:rPr>
+        <w:t xml:space="preserve">2.  </w:t>
+      </w:r>
+      <w:r>
+        <w:rPr>
+          <w:rFonts w:ascii="Calibri" w:cs="Calibri" w:eastAsia="Calibri" w:hAnsi="Calibri"/>
+          <w:color w:val="231F1A"/>
+          <w:sz w:val="22"/>
+          <w:szCs w:val="22"/>
+        </w:rPr>
+        <w:t xml:space="preserve">Impastare la carne con la polpa tritata, l'uovo, il pangrattato, il parmigiano, l'aglio e il sale.</w:t>
+      </w:r>
+    </w:p>
+    <w:p>
+      <w:pPr>
+        <w:spacing w:after="130" w:line="300"/>
+        <w:ind w:left="460" w:hanging="460"/>
+      </w:pPr>
+      <w:r>
+        <w:rPr>
+          <w:rFonts w:ascii="Calibri" w:cs="Calibri" w:eastAsia="Calibri" w:hAnsi="Calibri"/>
+          <w:b/>
+          <w:bCs/>
+          <w:color w:val="A6741F"/>
+          <w:sz w:val="22"/>
+          <w:szCs w:val="22"/>
+        </w:rPr>
+        <w:t xml:space="preserve">3.  </w:t>
+      </w:r>
+      <w:r>
+        <w:rPr>
+          <w:rFonts w:ascii="Calibri" w:cs="Calibri" w:eastAsia="Calibri" w:hAnsi="Calibri"/>
+          <w:color w:val="231F1A"/>
+          <w:sz w:val="22"/>
+          <w:szCs w:val="22"/>
+        </w:rPr>
+        <w:t xml:space="preserve">Riempire le zucchine con il composto e disporle in una teglia con un filo d'olio.</w:t>
+      </w:r>
+    </w:p>
+    <w:p>
+      <w:pPr>
+        <w:spacing w:after="130" w:line="300"/>
+        <w:ind w:left="460" w:hanging="460"/>
+      </w:pPr>
+      <w:r>
+        <w:rPr>
+          <w:rFonts w:ascii="Calibri" w:cs="Calibri" w:eastAsia="Calibri" w:hAnsi="Calibri"/>
+          <w:b/>
+          <w:bCs/>
+          <w:color w:val="A6741F"/>
+          <w:sz w:val="22"/>
+          <w:szCs w:val="22"/>
+        </w:rPr>
+        <w:t xml:space="preserve">4.  </w:t>
+      </w:r>
+      <w:r>
+        <w:rPr>
+          <w:rFonts w:ascii="Calibri" w:cs="Calibri" w:eastAsia="Calibri" w:hAnsi="Calibri"/>
+          <w:color w:val="231F1A"/>
+          <w:sz w:val="22"/>
+          <w:szCs w:val="22"/>
+        </w:rPr>
+        <w:t xml:space="preserve">Cuocere in forno statico a 190°C per 35-40 minuti, coprendo con alluminio se si scuriscono troppo in superficie.</w:t>
+      </w:r>
+    </w:p>
+    <w:p>
+      <w:pPr>
+        <w:pStyle w:val="Heading2"/>
+        <w:spacing w:after="140" w:before="320"/>
+      </w:pPr>
+      <w:r>
+        <w:rPr>
+          <w:rFonts w:ascii="Georgia" w:cs="Georgia" w:eastAsia="Georgia" w:hAnsi="Georgia"/>
+          <w:b/>
+          <w:bCs/>
+          <w:color w:val="2E3820"/>
+          <w:sz w:val="30"/>
+          <w:szCs w:val="30"/>
+        </w:rPr>
+        <w:t xml:space="preserve">5. Polpettone al forno</w:t>
+      </w:r>
+    </w:p>
+    <w:p>
+      <w:pPr>
+        <w:spacing w:after="140"/>
+      </w:pPr>
+      <w:r>
+        <w:rPr>
+          <w:rFonts w:ascii="Calibri" w:cs="Calibri" w:eastAsia="Calibri" w:hAnsi="Calibri"/>
+          <w:i/>
+          <w:iCs/>
+          <w:color w:val="6B6355"/>
+          <w:sz w:val="20"/>
+          <w:szCs w:val="20"/>
+        </w:rPr>
+        <w:t xml:space="preserve">⏱ 1 ora e 15 minuti    ·    👥 Ingredienti per 2 persone (con avanzi per un panino)</w:t>
+      </w:r>
+    </w:p>
+    <w:p>
+      <w:pPr>
+        <w:spacing w:after="160" w:line="300"/>
+      </w:pPr>
+      <w:r>
+        <w:rPr>
+          <w:rFonts w:ascii="Calibri" w:cs="Calibri" w:eastAsia="Calibri" w:hAnsi="Calibri"/>
+          <w:i/>
+          <w:iCs/>
+          <w:color w:val="444036"/>
+          <w:sz w:val="22"/>
+          <w:szCs w:val="22"/>
+        </w:rPr>
+        <w:t xml:space="preserve">Un secondo sostanzioso, ottimo caldo appena sfornato e altrettanto buono freddo, magari in un panino il giorno dopo.</w:t>
+      </w:r>
+    </w:p>
+    <w:p>
+      <w:pPr>
+        <w:pStyle w:val="Heading3"/>
+        <w:spacing w:after="110" w:before="220"/>
+      </w:pPr>
+      <w:r>
+        <w:rPr>
+          <w:rFonts w:ascii="Georgia" w:cs="Georgia" w:eastAsia="Georgia" w:hAnsi="Georgia"/>
+          <w:b/>
+          <w:bCs/>
+          <w:color w:val="A6741F"/>
+          <w:sz w:val="24"/>
+          <w:szCs w:val="24"/>
+        </w:rPr>
+        <w:t xml:space="preserve">Ingredienti</w:t>
+      </w:r>
+    </w:p>
+    <w:p>
+      <w:pPr>
+        <w:pStyle w:val="ListParagraph"/>
+        <w:numPr>
+          <w:ilvl w:val="0"/>
+          <w:numId w:val="2"/>
+        </w:numPr>
+        <w:spacing w:after="70"/>
+      </w:pPr>
+      <w:r>
+        <w:rPr>
+          <w:rFonts w:ascii="Calibri" w:cs="Calibri" w:eastAsia="Calibri" w:hAnsi="Calibri"/>
+          <w:color w:val="231F1A"/>
+          <w:sz w:val="22"/>
+          <w:szCs w:val="22"/>
+        </w:rPr>
+        <w:t xml:space="preserve">400 g di carne macinata</w:t>
+      </w:r>
+    </w:p>
+    <w:p>
+      <w:pPr>
+        <w:pStyle w:val="ListParagraph"/>
+        <w:numPr>
+          <w:ilvl w:val="0"/>
+          <w:numId w:val="2"/>
+        </w:numPr>
+        <w:spacing w:after="70"/>
+      </w:pPr>
+      <w:r>
+        <w:rPr>
+          <w:rFonts w:ascii="Calibri" w:cs="Calibri" w:eastAsia="Calibri" w:hAnsi="Calibri"/>
+          <w:color w:val="231F1A"/>
+          <w:sz w:val="22"/>
+          <w:szCs w:val="22"/>
+        </w:rPr>
+        <w:t xml:space="preserve">60 g di pane raffermo ammollato nel latte</w:t>
+      </w:r>
+    </w:p>
+    <w:p>
+      <w:pPr>
+        <w:pStyle w:val="ListParagraph"/>
+        <w:numPr>
+          <w:ilvl w:val="0"/>
+          <w:numId w:val="2"/>
+        </w:numPr>
+        <w:spacing w:after="70"/>
+      </w:pPr>
+      <w:r>
+        <w:rPr>
+          <w:rFonts w:ascii="Calibri" w:cs="Calibri" w:eastAsia="Calibri" w:hAnsi="Calibri"/>
+          <w:color w:val="231F1A"/>
+          <w:sz w:val="22"/>
+          <w:szCs w:val="22"/>
+        </w:rPr>
+        <w:t xml:space="preserve">1 uovo</w:t>
+      </w:r>
+    </w:p>
+    <w:p>
+      <w:pPr>
+        <w:pStyle w:val="ListParagraph"/>
+        <w:numPr>
+          <w:ilvl w:val="0"/>
+          <w:numId w:val="2"/>
+        </w:numPr>
+        <w:spacing w:after="70"/>
+      </w:pPr>
+      <w:r>
+        <w:rPr>
+          <w:rFonts w:ascii="Calibri" w:cs="Calibri" w:eastAsia="Calibri" w:hAnsi="Calibri"/>
+          <w:color w:val="231F1A"/>
+          <w:sz w:val="22"/>
+          <w:szCs w:val="22"/>
+        </w:rPr>
+        <w:t xml:space="preserve">50 g di parmigiano grattugiato</w:t>
+      </w:r>
+    </w:p>
+    <w:p>
+      <w:pPr>
+        <w:pStyle w:val="ListParagraph"/>
+        <w:numPr>
+          <w:ilvl w:val="0"/>
+          <w:numId w:val="2"/>
+        </w:numPr>
+        <w:spacing w:after="70"/>
+      </w:pPr>
+      <w:r>
+        <w:rPr>
+          <w:rFonts w:ascii="Calibri" w:cs="Calibri" w:eastAsia="Calibri" w:hAnsi="Calibri"/>
+          <w:color w:val="231F1A"/>
+          <w:sz w:val="22"/>
+          <w:szCs w:val="22"/>
+        </w:rPr>
+        <w:t xml:space="preserve">prezzemolo tritato</w:t>
+      </w:r>
+    </w:p>
+    <w:p>
+      <w:pPr>
+        <w:pStyle w:val="ListParagraph"/>
+        <w:numPr>
+          <w:ilvl w:val="0"/>
+          <w:numId w:val="2"/>
+        </w:numPr>
+        <w:spacing w:after="70"/>
+      </w:pPr>
+      <w:r>
+        <w:rPr>
+          <w:rFonts w:ascii="Calibri" w:cs="Calibri" w:eastAsia="Calibri" w:hAnsi="Calibri"/>
+          <w:color w:val="231F1A"/>
+          <w:sz w:val="22"/>
+          <w:szCs w:val="22"/>
+        </w:rPr>
+        <w:t xml:space="preserve">1 spicchio d'aglio</w:t>
+      </w:r>
+    </w:p>
+    <w:p>
+      <w:pPr>
+        <w:pStyle w:val="ListParagraph"/>
+        <w:numPr>
+          <w:ilvl w:val="0"/>
+          <w:numId w:val="2"/>
+        </w:numPr>
+        <w:spacing w:after="70"/>
+      </w:pPr>
+      <w:r>
+        <w:rPr>
+          <w:rFonts w:ascii="Calibri" w:cs="Calibri" w:eastAsia="Calibri" w:hAnsi="Calibri"/>
+          <w:color w:val="231F1A"/>
+          <w:sz w:val="22"/>
+          <w:szCs w:val="22"/>
+        </w:rPr>
+        <w:t xml:space="preserve">sale e pepe</w:t>
+      </w:r>
+    </w:p>
+    <w:p>
+      <w:pPr>
+        <w:pStyle w:val="ListParagraph"/>
+        <w:numPr>
+          <w:ilvl w:val="0"/>
+          <w:numId w:val="2"/>
+        </w:numPr>
+        <w:spacing w:after="70"/>
+      </w:pPr>
+      <w:r>
+        <w:rPr>
+          <w:rFonts w:ascii="Calibri" w:cs="Calibri" w:eastAsia="Calibri" w:hAnsi="Calibri"/>
+          <w:color w:val="231F1A"/>
+          <w:sz w:val="22"/>
+          <w:szCs w:val="22"/>
+        </w:rPr>
+        <w:t xml:space="preserve">pangrattato per rotolare</w:t>
+      </w:r>
+    </w:p>
+    <w:p>
+      <w:pPr>
+        <w:pStyle w:val="ListParagraph"/>
+        <w:numPr>
+          <w:ilvl w:val="0"/>
+          <w:numId w:val="2"/>
+        </w:numPr>
+        <w:spacing w:after="70"/>
+      </w:pPr>
+      <w:r>
+        <w:rPr>
+          <w:rFonts w:ascii="Calibri" w:cs="Calibri" w:eastAsia="Calibri" w:hAnsi="Calibri"/>
+          <w:color w:val="231F1A"/>
+          <w:sz w:val="22"/>
+          <w:szCs w:val="22"/>
+        </w:rPr>
+        <w:t xml:space="preserve">2 cucchiai di olio extravergine d'oliva</w:t>
+      </w:r>
+    </w:p>
+    <w:p>
+      <w:pPr>
+        <w:pStyle w:val="Heading3"/>
+        <w:spacing w:after="110" w:before="220"/>
+      </w:pPr>
+      <w:r>
+        <w:rPr>
+          <w:rFonts w:ascii="Georgia" w:cs="Georgia" w:eastAsia="Georgia" w:hAnsi="Georgia"/>
+          <w:b/>
+          <w:bCs/>
+          <w:color w:val="A6741F"/>
+          <w:sz w:val="24"/>
+          <w:szCs w:val="24"/>
+        </w:rPr>
+        <w:t xml:space="preserve">Preparazione</w:t>
+      </w:r>
+    </w:p>
+    <w:p>
+      <w:pPr>
+        <w:spacing w:after="130" w:line="300"/>
+        <w:ind w:left="460" w:hanging="460"/>
+      </w:pPr>
+      <w:r>
+        <w:rPr>
+          <w:rFonts w:ascii="Calibri" w:cs="Calibri" w:eastAsia="Calibri" w:hAnsi="Calibri"/>
+          <w:b/>
+          <w:bCs/>
+          <w:color w:val="A6741F"/>
+          <w:sz w:val="22"/>
+          <w:szCs w:val="22"/>
+        </w:rPr>
+        <w:t xml:space="preserve">1.  </w:t>
+      </w:r>
+      <w:r>
+        <w:rPr>
+          <w:rFonts w:ascii="Calibri" w:cs="Calibri" w:eastAsia="Calibri" w:hAnsi="Calibri"/>
+          <w:color w:val="231F1A"/>
+          <w:sz w:val="22"/>
+          <w:szCs w:val="22"/>
+        </w:rPr>
+        <w:t xml:space="preserve">Impastare la carne con il pane raffermo strizzato, l'uovo, il parmigiano, il prezzemolo, l'aglio, il sale e il pepe.</w:t>
+      </w:r>
+    </w:p>
+    <w:p>
+      <w:pPr>
+        <w:spacing w:after="130" w:line="300"/>
+        <w:ind w:left="460" w:hanging="460"/>
+      </w:pPr>
+      <w:r>
+        <w:rPr>
+          <w:rFonts w:ascii="Calibri" w:cs="Calibri" w:eastAsia="Calibri" w:hAnsi="Calibri"/>
+          <w:b/>
+          <w:bCs/>
+          <w:color w:val="A6741F"/>
+          <w:sz w:val="22"/>
+          <w:szCs w:val="22"/>
+        </w:rPr>
+        <w:t xml:space="preserve">2.  </w:t>
+      </w:r>
+      <w:r>
+        <w:rPr>
+          <w:rFonts w:ascii="Calibri" w:cs="Calibri" w:eastAsia="Calibri" w:hAnsi="Calibri"/>
+          <w:color w:val="231F1A"/>
+          <w:sz w:val="22"/>
+          <w:szCs w:val="22"/>
+        </w:rPr>
+        <w:t xml:space="preserve">Dare al composto la forma di un salsicciotto e rotolarlo nel pangrattato.</w:t>
+      </w:r>
+    </w:p>
+    <w:p>
+      <w:pPr>
+        <w:spacing w:after="130" w:line="300"/>
+        <w:ind w:left="460" w:hanging="460"/>
+      </w:pPr>
+      <w:r>
+        <w:rPr>
+          <w:rFonts w:ascii="Calibri" w:cs="Calibri" w:eastAsia="Calibri" w:hAnsi="Calibri"/>
+          <w:b/>
+          <w:bCs/>
+          <w:color w:val="A6741F"/>
+          <w:sz w:val="22"/>
+          <w:szCs w:val="22"/>
+        </w:rPr>
+        <w:t xml:space="preserve">3.  </w:t>
+      </w:r>
+      <w:r>
+        <w:rPr>
+          <w:rFonts w:ascii="Calibri" w:cs="Calibri" w:eastAsia="Calibri" w:hAnsi="Calibri"/>
+          <w:color w:val="231F1A"/>
+          <w:sz w:val="22"/>
+          <w:szCs w:val="22"/>
+        </w:rPr>
+        <w:t xml:space="preserve">Disporlo in una teglia unta e condirlo con un filo d'olio.</w:t>
+      </w:r>
+    </w:p>
+    <w:p>
+      <w:pPr>
+        <w:spacing w:after="130" w:line="300"/>
+        <w:ind w:left="460" w:hanging="460"/>
+      </w:pPr>
+      <w:r>
+        <w:rPr>
+          <w:rFonts w:ascii="Calibri" w:cs="Calibri" w:eastAsia="Calibri" w:hAnsi="Calibri"/>
+          <w:b/>
+          <w:bCs/>
+          <w:color w:val="A6741F"/>
+          <w:sz w:val="22"/>
+          <w:szCs w:val="22"/>
+        </w:rPr>
+        <w:t xml:space="preserve">4.  </w:t>
+      </w:r>
+      <w:r>
+        <w:rPr>
+          <w:rFonts w:ascii="Calibri" w:cs="Calibri" w:eastAsia="Calibri" w:hAnsi="Calibri"/>
+          <w:color w:val="231F1A"/>
+          <w:sz w:val="22"/>
+          <w:szCs w:val="22"/>
+        </w:rPr>
+        <w:t xml:space="preserve">Cuocere in forno statico a 180°C per 50-60 minuti, girandolo a metà cottura.</w:t>
+      </w:r>
+    </w:p>
+    <w:p>
+      <w:pPr>
+        <w:spacing w:after="130" w:line="300"/>
+        <w:ind w:left="460" w:hanging="460"/>
+      </w:pPr>
+      <w:r>
+        <w:rPr>
+          <w:rFonts w:ascii="Calibri" w:cs="Calibri" w:eastAsia="Calibri" w:hAnsi="Calibri"/>
+          <w:b/>
+          <w:bCs/>
+          <w:color w:val="A6741F"/>
+          <w:sz w:val="22"/>
+          <w:szCs w:val="22"/>
+        </w:rPr>
+        <w:t xml:space="preserve">5.  </w:t>
+      </w:r>
+      <w:r>
+        <w:rPr>
+          <w:rFonts w:ascii="Calibri" w:cs="Calibri" w:eastAsia="Calibri" w:hAnsi="Calibri"/>
+          <w:color w:val="231F1A"/>
+          <w:sz w:val="22"/>
+          <w:szCs w:val="22"/>
+        </w:rPr>
+        <w:t xml:space="preserve">Lasciarlo riposare 10 minuti prima di affettarlo.</w:t>
+      </w:r>
+    </w:p>
+    <w:p>
+      <w:pPr>
+        <w:spacing w:after="60" w:before="140"/>
+      </w:pPr>
+      <w:r>
+        <w:rPr>
+          <w:rFonts w:ascii="Calibri" w:cs="Calibri" w:eastAsia="Calibri" w:hAnsi="Calibri"/>
+          <w:b/>
+          <w:bCs/>
+          <w:i/>
+          <w:iCs/>
+          <w:color w:val="2E3820"/>
+          <w:sz w:val="21"/>
+          <w:szCs w:val="21"/>
+        </w:rPr>
+        <w:t xml:space="preserve">Nota</w:t>
+      </w:r>
+    </w:p>
+    <w:p>
+      <w:pPr>
+        <w:spacing w:after="80" w:line="280"/>
+      </w:pPr>
+      <w:r>
+        <w:rPr>
+          <w:rFonts w:ascii="Calibri" w:cs="Calibri" w:eastAsia="Calibri" w:hAnsi="Calibri"/>
+          <w:color w:val="333029"/>
+          <w:sz w:val="21"/>
+          <w:szCs w:val="21"/>
+        </w:rPr>
+        <w:t xml:space="preserve">Ottimo anche freddo il giorno dopo, affettato in un panino.</w:t>
+      </w:r>
+    </w:p>
     <w:sectPr>
       <w:footerReference w:type="default" r:id="rId7"/>
       <w:pgSz w:w="11906" w:h="16838" w:orient="portrait"/>

--- a/ricettario.docx
+++ b/ricettario.docx
@@ -27837,6 +27837,2051 @@
         <w:t xml:space="preserve">Cuocere in forno statico a 180°C per 45 minuti, finché la superficie non sarà dorata.</w:t>
       </w:r>
     </w:p>
+    <w:p>
+      <w:pPr>
+        <w:pageBreakBefore/>
+        <w:spacing w:after="40"/>
+      </w:pPr>
+      <w:r>
+        <w:rPr>
+          <w:rFonts w:ascii="Calibri" w:cs="Calibri" w:eastAsia="Calibri" w:hAnsi="Calibri"/>
+          <w:b/>
+          <w:bCs/>
+          <w:color w:val="A6741F"/>
+          <w:sz w:val="19"/>
+          <w:szCs w:val="19"/>
+        </w:rPr>
+        <w:t xml:space="preserve">CAPITOLO 8</w:t>
+      </w:r>
+    </w:p>
+    <w:p>
+      <w:pPr>
+        <w:pStyle w:val="Heading1"/>
+        <w:spacing w:after="260"/>
+      </w:pPr>
+      <w:r>
+        <w:rPr>
+          <w:rFonts w:ascii="Georgia" w:cs="Georgia" w:eastAsia="Georgia" w:hAnsi="Georgia"/>
+          <w:b/>
+          <w:bCs/>
+          <w:color w:val="2E3820"/>
+          <w:sz w:val="44"/>
+          <w:szCs w:val="44"/>
+        </w:rPr>
+        <w:t xml:space="preserve">Contorni</w:t>
+      </w:r>
+    </w:p>
+    <w:p>
+      <w:pPr>
+        <w:pStyle w:val="Heading2"/>
+        <w:spacing w:after="140" w:before="320"/>
+      </w:pPr>
+      <w:r>
+        <w:rPr>
+          <w:rFonts w:ascii="Georgia" w:cs="Georgia" w:eastAsia="Georgia" w:hAnsi="Georgia"/>
+          <w:b/>
+          <w:bCs/>
+          <w:color w:val="2E3820"/>
+          <w:sz w:val="30"/>
+          <w:szCs w:val="30"/>
+        </w:rPr>
+        <w:t xml:space="preserve">1. Carote glassate</w:t>
+      </w:r>
+    </w:p>
+    <w:p>
+      <w:pPr>
+        <w:spacing w:after="140"/>
+      </w:pPr>
+      <w:r>
+        <w:rPr>
+          <w:rFonts w:ascii="Calibri" w:cs="Calibri" w:eastAsia="Calibri" w:hAnsi="Calibri"/>
+          <w:i/>
+          <w:iCs/>
+          <w:color w:val="6B6355"/>
+          <w:sz w:val="20"/>
+          <w:szCs w:val="20"/>
+        </w:rPr>
+        <w:t xml:space="preserve">⏱ 20 minuti    ·    👥 Ingredienti per 2 persone</w:t>
+      </w:r>
+    </w:p>
+    <w:p>
+      <w:pPr>
+        <w:spacing w:after="160" w:line="300"/>
+      </w:pPr>
+      <w:r>
+        <w:rPr>
+          <w:rFonts w:ascii="Calibri" w:cs="Calibri" w:eastAsia="Calibri" w:hAnsi="Calibri"/>
+          <w:i/>
+          <w:iCs/>
+          <w:color w:val="444036"/>
+          <w:sz w:val="22"/>
+          <w:szCs w:val="22"/>
+        </w:rPr>
+        <w:t xml:space="preserve">Un contorno colorato e leggermente dolce, che si accompagna bene sia alla carne sia al pesce.</w:t>
+      </w:r>
+    </w:p>
+    <w:p>
+      <w:pPr>
+        <w:pStyle w:val="Heading3"/>
+        <w:spacing w:after="110" w:before="220"/>
+      </w:pPr>
+      <w:r>
+        <w:rPr>
+          <w:rFonts w:ascii="Georgia" w:cs="Georgia" w:eastAsia="Georgia" w:hAnsi="Georgia"/>
+          <w:b/>
+          <w:bCs/>
+          <w:color w:val="A6741F"/>
+          <w:sz w:val="24"/>
+          <w:szCs w:val="24"/>
+        </w:rPr>
+        <w:t xml:space="preserve">Ingredienti</w:t>
+      </w:r>
+    </w:p>
+    <w:p>
+      <w:pPr>
+        <w:pStyle w:val="ListParagraph"/>
+        <w:numPr>
+          <w:ilvl w:val="0"/>
+          <w:numId w:val="2"/>
+        </w:numPr>
+        <w:spacing w:after="70"/>
+      </w:pPr>
+      <w:r>
+        <w:rPr>
+          <w:rFonts w:ascii="Calibri" w:cs="Calibri" w:eastAsia="Calibri" w:hAnsi="Calibri"/>
+          <w:color w:val="231F1A"/>
+          <w:sz w:val="22"/>
+          <w:szCs w:val="22"/>
+        </w:rPr>
+        <w:t xml:space="preserve">4 carote</w:t>
+      </w:r>
+    </w:p>
+    <w:p>
+      <w:pPr>
+        <w:pStyle w:val="ListParagraph"/>
+        <w:numPr>
+          <w:ilvl w:val="0"/>
+          <w:numId w:val="2"/>
+        </w:numPr>
+        <w:spacing w:after="70"/>
+      </w:pPr>
+      <w:r>
+        <w:rPr>
+          <w:rFonts w:ascii="Calibri" w:cs="Calibri" w:eastAsia="Calibri" w:hAnsi="Calibri"/>
+          <w:color w:val="231F1A"/>
+          <w:sz w:val="22"/>
+          <w:szCs w:val="22"/>
+        </w:rPr>
+        <w:t xml:space="preserve">1 noce di burro</w:t>
+      </w:r>
+    </w:p>
+    <w:p>
+      <w:pPr>
+        <w:pStyle w:val="ListParagraph"/>
+        <w:numPr>
+          <w:ilvl w:val="0"/>
+          <w:numId w:val="2"/>
+        </w:numPr>
+        <w:spacing w:after="70"/>
+      </w:pPr>
+      <w:r>
+        <w:rPr>
+          <w:rFonts w:ascii="Calibri" w:cs="Calibri" w:eastAsia="Calibri" w:hAnsi="Calibri"/>
+          <w:color w:val="231F1A"/>
+          <w:sz w:val="22"/>
+          <w:szCs w:val="22"/>
+        </w:rPr>
+        <w:t xml:space="preserve">1 cucchiaino di zucchero</w:t>
+      </w:r>
+    </w:p>
+    <w:p>
+      <w:pPr>
+        <w:pStyle w:val="ListParagraph"/>
+        <w:numPr>
+          <w:ilvl w:val="0"/>
+          <w:numId w:val="2"/>
+        </w:numPr>
+        <w:spacing w:after="70"/>
+      </w:pPr>
+      <w:r>
+        <w:rPr>
+          <w:rFonts w:ascii="Calibri" w:cs="Calibri" w:eastAsia="Calibri" w:hAnsi="Calibri"/>
+          <w:color w:val="231F1A"/>
+          <w:sz w:val="22"/>
+          <w:szCs w:val="22"/>
+        </w:rPr>
+        <w:t xml:space="preserve">sale q.b.</w:t>
+      </w:r>
+    </w:p>
+    <w:p>
+      <w:pPr>
+        <w:pStyle w:val="ListParagraph"/>
+        <w:numPr>
+          <w:ilvl w:val="0"/>
+          <w:numId w:val="2"/>
+        </w:numPr>
+        <w:spacing w:after="70"/>
+      </w:pPr>
+      <w:r>
+        <w:rPr>
+          <w:rFonts w:ascii="Calibri" w:cs="Calibri" w:eastAsia="Calibri" w:hAnsi="Calibri"/>
+          <w:color w:val="231F1A"/>
+          <w:sz w:val="22"/>
+          <w:szCs w:val="22"/>
+        </w:rPr>
+        <w:t xml:space="preserve">prezzemolo tritato (facoltativo)</w:t>
+      </w:r>
+    </w:p>
+    <w:p>
+      <w:pPr>
+        <w:pStyle w:val="Heading3"/>
+        <w:spacing w:after="110" w:before="220"/>
+      </w:pPr>
+      <w:r>
+        <w:rPr>
+          <w:rFonts w:ascii="Georgia" w:cs="Georgia" w:eastAsia="Georgia" w:hAnsi="Georgia"/>
+          <w:b/>
+          <w:bCs/>
+          <w:color w:val="A6741F"/>
+          <w:sz w:val="24"/>
+          <w:szCs w:val="24"/>
+        </w:rPr>
+        <w:t xml:space="preserve">Preparazione</w:t>
+      </w:r>
+    </w:p>
+    <w:p>
+      <w:pPr>
+        <w:spacing w:after="130" w:line="300"/>
+        <w:ind w:left="460" w:hanging="460"/>
+      </w:pPr>
+      <w:r>
+        <w:rPr>
+          <w:rFonts w:ascii="Calibri" w:cs="Calibri" w:eastAsia="Calibri" w:hAnsi="Calibri"/>
+          <w:b/>
+          <w:bCs/>
+          <w:color w:val="A6741F"/>
+          <w:sz w:val="22"/>
+          <w:szCs w:val="22"/>
+        </w:rPr>
+        <w:t xml:space="preserve">1.  </w:t>
+      </w:r>
+      <w:r>
+        <w:rPr>
+          <w:rFonts w:ascii="Calibri" w:cs="Calibri" w:eastAsia="Calibri" w:hAnsi="Calibri"/>
+          <w:color w:val="231F1A"/>
+          <w:sz w:val="22"/>
+          <w:szCs w:val="22"/>
+        </w:rPr>
+        <w:t xml:space="preserve">Pelare le carote e tagliarle a rondelle o bastoncini.</w:t>
+      </w:r>
+    </w:p>
+    <w:p>
+      <w:pPr>
+        <w:spacing w:after="130" w:line="300"/>
+        <w:ind w:left="460" w:hanging="460"/>
+      </w:pPr>
+      <w:r>
+        <w:rPr>
+          <w:rFonts w:ascii="Calibri" w:cs="Calibri" w:eastAsia="Calibri" w:hAnsi="Calibri"/>
+          <w:b/>
+          <w:bCs/>
+          <w:color w:val="A6741F"/>
+          <w:sz w:val="22"/>
+          <w:szCs w:val="22"/>
+        </w:rPr>
+        <w:t xml:space="preserve">2.  </w:t>
+      </w:r>
+      <w:r>
+        <w:rPr>
+          <w:rFonts w:ascii="Calibri" w:cs="Calibri" w:eastAsia="Calibri" w:hAnsi="Calibri"/>
+          <w:color w:val="231F1A"/>
+          <w:sz w:val="22"/>
+          <w:szCs w:val="22"/>
+        </w:rPr>
+        <w:t xml:space="preserve">Cuocerle in un pentolino con acqua che le copra a filo, il burro, lo zucchero e un pizzico di sale.</w:t>
+      </w:r>
+    </w:p>
+    <w:p>
+      <w:pPr>
+        <w:spacing w:after="130" w:line="300"/>
+        <w:ind w:left="460" w:hanging="460"/>
+      </w:pPr>
+      <w:r>
+        <w:rPr>
+          <w:rFonts w:ascii="Calibri" w:cs="Calibri" w:eastAsia="Calibri" w:hAnsi="Calibri"/>
+          <w:b/>
+          <w:bCs/>
+          <w:color w:val="A6741F"/>
+          <w:sz w:val="22"/>
+          <w:szCs w:val="22"/>
+        </w:rPr>
+        <w:t xml:space="preserve">3.  </w:t>
+      </w:r>
+      <w:r>
+        <w:rPr>
+          <w:rFonts w:ascii="Calibri" w:cs="Calibri" w:eastAsia="Calibri" w:hAnsi="Calibri"/>
+          <w:color w:val="231F1A"/>
+          <w:sz w:val="22"/>
+          <w:szCs w:val="22"/>
+        </w:rPr>
+        <w:t xml:space="preserve">Cuocere a fuoco medio finché l'acqua non sarà quasi del tutto evaporata e le carote risulteranno morbide e lucide.</w:t>
+      </w:r>
+    </w:p>
+    <w:p>
+      <w:pPr>
+        <w:spacing w:after="130" w:line="300"/>
+        <w:ind w:left="460" w:hanging="460"/>
+      </w:pPr>
+      <w:r>
+        <w:rPr>
+          <w:rFonts w:ascii="Calibri" w:cs="Calibri" w:eastAsia="Calibri" w:hAnsi="Calibri"/>
+          <w:b/>
+          <w:bCs/>
+          <w:color w:val="A6741F"/>
+          <w:sz w:val="22"/>
+          <w:szCs w:val="22"/>
+        </w:rPr>
+        <w:t xml:space="preserve">4.  </w:t>
+      </w:r>
+      <w:r>
+        <w:rPr>
+          <w:rFonts w:ascii="Calibri" w:cs="Calibri" w:eastAsia="Calibri" w:hAnsi="Calibri"/>
+          <w:color w:val="231F1A"/>
+          <w:sz w:val="22"/>
+          <w:szCs w:val="22"/>
+        </w:rPr>
+        <w:t xml:space="preserve">Completare con prezzemolo tritato, se piace, e servire.</w:t>
+      </w:r>
+    </w:p>
+    <w:p>
+      <w:pPr>
+        <w:pStyle w:val="Heading2"/>
+        <w:spacing w:after="140" w:before="320"/>
+      </w:pPr>
+      <w:r>
+        <w:rPr>
+          <w:rFonts w:ascii="Georgia" w:cs="Georgia" w:eastAsia="Georgia" w:hAnsi="Georgia"/>
+          <w:b/>
+          <w:bCs/>
+          <w:color w:val="2E3820"/>
+          <w:sz w:val="30"/>
+          <w:szCs w:val="30"/>
+        </w:rPr>
+        <w:t xml:space="preserve">2. Insalata mista di stagione</w:t>
+      </w:r>
+    </w:p>
+    <w:p>
+      <w:pPr>
+        <w:spacing w:after="140"/>
+      </w:pPr>
+      <w:r>
+        <w:rPr>
+          <w:rFonts w:ascii="Calibri" w:cs="Calibri" w:eastAsia="Calibri" w:hAnsi="Calibri"/>
+          <w:i/>
+          <w:iCs/>
+          <w:color w:val="6B6355"/>
+          <w:sz w:val="20"/>
+          <w:szCs w:val="20"/>
+        </w:rPr>
+        <w:t xml:space="preserve">⏱ 10 minuti    ·    👥 Ingredienti per 2 persone</w:t>
+      </w:r>
+    </w:p>
+    <w:p>
+      <w:pPr>
+        <w:spacing w:after="160" w:line="300"/>
+      </w:pPr>
+      <w:r>
+        <w:rPr>
+          <w:rFonts w:ascii="Calibri" w:cs="Calibri" w:eastAsia="Calibri" w:hAnsi="Calibri"/>
+          <w:i/>
+          <w:iCs/>
+          <w:color w:val="444036"/>
+          <w:sz w:val="22"/>
+          <w:szCs w:val="22"/>
+        </w:rPr>
+        <w:t xml:space="preserve">Il contorno più semplice di tutti, da adattare con quello che si ha in frigo.</w:t>
+      </w:r>
+    </w:p>
+    <w:p>
+      <w:pPr>
+        <w:pStyle w:val="Heading3"/>
+        <w:spacing w:after="110" w:before="220"/>
+      </w:pPr>
+      <w:r>
+        <w:rPr>
+          <w:rFonts w:ascii="Georgia" w:cs="Georgia" w:eastAsia="Georgia" w:hAnsi="Georgia"/>
+          <w:b/>
+          <w:bCs/>
+          <w:color w:val="A6741F"/>
+          <w:sz w:val="24"/>
+          <w:szCs w:val="24"/>
+        </w:rPr>
+        <w:t xml:space="preserve">Ingredienti</w:t>
+      </w:r>
+    </w:p>
+    <w:p>
+      <w:pPr>
+        <w:pStyle w:val="ListParagraph"/>
+        <w:numPr>
+          <w:ilvl w:val="0"/>
+          <w:numId w:val="2"/>
+        </w:numPr>
+        <w:spacing w:after="70"/>
+      </w:pPr>
+      <w:r>
+        <w:rPr>
+          <w:rFonts w:ascii="Calibri" w:cs="Calibri" w:eastAsia="Calibri" w:hAnsi="Calibri"/>
+          <w:color w:val="231F1A"/>
+          <w:sz w:val="22"/>
+          <w:szCs w:val="22"/>
+        </w:rPr>
+        <w:t xml:space="preserve">insalata a foglia verde</w:t>
+      </w:r>
+    </w:p>
+    <w:p>
+      <w:pPr>
+        <w:pStyle w:val="ListParagraph"/>
+        <w:numPr>
+          <w:ilvl w:val="0"/>
+          <w:numId w:val="2"/>
+        </w:numPr>
+        <w:spacing w:after="70"/>
+      </w:pPr>
+      <w:r>
+        <w:rPr>
+          <w:rFonts w:ascii="Calibri" w:cs="Calibri" w:eastAsia="Calibri" w:hAnsi="Calibri"/>
+          <w:color w:val="231F1A"/>
+          <w:sz w:val="22"/>
+          <w:szCs w:val="22"/>
+        </w:rPr>
+        <w:t xml:space="preserve">1 pomodoro</w:t>
+      </w:r>
+    </w:p>
+    <w:p>
+      <w:pPr>
+        <w:pStyle w:val="ListParagraph"/>
+        <w:numPr>
+          <w:ilvl w:val="0"/>
+          <w:numId w:val="2"/>
+        </w:numPr>
+        <w:spacing w:after="70"/>
+      </w:pPr>
+      <w:r>
+        <w:rPr>
+          <w:rFonts w:ascii="Calibri" w:cs="Calibri" w:eastAsia="Calibri" w:hAnsi="Calibri"/>
+          <w:color w:val="231F1A"/>
+          <w:sz w:val="22"/>
+          <w:szCs w:val="22"/>
+        </w:rPr>
+        <w:t xml:space="preserve">1/2 carota</w:t>
+      </w:r>
+    </w:p>
+    <w:p>
+      <w:pPr>
+        <w:pStyle w:val="ListParagraph"/>
+        <w:numPr>
+          <w:ilvl w:val="0"/>
+          <w:numId w:val="2"/>
+        </w:numPr>
+        <w:spacing w:after="70"/>
+      </w:pPr>
+      <w:r>
+        <w:rPr>
+          <w:rFonts w:ascii="Calibri" w:cs="Calibri" w:eastAsia="Calibri" w:hAnsi="Calibri"/>
+          <w:color w:val="231F1A"/>
+          <w:sz w:val="22"/>
+          <w:szCs w:val="22"/>
+        </w:rPr>
+        <w:t xml:space="preserve">olio extravergine d'oliva</w:t>
+      </w:r>
+    </w:p>
+    <w:p>
+      <w:pPr>
+        <w:pStyle w:val="ListParagraph"/>
+        <w:numPr>
+          <w:ilvl w:val="0"/>
+          <w:numId w:val="2"/>
+        </w:numPr>
+        <w:spacing w:after="70"/>
+      </w:pPr>
+      <w:r>
+        <w:rPr>
+          <w:rFonts w:ascii="Calibri" w:cs="Calibri" w:eastAsia="Calibri" w:hAnsi="Calibri"/>
+          <w:color w:val="231F1A"/>
+          <w:sz w:val="22"/>
+          <w:szCs w:val="22"/>
+        </w:rPr>
+        <w:t xml:space="preserve">aceto o limone</w:t>
+      </w:r>
+    </w:p>
+    <w:p>
+      <w:pPr>
+        <w:pStyle w:val="ListParagraph"/>
+        <w:numPr>
+          <w:ilvl w:val="0"/>
+          <w:numId w:val="2"/>
+        </w:numPr>
+        <w:spacing w:after="70"/>
+      </w:pPr>
+      <w:r>
+        <w:rPr>
+          <w:rFonts w:ascii="Calibri" w:cs="Calibri" w:eastAsia="Calibri" w:hAnsi="Calibri"/>
+          <w:color w:val="231F1A"/>
+          <w:sz w:val="22"/>
+          <w:szCs w:val="22"/>
+        </w:rPr>
+        <w:t xml:space="preserve">sale q.b.</w:t>
+      </w:r>
+    </w:p>
+    <w:p>
+      <w:pPr>
+        <w:pStyle w:val="Heading3"/>
+        <w:spacing w:after="110" w:before="220"/>
+      </w:pPr>
+      <w:r>
+        <w:rPr>
+          <w:rFonts w:ascii="Georgia" w:cs="Georgia" w:eastAsia="Georgia" w:hAnsi="Georgia"/>
+          <w:b/>
+          <w:bCs/>
+          <w:color w:val="A6741F"/>
+          <w:sz w:val="24"/>
+          <w:szCs w:val="24"/>
+        </w:rPr>
+        <w:t xml:space="preserve">Preparazione</w:t>
+      </w:r>
+    </w:p>
+    <w:p>
+      <w:pPr>
+        <w:spacing w:after="130" w:line="300"/>
+        <w:ind w:left="460" w:hanging="460"/>
+      </w:pPr>
+      <w:r>
+        <w:rPr>
+          <w:rFonts w:ascii="Calibri" w:cs="Calibri" w:eastAsia="Calibri" w:hAnsi="Calibri"/>
+          <w:b/>
+          <w:bCs/>
+          <w:color w:val="A6741F"/>
+          <w:sz w:val="22"/>
+          <w:szCs w:val="22"/>
+        </w:rPr>
+        <w:t xml:space="preserve">1.  </w:t>
+      </w:r>
+      <w:r>
+        <w:rPr>
+          <w:rFonts w:ascii="Calibri" w:cs="Calibri" w:eastAsia="Calibri" w:hAnsi="Calibri"/>
+          <w:color w:val="231F1A"/>
+          <w:sz w:val="22"/>
+          <w:szCs w:val="22"/>
+        </w:rPr>
+        <w:t xml:space="preserve">Lavare e asciugare bene l'insalata.</w:t>
+      </w:r>
+    </w:p>
+    <w:p>
+      <w:pPr>
+        <w:spacing w:after="130" w:line="300"/>
+        <w:ind w:left="460" w:hanging="460"/>
+      </w:pPr>
+      <w:r>
+        <w:rPr>
+          <w:rFonts w:ascii="Calibri" w:cs="Calibri" w:eastAsia="Calibri" w:hAnsi="Calibri"/>
+          <w:b/>
+          <w:bCs/>
+          <w:color w:val="A6741F"/>
+          <w:sz w:val="22"/>
+          <w:szCs w:val="22"/>
+        </w:rPr>
+        <w:t xml:space="preserve">2.  </w:t>
+      </w:r>
+      <w:r>
+        <w:rPr>
+          <w:rFonts w:ascii="Calibri" w:cs="Calibri" w:eastAsia="Calibri" w:hAnsi="Calibri"/>
+          <w:color w:val="231F1A"/>
+          <w:sz w:val="22"/>
+          <w:szCs w:val="22"/>
+        </w:rPr>
+        <w:t xml:space="preserve">Tagliare il pomodoro a spicchi e la carota a julienne o a rondelle sottili.</w:t>
+      </w:r>
+    </w:p>
+    <w:p>
+      <w:pPr>
+        <w:spacing w:after="130" w:line="300"/>
+        <w:ind w:left="460" w:hanging="460"/>
+      </w:pPr>
+      <w:r>
+        <w:rPr>
+          <w:rFonts w:ascii="Calibri" w:cs="Calibri" w:eastAsia="Calibri" w:hAnsi="Calibri"/>
+          <w:b/>
+          <w:bCs/>
+          <w:color w:val="A6741F"/>
+          <w:sz w:val="22"/>
+          <w:szCs w:val="22"/>
+        </w:rPr>
+        <w:t xml:space="preserve">3.  </w:t>
+      </w:r>
+      <w:r>
+        <w:rPr>
+          <w:rFonts w:ascii="Calibri" w:cs="Calibri" w:eastAsia="Calibri" w:hAnsi="Calibri"/>
+          <w:color w:val="231F1A"/>
+          <w:sz w:val="22"/>
+          <w:szCs w:val="22"/>
+        </w:rPr>
+        <w:t xml:space="preserve">Condire con olio, un filo di aceto o succo di limone e sale, mescolando appena prima di servire.</w:t>
+      </w:r>
+    </w:p>
+    <w:p>
+      <w:pPr>
+        <w:spacing w:after="60" w:before="140"/>
+      </w:pPr>
+      <w:r>
+        <w:rPr>
+          <w:rFonts w:ascii="Calibri" w:cs="Calibri" w:eastAsia="Calibri" w:hAnsi="Calibri"/>
+          <w:b/>
+          <w:bCs/>
+          <w:i/>
+          <w:iCs/>
+          <w:color w:val="2E3820"/>
+          <w:sz w:val="21"/>
+          <w:szCs w:val="21"/>
+        </w:rPr>
+        <w:t xml:space="preserve">Variante</w:t>
+      </w:r>
+    </w:p>
+    <w:p>
+      <w:pPr>
+        <w:spacing w:after="80" w:line="280"/>
+      </w:pPr>
+      <w:r>
+        <w:rPr>
+          <w:rFonts w:ascii="Calibri" w:cs="Calibri" w:eastAsia="Calibri" w:hAnsi="Calibri"/>
+          <w:color w:val="333029"/>
+          <w:sz w:val="21"/>
+          <w:szCs w:val="21"/>
+        </w:rPr>
+        <w:t xml:space="preserve">Ottima arricchita con olive, mais, tonno o cubetti di formaggio per diventare un piatto unico.</w:t>
+      </w:r>
+    </w:p>
+    <w:p>
+      <w:pPr>
+        <w:pStyle w:val="Heading2"/>
+        <w:spacing w:after="140" w:before="320"/>
+      </w:pPr>
+      <w:r>
+        <w:rPr>
+          <w:rFonts w:ascii="Georgia" w:cs="Georgia" w:eastAsia="Georgia" w:hAnsi="Georgia"/>
+          <w:b/>
+          <w:bCs/>
+          <w:color w:val="2E3820"/>
+          <w:sz w:val="30"/>
+          <w:szCs w:val="30"/>
+        </w:rPr>
+        <w:t xml:space="preserve">3. Melanzane a funghetto</w:t>
+      </w:r>
+    </w:p>
+    <w:p>
+      <w:pPr>
+        <w:spacing w:after="140"/>
+      </w:pPr>
+      <w:r>
+        <w:rPr>
+          <w:rFonts w:ascii="Calibri" w:cs="Calibri" w:eastAsia="Calibri" w:hAnsi="Calibri"/>
+          <w:i/>
+          <w:iCs/>
+          <w:color w:val="6B6355"/>
+          <w:sz w:val="20"/>
+          <w:szCs w:val="20"/>
+        </w:rPr>
+        <w:t xml:space="preserve">⏱ 25 minuti    ·    👥 Ingredienti per 2 persone</w:t>
+      </w:r>
+    </w:p>
+    <w:p>
+      <w:pPr>
+        <w:spacing w:after="160" w:line="300"/>
+      </w:pPr>
+      <w:r>
+        <w:rPr>
+          <w:rFonts w:ascii="Calibri" w:cs="Calibri" w:eastAsia="Calibri" w:hAnsi="Calibri"/>
+          <w:i/>
+          <w:iCs/>
+          <w:color w:val="444036"/>
+          <w:sz w:val="22"/>
+          <w:szCs w:val="22"/>
+        </w:rPr>
+        <w:t xml:space="preserve">Melanzane saltate in padella con pomodorini e aglio: un contorno saporito pronto in pochi minuti.</w:t>
+      </w:r>
+    </w:p>
+    <w:p>
+      <w:pPr>
+        <w:pStyle w:val="Heading3"/>
+        <w:spacing w:after="110" w:before="220"/>
+      </w:pPr>
+      <w:r>
+        <w:rPr>
+          <w:rFonts w:ascii="Georgia" w:cs="Georgia" w:eastAsia="Georgia" w:hAnsi="Georgia"/>
+          <w:b/>
+          <w:bCs/>
+          <w:color w:val="A6741F"/>
+          <w:sz w:val="24"/>
+          <w:szCs w:val="24"/>
+        </w:rPr>
+        <w:t xml:space="preserve">Ingredienti</w:t>
+      </w:r>
+    </w:p>
+    <w:p>
+      <w:pPr>
+        <w:pStyle w:val="ListParagraph"/>
+        <w:numPr>
+          <w:ilvl w:val="0"/>
+          <w:numId w:val="2"/>
+        </w:numPr>
+        <w:spacing w:after="70"/>
+      </w:pPr>
+      <w:r>
+        <w:rPr>
+          <w:rFonts w:ascii="Calibri" w:cs="Calibri" w:eastAsia="Calibri" w:hAnsi="Calibri"/>
+          <w:color w:val="231F1A"/>
+          <w:sz w:val="22"/>
+          <w:szCs w:val="22"/>
+        </w:rPr>
+        <w:t xml:space="preserve">2 melanzane</w:t>
+      </w:r>
+    </w:p>
+    <w:p>
+      <w:pPr>
+        <w:pStyle w:val="ListParagraph"/>
+        <w:numPr>
+          <w:ilvl w:val="0"/>
+          <w:numId w:val="2"/>
+        </w:numPr>
+        <w:spacing w:after="70"/>
+      </w:pPr>
+      <w:r>
+        <w:rPr>
+          <w:rFonts w:ascii="Calibri" w:cs="Calibri" w:eastAsia="Calibri" w:hAnsi="Calibri"/>
+          <w:color w:val="231F1A"/>
+          <w:sz w:val="22"/>
+          <w:szCs w:val="22"/>
+        </w:rPr>
+        <w:t xml:space="preserve">10 pomodorini</w:t>
+      </w:r>
+    </w:p>
+    <w:p>
+      <w:pPr>
+        <w:pStyle w:val="ListParagraph"/>
+        <w:numPr>
+          <w:ilvl w:val="0"/>
+          <w:numId w:val="2"/>
+        </w:numPr>
+        <w:spacing w:after="70"/>
+      </w:pPr>
+      <w:r>
+        <w:rPr>
+          <w:rFonts w:ascii="Calibri" w:cs="Calibri" w:eastAsia="Calibri" w:hAnsi="Calibri"/>
+          <w:color w:val="231F1A"/>
+          <w:sz w:val="22"/>
+          <w:szCs w:val="22"/>
+        </w:rPr>
+        <w:t xml:space="preserve">1 spicchio d'aglio</w:t>
+      </w:r>
+    </w:p>
+    <w:p>
+      <w:pPr>
+        <w:pStyle w:val="ListParagraph"/>
+        <w:numPr>
+          <w:ilvl w:val="0"/>
+          <w:numId w:val="2"/>
+        </w:numPr>
+        <w:spacing w:after="70"/>
+      </w:pPr>
+      <w:r>
+        <w:rPr>
+          <w:rFonts w:ascii="Calibri" w:cs="Calibri" w:eastAsia="Calibri" w:hAnsi="Calibri"/>
+          <w:color w:val="231F1A"/>
+          <w:sz w:val="22"/>
+          <w:szCs w:val="22"/>
+        </w:rPr>
+        <w:t xml:space="preserve">basilico</w:t>
+      </w:r>
+    </w:p>
+    <w:p>
+      <w:pPr>
+        <w:pStyle w:val="ListParagraph"/>
+        <w:numPr>
+          <w:ilvl w:val="0"/>
+          <w:numId w:val="2"/>
+        </w:numPr>
+        <w:spacing w:after="70"/>
+      </w:pPr>
+      <w:r>
+        <w:rPr>
+          <w:rFonts w:ascii="Calibri" w:cs="Calibri" w:eastAsia="Calibri" w:hAnsi="Calibri"/>
+          <w:color w:val="231F1A"/>
+          <w:sz w:val="22"/>
+          <w:szCs w:val="22"/>
+        </w:rPr>
+        <w:t xml:space="preserve">olio extravergine d'oliva</w:t>
+      </w:r>
+    </w:p>
+    <w:p>
+      <w:pPr>
+        <w:pStyle w:val="ListParagraph"/>
+        <w:numPr>
+          <w:ilvl w:val="0"/>
+          <w:numId w:val="2"/>
+        </w:numPr>
+        <w:spacing w:after="70"/>
+      </w:pPr>
+      <w:r>
+        <w:rPr>
+          <w:rFonts w:ascii="Calibri" w:cs="Calibri" w:eastAsia="Calibri" w:hAnsi="Calibri"/>
+          <w:color w:val="231F1A"/>
+          <w:sz w:val="22"/>
+          <w:szCs w:val="22"/>
+        </w:rPr>
+        <w:t xml:space="preserve">sale q.b.</w:t>
+      </w:r>
+    </w:p>
+    <w:p>
+      <w:pPr>
+        <w:pStyle w:val="Heading3"/>
+        <w:spacing w:after="110" w:before="220"/>
+      </w:pPr>
+      <w:r>
+        <w:rPr>
+          <w:rFonts w:ascii="Georgia" w:cs="Georgia" w:eastAsia="Georgia" w:hAnsi="Georgia"/>
+          <w:b/>
+          <w:bCs/>
+          <w:color w:val="A6741F"/>
+          <w:sz w:val="24"/>
+          <w:szCs w:val="24"/>
+        </w:rPr>
+        <w:t xml:space="preserve">Preparazione</w:t>
+      </w:r>
+    </w:p>
+    <w:p>
+      <w:pPr>
+        <w:spacing w:after="130" w:line="300"/>
+        <w:ind w:left="460" w:hanging="460"/>
+      </w:pPr>
+      <w:r>
+        <w:rPr>
+          <w:rFonts w:ascii="Calibri" w:cs="Calibri" w:eastAsia="Calibri" w:hAnsi="Calibri"/>
+          <w:b/>
+          <w:bCs/>
+          <w:color w:val="A6741F"/>
+          <w:sz w:val="22"/>
+          <w:szCs w:val="22"/>
+        </w:rPr>
+        <w:t xml:space="preserve">1.  </w:t>
+      </w:r>
+      <w:r>
+        <w:rPr>
+          <w:rFonts w:ascii="Calibri" w:cs="Calibri" w:eastAsia="Calibri" w:hAnsi="Calibri"/>
+          <w:color w:val="231F1A"/>
+          <w:sz w:val="22"/>
+          <w:szCs w:val="22"/>
+        </w:rPr>
+        <w:t xml:space="preserve">Tagliare le melanzane a cubetti.</w:t>
+      </w:r>
+    </w:p>
+    <w:p>
+      <w:pPr>
+        <w:spacing w:after="130" w:line="300"/>
+        <w:ind w:left="460" w:hanging="460"/>
+      </w:pPr>
+      <w:r>
+        <w:rPr>
+          <w:rFonts w:ascii="Calibri" w:cs="Calibri" w:eastAsia="Calibri" w:hAnsi="Calibri"/>
+          <w:b/>
+          <w:bCs/>
+          <w:color w:val="A6741F"/>
+          <w:sz w:val="22"/>
+          <w:szCs w:val="22"/>
+        </w:rPr>
+        <w:t xml:space="preserve">2.  </w:t>
+      </w:r>
+      <w:r>
+        <w:rPr>
+          <w:rFonts w:ascii="Calibri" w:cs="Calibri" w:eastAsia="Calibri" w:hAnsi="Calibri"/>
+          <w:color w:val="231F1A"/>
+          <w:sz w:val="22"/>
+          <w:szCs w:val="22"/>
+        </w:rPr>
+        <w:t xml:space="preserve">Scaldare l'olio in padella con l'aglio, poi aggiungere le melanzane e cuocere 10 minuti a fuoco medio, mescolando spesso.</w:t>
+      </w:r>
+    </w:p>
+    <w:p>
+      <w:pPr>
+        <w:spacing w:after="130" w:line="300"/>
+        <w:ind w:left="460" w:hanging="460"/>
+      </w:pPr>
+      <w:r>
+        <w:rPr>
+          <w:rFonts w:ascii="Calibri" w:cs="Calibri" w:eastAsia="Calibri" w:hAnsi="Calibri"/>
+          <w:b/>
+          <w:bCs/>
+          <w:color w:val="A6741F"/>
+          <w:sz w:val="22"/>
+          <w:szCs w:val="22"/>
+        </w:rPr>
+        <w:t xml:space="preserve">3.  </w:t>
+      </w:r>
+      <w:r>
+        <w:rPr>
+          <w:rFonts w:ascii="Calibri" w:cs="Calibri" w:eastAsia="Calibri" w:hAnsi="Calibri"/>
+          <w:color w:val="231F1A"/>
+          <w:sz w:val="22"/>
+          <w:szCs w:val="22"/>
+        </w:rPr>
+        <w:t xml:space="preserve">Aggiungere i pomodorini tagliati a metà e proseguire la cottura per altri 5-8 minuti.</w:t>
+      </w:r>
+    </w:p>
+    <w:p>
+      <w:pPr>
+        <w:spacing w:after="130" w:line="300"/>
+        <w:ind w:left="460" w:hanging="460"/>
+      </w:pPr>
+      <w:r>
+        <w:rPr>
+          <w:rFonts w:ascii="Calibri" w:cs="Calibri" w:eastAsia="Calibri" w:hAnsi="Calibri"/>
+          <w:b/>
+          <w:bCs/>
+          <w:color w:val="A6741F"/>
+          <w:sz w:val="22"/>
+          <w:szCs w:val="22"/>
+        </w:rPr>
+        <w:t xml:space="preserve">4.  </w:t>
+      </w:r>
+      <w:r>
+        <w:rPr>
+          <w:rFonts w:ascii="Calibri" w:cs="Calibri" w:eastAsia="Calibri" w:hAnsi="Calibri"/>
+          <w:color w:val="231F1A"/>
+          <w:sz w:val="22"/>
+          <w:szCs w:val="22"/>
+        </w:rPr>
+        <w:t xml:space="preserve">Salare, completare con basilico fresco e servire.</w:t>
+      </w:r>
+    </w:p>
+    <w:p>
+      <w:pPr>
+        <w:pStyle w:val="Heading2"/>
+        <w:spacing w:after="140" w:before="320"/>
+      </w:pPr>
+      <w:r>
+        <w:rPr>
+          <w:rFonts w:ascii="Georgia" w:cs="Georgia" w:eastAsia="Georgia" w:hAnsi="Georgia"/>
+          <w:b/>
+          <w:bCs/>
+          <w:color w:val="2E3820"/>
+          <w:sz w:val="30"/>
+          <w:szCs w:val="30"/>
+        </w:rPr>
+        <w:t xml:space="preserve">4. Patate al forno</w:t>
+      </w:r>
+    </w:p>
+    <w:p>
+      <w:pPr>
+        <w:spacing w:after="140"/>
+      </w:pPr>
+      <w:r>
+        <w:rPr>
+          <w:rFonts w:ascii="Calibri" w:cs="Calibri" w:eastAsia="Calibri" w:hAnsi="Calibri"/>
+          <w:i/>
+          <w:iCs/>
+          <w:color w:val="6B6355"/>
+          <w:sz w:val="20"/>
+          <w:szCs w:val="20"/>
+        </w:rPr>
+        <w:t xml:space="preserve">⏱ 50 minuti    ·    👥 Ingredienti per 2 persone</w:t>
+      </w:r>
+    </w:p>
+    <w:p>
+      <w:pPr>
+        <w:spacing w:after="160" w:line="300"/>
+      </w:pPr>
+      <w:r>
+        <w:rPr>
+          <w:rFonts w:ascii="Calibri" w:cs="Calibri" w:eastAsia="Calibri" w:hAnsi="Calibri"/>
+          <w:i/>
+          <w:iCs/>
+          <w:color w:val="444036"/>
+          <w:sz w:val="22"/>
+          <w:szCs w:val="22"/>
+        </w:rPr>
+        <w:t xml:space="preserve">Il contorno classico per eccellenza: croccante fuori, morbido dentro.</w:t>
+      </w:r>
+    </w:p>
+    <w:p>
+      <w:pPr>
+        <w:pStyle w:val="Heading3"/>
+        <w:spacing w:after="110" w:before="220"/>
+      </w:pPr>
+      <w:r>
+        <w:rPr>
+          <w:rFonts w:ascii="Georgia" w:cs="Georgia" w:eastAsia="Georgia" w:hAnsi="Georgia"/>
+          <w:b/>
+          <w:bCs/>
+          <w:color w:val="A6741F"/>
+          <w:sz w:val="24"/>
+          <w:szCs w:val="24"/>
+        </w:rPr>
+        <w:t xml:space="preserve">Ingredienti</w:t>
+      </w:r>
+    </w:p>
+    <w:p>
+      <w:pPr>
+        <w:pStyle w:val="ListParagraph"/>
+        <w:numPr>
+          <w:ilvl w:val="0"/>
+          <w:numId w:val="2"/>
+        </w:numPr>
+        <w:spacing w:after="70"/>
+      </w:pPr>
+      <w:r>
+        <w:rPr>
+          <w:rFonts w:ascii="Calibri" w:cs="Calibri" w:eastAsia="Calibri" w:hAnsi="Calibri"/>
+          <w:color w:val="231F1A"/>
+          <w:sz w:val="22"/>
+          <w:szCs w:val="22"/>
+        </w:rPr>
+        <w:t xml:space="preserve">500 g di patate</w:t>
+      </w:r>
+    </w:p>
+    <w:p>
+      <w:pPr>
+        <w:pStyle w:val="ListParagraph"/>
+        <w:numPr>
+          <w:ilvl w:val="0"/>
+          <w:numId w:val="2"/>
+        </w:numPr>
+        <w:spacing w:after="70"/>
+      </w:pPr>
+      <w:r>
+        <w:rPr>
+          <w:rFonts w:ascii="Calibri" w:cs="Calibri" w:eastAsia="Calibri" w:hAnsi="Calibri"/>
+          <w:color w:val="231F1A"/>
+          <w:sz w:val="22"/>
+          <w:szCs w:val="22"/>
+        </w:rPr>
+        <w:t xml:space="preserve">2 cucchiai di olio extravergine d'oliva</w:t>
+      </w:r>
+    </w:p>
+    <w:p>
+      <w:pPr>
+        <w:pStyle w:val="ListParagraph"/>
+        <w:numPr>
+          <w:ilvl w:val="0"/>
+          <w:numId w:val="2"/>
+        </w:numPr>
+        <w:spacing w:after="70"/>
+      </w:pPr>
+      <w:r>
+        <w:rPr>
+          <w:rFonts w:ascii="Calibri" w:cs="Calibri" w:eastAsia="Calibri" w:hAnsi="Calibri"/>
+          <w:color w:val="231F1A"/>
+          <w:sz w:val="22"/>
+          <w:szCs w:val="22"/>
+        </w:rPr>
+        <w:t xml:space="preserve">1 rametto di rosmarino</w:t>
+      </w:r>
+    </w:p>
+    <w:p>
+      <w:pPr>
+        <w:pStyle w:val="ListParagraph"/>
+        <w:numPr>
+          <w:ilvl w:val="0"/>
+          <w:numId w:val="2"/>
+        </w:numPr>
+        <w:spacing w:after="70"/>
+      </w:pPr>
+      <w:r>
+        <w:rPr>
+          <w:rFonts w:ascii="Calibri" w:cs="Calibri" w:eastAsia="Calibri" w:hAnsi="Calibri"/>
+          <w:color w:val="231F1A"/>
+          <w:sz w:val="22"/>
+          <w:szCs w:val="22"/>
+        </w:rPr>
+        <w:t xml:space="preserve">1 spicchio d'aglio</w:t>
+      </w:r>
+    </w:p>
+    <w:p>
+      <w:pPr>
+        <w:pStyle w:val="ListParagraph"/>
+        <w:numPr>
+          <w:ilvl w:val="0"/>
+          <w:numId w:val="2"/>
+        </w:numPr>
+        <w:spacing w:after="70"/>
+      </w:pPr>
+      <w:r>
+        <w:rPr>
+          <w:rFonts w:ascii="Calibri" w:cs="Calibri" w:eastAsia="Calibri" w:hAnsi="Calibri"/>
+          <w:color w:val="231F1A"/>
+          <w:sz w:val="22"/>
+          <w:szCs w:val="22"/>
+        </w:rPr>
+        <w:t xml:space="preserve">sale q.b.</w:t>
+      </w:r>
+    </w:p>
+    <w:p>
+      <w:pPr>
+        <w:pStyle w:val="Heading3"/>
+        <w:spacing w:after="110" w:before="220"/>
+      </w:pPr>
+      <w:r>
+        <w:rPr>
+          <w:rFonts w:ascii="Georgia" w:cs="Georgia" w:eastAsia="Georgia" w:hAnsi="Georgia"/>
+          <w:b/>
+          <w:bCs/>
+          <w:color w:val="A6741F"/>
+          <w:sz w:val="24"/>
+          <w:szCs w:val="24"/>
+        </w:rPr>
+        <w:t xml:space="preserve">Preparazione</w:t>
+      </w:r>
+    </w:p>
+    <w:p>
+      <w:pPr>
+        <w:spacing w:after="130" w:line="300"/>
+        <w:ind w:left="460" w:hanging="460"/>
+      </w:pPr>
+      <w:r>
+        <w:rPr>
+          <w:rFonts w:ascii="Calibri" w:cs="Calibri" w:eastAsia="Calibri" w:hAnsi="Calibri"/>
+          <w:b/>
+          <w:bCs/>
+          <w:color w:val="A6741F"/>
+          <w:sz w:val="22"/>
+          <w:szCs w:val="22"/>
+        </w:rPr>
+        <w:t xml:space="preserve">1.  </w:t>
+      </w:r>
+      <w:r>
+        <w:rPr>
+          <w:rFonts w:ascii="Calibri" w:cs="Calibri" w:eastAsia="Calibri" w:hAnsi="Calibri"/>
+          <w:color w:val="231F1A"/>
+          <w:sz w:val="22"/>
+          <w:szCs w:val="22"/>
+        </w:rPr>
+        <w:t xml:space="preserve">Sbucciare le patate, tagliarle a spicchi o cubetti di dimensione simile e lasciarle in ammollo in acqua fredda per 20-30 minuti.</w:t>
+      </w:r>
+    </w:p>
+    <w:p>
+      <w:pPr>
+        <w:spacing w:after="130" w:line="300"/>
+        <w:ind w:left="460" w:hanging="460"/>
+      </w:pPr>
+      <w:r>
+        <w:rPr>
+          <w:rFonts w:ascii="Calibri" w:cs="Calibri" w:eastAsia="Calibri" w:hAnsi="Calibri"/>
+          <w:b/>
+          <w:bCs/>
+          <w:color w:val="A6741F"/>
+          <w:sz w:val="22"/>
+          <w:szCs w:val="22"/>
+        </w:rPr>
+        <w:t xml:space="preserve">2.  </w:t>
+      </w:r>
+      <w:r>
+        <w:rPr>
+          <w:rFonts w:ascii="Calibri" w:cs="Calibri" w:eastAsia="Calibri" w:hAnsi="Calibri"/>
+          <w:color w:val="231F1A"/>
+          <w:sz w:val="22"/>
+          <w:szCs w:val="22"/>
+        </w:rPr>
+        <w:t xml:space="preserve">Scolarle, asciugarle bene e disporle in una teglia con l'olio, l'aglio, il rosmarino e il sale, mescolando con le mani.</w:t>
+      </w:r>
+    </w:p>
+    <w:p>
+      <w:pPr>
+        <w:spacing w:after="130" w:line="300"/>
+        <w:ind w:left="460" w:hanging="460"/>
+      </w:pPr>
+      <w:r>
+        <w:rPr>
+          <w:rFonts w:ascii="Calibri" w:cs="Calibri" w:eastAsia="Calibri" w:hAnsi="Calibri"/>
+          <w:b/>
+          <w:bCs/>
+          <w:color w:val="A6741F"/>
+          <w:sz w:val="22"/>
+          <w:szCs w:val="22"/>
+        </w:rPr>
+        <w:t xml:space="preserve">3.  </w:t>
+      </w:r>
+      <w:r>
+        <w:rPr>
+          <w:rFonts w:ascii="Calibri" w:cs="Calibri" w:eastAsia="Calibri" w:hAnsi="Calibri"/>
+          <w:color w:val="231F1A"/>
+          <w:sz w:val="22"/>
+          <w:szCs w:val="22"/>
+        </w:rPr>
+        <w:t xml:space="preserve">Cuocere in forno statico a 200°C per 35-40 minuti, girandole a metà cottura, finché non saranno dorate e croccanti.</w:t>
+      </w:r>
+    </w:p>
+    <w:p>
+      <w:pPr>
+        <w:pStyle w:val="Heading2"/>
+        <w:spacing w:after="140" w:before="320"/>
+      </w:pPr>
+      <w:r>
+        <w:rPr>
+          <w:rFonts w:ascii="Georgia" w:cs="Georgia" w:eastAsia="Georgia" w:hAnsi="Georgia"/>
+          <w:b/>
+          <w:bCs/>
+          <w:color w:val="2E3820"/>
+          <w:sz w:val="30"/>
+          <w:szCs w:val="30"/>
+        </w:rPr>
+        <w:t xml:space="preserve">5. Purè di patate</w:t>
+      </w:r>
+    </w:p>
+    <w:p>
+      <w:pPr>
+        <w:spacing w:after="140"/>
+      </w:pPr>
+      <w:r>
+        <w:rPr>
+          <w:rFonts w:ascii="Calibri" w:cs="Calibri" w:eastAsia="Calibri" w:hAnsi="Calibri"/>
+          <w:i/>
+          <w:iCs/>
+          <w:color w:val="6B6355"/>
+          <w:sz w:val="20"/>
+          <w:szCs w:val="20"/>
+        </w:rPr>
+        <w:t xml:space="preserve">⏱ 35 minuti    ·    👥 Ingredienti per 2 persone</w:t>
+      </w:r>
+    </w:p>
+    <w:p>
+      <w:pPr>
+        <w:spacing w:after="160" w:line="300"/>
+      </w:pPr>
+      <w:r>
+        <w:rPr>
+          <w:rFonts w:ascii="Calibri" w:cs="Calibri" w:eastAsia="Calibri" w:hAnsi="Calibri"/>
+          <w:i/>
+          <w:iCs/>
+          <w:color w:val="444036"/>
+          <w:sz w:val="22"/>
+          <w:szCs w:val="22"/>
+        </w:rPr>
+        <w:t xml:space="preserve">Cremoso e avvolgente, l'accompagnamento perfetto per arrosti, polpette o secondi di pesce.</w:t>
+      </w:r>
+    </w:p>
+    <w:p>
+      <w:pPr>
+        <w:pStyle w:val="Heading3"/>
+        <w:spacing w:after="110" w:before="220"/>
+      </w:pPr>
+      <w:r>
+        <w:rPr>
+          <w:rFonts w:ascii="Georgia" w:cs="Georgia" w:eastAsia="Georgia" w:hAnsi="Georgia"/>
+          <w:b/>
+          <w:bCs/>
+          <w:color w:val="A6741F"/>
+          <w:sz w:val="24"/>
+          <w:szCs w:val="24"/>
+        </w:rPr>
+        <w:t xml:space="preserve">Ingredienti</w:t>
+      </w:r>
+    </w:p>
+    <w:p>
+      <w:pPr>
+        <w:pStyle w:val="ListParagraph"/>
+        <w:numPr>
+          <w:ilvl w:val="0"/>
+          <w:numId w:val="2"/>
+        </w:numPr>
+        <w:spacing w:after="70"/>
+      </w:pPr>
+      <w:r>
+        <w:rPr>
+          <w:rFonts w:ascii="Calibri" w:cs="Calibri" w:eastAsia="Calibri" w:hAnsi="Calibri"/>
+          <w:color w:val="231F1A"/>
+          <w:sz w:val="22"/>
+          <w:szCs w:val="22"/>
+        </w:rPr>
+        <w:t xml:space="preserve">500 g di patate</w:t>
+      </w:r>
+    </w:p>
+    <w:p>
+      <w:pPr>
+        <w:pStyle w:val="ListParagraph"/>
+        <w:numPr>
+          <w:ilvl w:val="0"/>
+          <w:numId w:val="2"/>
+        </w:numPr>
+        <w:spacing w:after="70"/>
+      </w:pPr>
+      <w:r>
+        <w:rPr>
+          <w:rFonts w:ascii="Calibri" w:cs="Calibri" w:eastAsia="Calibri" w:hAnsi="Calibri"/>
+          <w:color w:val="231F1A"/>
+          <w:sz w:val="22"/>
+          <w:szCs w:val="22"/>
+        </w:rPr>
+        <w:t xml:space="preserve">150 ml di latte</w:t>
+      </w:r>
+    </w:p>
+    <w:p>
+      <w:pPr>
+        <w:pStyle w:val="ListParagraph"/>
+        <w:numPr>
+          <w:ilvl w:val="0"/>
+          <w:numId w:val="2"/>
+        </w:numPr>
+        <w:spacing w:after="70"/>
+      </w:pPr>
+      <w:r>
+        <w:rPr>
+          <w:rFonts w:ascii="Calibri" w:cs="Calibri" w:eastAsia="Calibri" w:hAnsi="Calibri"/>
+          <w:color w:val="231F1A"/>
+          <w:sz w:val="22"/>
+          <w:szCs w:val="22"/>
+        </w:rPr>
+        <w:t xml:space="preserve">30 g di burro</w:t>
+      </w:r>
+    </w:p>
+    <w:p>
+      <w:pPr>
+        <w:pStyle w:val="ListParagraph"/>
+        <w:numPr>
+          <w:ilvl w:val="0"/>
+          <w:numId w:val="2"/>
+        </w:numPr>
+        <w:spacing w:after="70"/>
+      </w:pPr>
+      <w:r>
+        <w:rPr>
+          <w:rFonts w:ascii="Calibri" w:cs="Calibri" w:eastAsia="Calibri" w:hAnsi="Calibri"/>
+          <w:color w:val="231F1A"/>
+          <w:sz w:val="22"/>
+          <w:szCs w:val="22"/>
+        </w:rPr>
+        <w:t xml:space="preserve">sale q.b.</w:t>
+      </w:r>
+    </w:p>
+    <w:p>
+      <w:pPr>
+        <w:pStyle w:val="ListParagraph"/>
+        <w:numPr>
+          <w:ilvl w:val="0"/>
+          <w:numId w:val="2"/>
+        </w:numPr>
+        <w:spacing w:after="70"/>
+      </w:pPr>
+      <w:r>
+        <w:rPr>
+          <w:rFonts w:ascii="Calibri" w:cs="Calibri" w:eastAsia="Calibri" w:hAnsi="Calibri"/>
+          <w:color w:val="231F1A"/>
+          <w:sz w:val="22"/>
+          <w:szCs w:val="22"/>
+        </w:rPr>
+        <w:t xml:space="preserve">noce moscata (facoltativa)</w:t>
+      </w:r>
+    </w:p>
+    <w:p>
+      <w:pPr>
+        <w:pStyle w:val="Heading3"/>
+        <w:spacing w:after="110" w:before="220"/>
+      </w:pPr>
+      <w:r>
+        <w:rPr>
+          <w:rFonts w:ascii="Georgia" w:cs="Georgia" w:eastAsia="Georgia" w:hAnsi="Georgia"/>
+          <w:b/>
+          <w:bCs/>
+          <w:color w:val="A6741F"/>
+          <w:sz w:val="24"/>
+          <w:szCs w:val="24"/>
+        </w:rPr>
+        <w:t xml:space="preserve">Preparazione</w:t>
+      </w:r>
+    </w:p>
+    <w:p>
+      <w:pPr>
+        <w:spacing w:after="130" w:line="300"/>
+        <w:ind w:left="460" w:hanging="460"/>
+      </w:pPr>
+      <w:r>
+        <w:rPr>
+          <w:rFonts w:ascii="Calibri" w:cs="Calibri" w:eastAsia="Calibri" w:hAnsi="Calibri"/>
+          <w:b/>
+          <w:bCs/>
+          <w:color w:val="A6741F"/>
+          <w:sz w:val="22"/>
+          <w:szCs w:val="22"/>
+        </w:rPr>
+        <w:t xml:space="preserve">1.  </w:t>
+      </w:r>
+      <w:r>
+        <w:rPr>
+          <w:rFonts w:ascii="Calibri" w:cs="Calibri" w:eastAsia="Calibri" w:hAnsi="Calibri"/>
+          <w:color w:val="231F1A"/>
+          <w:sz w:val="22"/>
+          <w:szCs w:val="22"/>
+        </w:rPr>
+        <w:t xml:space="preserve">Lessare le patate intere con la buccia partendo da acqua fredda, finché non saranno tenere.</w:t>
+      </w:r>
+    </w:p>
+    <w:p>
+      <w:pPr>
+        <w:spacing w:after="130" w:line="300"/>
+        <w:ind w:left="460" w:hanging="460"/>
+      </w:pPr>
+      <w:r>
+        <w:rPr>
+          <w:rFonts w:ascii="Calibri" w:cs="Calibri" w:eastAsia="Calibri" w:hAnsi="Calibri"/>
+          <w:b/>
+          <w:bCs/>
+          <w:color w:val="A6741F"/>
+          <w:sz w:val="22"/>
+          <w:szCs w:val="22"/>
+        </w:rPr>
+        <w:t xml:space="preserve">2.  </w:t>
+      </w:r>
+      <w:r>
+        <w:rPr>
+          <w:rFonts w:ascii="Calibri" w:cs="Calibri" w:eastAsia="Calibri" w:hAnsi="Calibri"/>
+          <w:color w:val="231F1A"/>
+          <w:sz w:val="22"/>
+          <w:szCs w:val="22"/>
+        </w:rPr>
+        <w:t xml:space="preserve">Scolarle, pelarle ancora calde e schiacciarle con lo schiacciapatate.</w:t>
+      </w:r>
+    </w:p>
+    <w:p>
+      <w:pPr>
+        <w:spacing w:after="130" w:line="300"/>
+        <w:ind w:left="460" w:hanging="460"/>
+      </w:pPr>
+      <w:r>
+        <w:rPr>
+          <w:rFonts w:ascii="Calibri" w:cs="Calibri" w:eastAsia="Calibri" w:hAnsi="Calibri"/>
+          <w:b/>
+          <w:bCs/>
+          <w:color w:val="A6741F"/>
+          <w:sz w:val="22"/>
+          <w:szCs w:val="22"/>
+        </w:rPr>
+        <w:t xml:space="preserve">3.  </w:t>
+      </w:r>
+      <w:r>
+        <w:rPr>
+          <w:rFonts w:ascii="Calibri" w:cs="Calibri" w:eastAsia="Calibri" w:hAnsi="Calibri"/>
+          <w:color w:val="231F1A"/>
+          <w:sz w:val="22"/>
+          <w:szCs w:val="22"/>
+        </w:rPr>
+        <w:t xml:space="preserve">Scaldare il latte con il burro, poi versarlo sulle patate schiacciate mescolando fino a ottenere una crema liscia.</w:t>
+      </w:r>
+    </w:p>
+    <w:p>
+      <w:pPr>
+        <w:spacing w:after="130" w:line="300"/>
+        <w:ind w:left="460" w:hanging="460"/>
+      </w:pPr>
+      <w:r>
+        <w:rPr>
+          <w:rFonts w:ascii="Calibri" w:cs="Calibri" w:eastAsia="Calibri" w:hAnsi="Calibri"/>
+          <w:b/>
+          <w:bCs/>
+          <w:color w:val="A6741F"/>
+          <w:sz w:val="22"/>
+          <w:szCs w:val="22"/>
+        </w:rPr>
+        <w:t xml:space="preserve">4.  </w:t>
+      </w:r>
+      <w:r>
+        <w:rPr>
+          <w:rFonts w:ascii="Calibri" w:cs="Calibri" w:eastAsia="Calibri" w:hAnsi="Calibri"/>
+          <w:color w:val="231F1A"/>
+          <w:sz w:val="22"/>
+          <w:szCs w:val="22"/>
+        </w:rPr>
+        <w:t xml:space="preserve">Regolare di sale e, se piace, aggiungere una grattugiata di noce moscata.</w:t>
+      </w:r>
+    </w:p>
+    <w:p>
+      <w:pPr>
+        <w:pStyle w:val="Heading2"/>
+        <w:spacing w:after="140" w:before="320"/>
+      </w:pPr>
+      <w:r>
+        <w:rPr>
+          <w:rFonts w:ascii="Georgia" w:cs="Georgia" w:eastAsia="Georgia" w:hAnsi="Georgia"/>
+          <w:b/>
+          <w:bCs/>
+          <w:color w:val="2E3820"/>
+          <w:sz w:val="30"/>
+          <w:szCs w:val="30"/>
+        </w:rPr>
+        <w:t xml:space="preserve">6. Verdure grigliate</w:t>
+      </w:r>
+    </w:p>
+    <w:p>
+      <w:pPr>
+        <w:spacing w:after="140"/>
+      </w:pPr>
+      <w:r>
+        <w:rPr>
+          <w:rFonts w:ascii="Calibri" w:cs="Calibri" w:eastAsia="Calibri" w:hAnsi="Calibri"/>
+          <w:i/>
+          <w:iCs/>
+          <w:color w:val="6B6355"/>
+          <w:sz w:val="20"/>
+          <w:szCs w:val="20"/>
+        </w:rPr>
+        <w:t xml:space="preserve">⏱ 25 minuti    ·    👥 Ingredienti per 2 persone</w:t>
+      </w:r>
+    </w:p>
+    <w:p>
+      <w:pPr>
+        <w:spacing w:after="160" w:line="300"/>
+      </w:pPr>
+      <w:r>
+        <w:rPr>
+          <w:rFonts w:ascii="Calibri" w:cs="Calibri" w:eastAsia="Calibri" w:hAnsi="Calibri"/>
+          <w:i/>
+          <w:iCs/>
+          <w:color w:val="444036"/>
+          <w:sz w:val="22"/>
+          <w:szCs w:val="22"/>
+        </w:rPr>
+        <w:t xml:space="preserve">Il contorno estivo per eccellenza: colorato, leggero e ottimo anche freddo il giorno dopo.</w:t>
+      </w:r>
+    </w:p>
+    <w:p>
+      <w:pPr>
+        <w:pStyle w:val="Heading3"/>
+        <w:spacing w:after="110" w:before="220"/>
+      </w:pPr>
+      <w:r>
+        <w:rPr>
+          <w:rFonts w:ascii="Georgia" w:cs="Georgia" w:eastAsia="Georgia" w:hAnsi="Georgia"/>
+          <w:b/>
+          <w:bCs/>
+          <w:color w:val="A6741F"/>
+          <w:sz w:val="24"/>
+          <w:szCs w:val="24"/>
+        </w:rPr>
+        <w:t xml:space="preserve">Ingredienti</w:t>
+      </w:r>
+    </w:p>
+    <w:p>
+      <w:pPr>
+        <w:pStyle w:val="ListParagraph"/>
+        <w:numPr>
+          <w:ilvl w:val="0"/>
+          <w:numId w:val="2"/>
+        </w:numPr>
+        <w:spacing w:after="70"/>
+      </w:pPr>
+      <w:r>
+        <w:rPr>
+          <w:rFonts w:ascii="Calibri" w:cs="Calibri" w:eastAsia="Calibri" w:hAnsi="Calibri"/>
+          <w:color w:val="231F1A"/>
+          <w:sz w:val="22"/>
+          <w:szCs w:val="22"/>
+        </w:rPr>
+        <w:t xml:space="preserve">1 zucchina</w:t>
+      </w:r>
+    </w:p>
+    <w:p>
+      <w:pPr>
+        <w:pStyle w:val="ListParagraph"/>
+        <w:numPr>
+          <w:ilvl w:val="0"/>
+          <w:numId w:val="2"/>
+        </w:numPr>
+        <w:spacing w:after="70"/>
+      </w:pPr>
+      <w:r>
+        <w:rPr>
+          <w:rFonts w:ascii="Calibri" w:cs="Calibri" w:eastAsia="Calibri" w:hAnsi="Calibri"/>
+          <w:color w:val="231F1A"/>
+          <w:sz w:val="22"/>
+          <w:szCs w:val="22"/>
+        </w:rPr>
+        <w:t xml:space="preserve">1 melanzana</w:t>
+      </w:r>
+    </w:p>
+    <w:p>
+      <w:pPr>
+        <w:pStyle w:val="ListParagraph"/>
+        <w:numPr>
+          <w:ilvl w:val="0"/>
+          <w:numId w:val="2"/>
+        </w:numPr>
+        <w:spacing w:after="70"/>
+      </w:pPr>
+      <w:r>
+        <w:rPr>
+          <w:rFonts w:ascii="Calibri" w:cs="Calibri" w:eastAsia="Calibri" w:hAnsi="Calibri"/>
+          <w:color w:val="231F1A"/>
+          <w:sz w:val="22"/>
+          <w:szCs w:val="22"/>
+        </w:rPr>
+        <w:t xml:space="preserve">1 peperone</w:t>
+      </w:r>
+    </w:p>
+    <w:p>
+      <w:pPr>
+        <w:pStyle w:val="ListParagraph"/>
+        <w:numPr>
+          <w:ilvl w:val="0"/>
+          <w:numId w:val="2"/>
+        </w:numPr>
+        <w:spacing w:after="70"/>
+      </w:pPr>
+      <w:r>
+        <w:rPr>
+          <w:rFonts w:ascii="Calibri" w:cs="Calibri" w:eastAsia="Calibri" w:hAnsi="Calibri"/>
+          <w:color w:val="231F1A"/>
+          <w:sz w:val="22"/>
+          <w:szCs w:val="22"/>
+        </w:rPr>
+        <w:t xml:space="preserve">olio extravergine d'oliva</w:t>
+      </w:r>
+    </w:p>
+    <w:p>
+      <w:pPr>
+        <w:pStyle w:val="ListParagraph"/>
+        <w:numPr>
+          <w:ilvl w:val="0"/>
+          <w:numId w:val="2"/>
+        </w:numPr>
+        <w:spacing w:after="70"/>
+      </w:pPr>
+      <w:r>
+        <w:rPr>
+          <w:rFonts w:ascii="Calibri" w:cs="Calibri" w:eastAsia="Calibri" w:hAnsi="Calibri"/>
+          <w:color w:val="231F1A"/>
+          <w:sz w:val="22"/>
+          <w:szCs w:val="22"/>
+        </w:rPr>
+        <w:t xml:space="preserve">sale q.b.</w:t>
+      </w:r>
+    </w:p>
+    <w:p>
+      <w:pPr>
+        <w:pStyle w:val="ListParagraph"/>
+        <w:numPr>
+          <w:ilvl w:val="0"/>
+          <w:numId w:val="2"/>
+        </w:numPr>
+        <w:spacing w:after="70"/>
+      </w:pPr>
+      <w:r>
+        <w:rPr>
+          <w:rFonts w:ascii="Calibri" w:cs="Calibri" w:eastAsia="Calibri" w:hAnsi="Calibri"/>
+          <w:color w:val="231F1A"/>
+          <w:sz w:val="22"/>
+          <w:szCs w:val="22"/>
+        </w:rPr>
+        <w:t xml:space="preserve">aglio e prezzemolo (facoltativi)</w:t>
+      </w:r>
+    </w:p>
+    <w:p>
+      <w:pPr>
+        <w:pStyle w:val="Heading3"/>
+        <w:spacing w:after="110" w:before="220"/>
+      </w:pPr>
+      <w:r>
+        <w:rPr>
+          <w:rFonts w:ascii="Georgia" w:cs="Georgia" w:eastAsia="Georgia" w:hAnsi="Georgia"/>
+          <w:b/>
+          <w:bCs/>
+          <w:color w:val="A6741F"/>
+          <w:sz w:val="24"/>
+          <w:szCs w:val="24"/>
+        </w:rPr>
+        <w:t xml:space="preserve">Preparazione</w:t>
+      </w:r>
+    </w:p>
+    <w:p>
+      <w:pPr>
+        <w:spacing w:after="130" w:line="300"/>
+        <w:ind w:left="460" w:hanging="460"/>
+      </w:pPr>
+      <w:r>
+        <w:rPr>
+          <w:rFonts w:ascii="Calibri" w:cs="Calibri" w:eastAsia="Calibri" w:hAnsi="Calibri"/>
+          <w:b/>
+          <w:bCs/>
+          <w:color w:val="A6741F"/>
+          <w:sz w:val="22"/>
+          <w:szCs w:val="22"/>
+        </w:rPr>
+        <w:t xml:space="preserve">1.  </w:t>
+      </w:r>
+      <w:r>
+        <w:rPr>
+          <w:rFonts w:ascii="Calibri" w:cs="Calibri" w:eastAsia="Calibri" w:hAnsi="Calibri"/>
+          <w:color w:val="231F1A"/>
+          <w:sz w:val="22"/>
+          <w:szCs w:val="22"/>
+        </w:rPr>
+        <w:t xml:space="preserve">Tagliare le verdure a fette non troppo sottili.</w:t>
+      </w:r>
+    </w:p>
+    <w:p>
+      <w:pPr>
+        <w:spacing w:after="130" w:line="300"/>
+        <w:ind w:left="460" w:hanging="460"/>
+      </w:pPr>
+      <w:r>
+        <w:rPr>
+          <w:rFonts w:ascii="Calibri" w:cs="Calibri" w:eastAsia="Calibri" w:hAnsi="Calibri"/>
+          <w:b/>
+          <w:bCs/>
+          <w:color w:val="A6741F"/>
+          <w:sz w:val="22"/>
+          <w:szCs w:val="22"/>
+        </w:rPr>
+        <w:t xml:space="preserve">2.  </w:t>
+      </w:r>
+      <w:r>
+        <w:rPr>
+          <w:rFonts w:ascii="Calibri" w:cs="Calibri" w:eastAsia="Calibri" w:hAnsi="Calibri"/>
+          <w:color w:val="231F1A"/>
+          <w:sz w:val="22"/>
+          <w:szCs w:val="22"/>
+        </w:rPr>
+        <w:t xml:space="preserve">Scaldare bene una griglia o una bistecchiera antiaderente.</w:t>
+      </w:r>
+    </w:p>
+    <w:p>
+      <w:pPr>
+        <w:spacing w:after="130" w:line="300"/>
+        <w:ind w:left="460" w:hanging="460"/>
+      </w:pPr>
+      <w:r>
+        <w:rPr>
+          <w:rFonts w:ascii="Calibri" w:cs="Calibri" w:eastAsia="Calibri" w:hAnsi="Calibri"/>
+          <w:b/>
+          <w:bCs/>
+          <w:color w:val="A6741F"/>
+          <w:sz w:val="22"/>
+          <w:szCs w:val="22"/>
+        </w:rPr>
+        <w:t xml:space="preserve">3.  </w:t>
+      </w:r>
+      <w:r>
+        <w:rPr>
+          <w:rFonts w:ascii="Calibri" w:cs="Calibri" w:eastAsia="Calibri" w:hAnsi="Calibri"/>
+          <w:color w:val="231F1A"/>
+          <w:sz w:val="22"/>
+          <w:szCs w:val="22"/>
+        </w:rPr>
+        <w:t xml:space="preserve">Grigliare le verdure poche alla volta, 3-4 minuti per lato, finché non saranno morbide e leggermente abbrustolite.</w:t>
+      </w:r>
+    </w:p>
+    <w:p>
+      <w:pPr>
+        <w:spacing w:after="130" w:line="300"/>
+        <w:ind w:left="460" w:hanging="460"/>
+      </w:pPr>
+      <w:r>
+        <w:rPr>
+          <w:rFonts w:ascii="Calibri" w:cs="Calibri" w:eastAsia="Calibri" w:hAnsi="Calibri"/>
+          <w:b/>
+          <w:bCs/>
+          <w:color w:val="A6741F"/>
+          <w:sz w:val="22"/>
+          <w:szCs w:val="22"/>
+        </w:rPr>
+        <w:t xml:space="preserve">4.  </w:t>
+      </w:r>
+      <w:r>
+        <w:rPr>
+          <w:rFonts w:ascii="Calibri" w:cs="Calibri" w:eastAsia="Calibri" w:hAnsi="Calibri"/>
+          <w:color w:val="231F1A"/>
+          <w:sz w:val="22"/>
+          <w:szCs w:val="22"/>
+        </w:rPr>
+        <w:t xml:space="preserve">Condire con un filo d'olio, sale e, se piace, aglio e prezzemolo tritati.</w:t>
+      </w:r>
+    </w:p>
+    <w:p>
+      <w:pPr>
+        <w:pStyle w:val="Heading2"/>
+        <w:spacing w:after="140" w:before="320"/>
+      </w:pPr>
+      <w:r>
+        <w:rPr>
+          <w:rFonts w:ascii="Georgia" w:cs="Georgia" w:eastAsia="Georgia" w:hAnsi="Georgia"/>
+          <w:b/>
+          <w:bCs/>
+          <w:color w:val="2E3820"/>
+          <w:sz w:val="30"/>
+          <w:szCs w:val="30"/>
+        </w:rPr>
+        <w:t xml:space="preserve">7. Zucchine trifolate</w:t>
+      </w:r>
+    </w:p>
+    <w:p>
+      <w:pPr>
+        <w:spacing w:after="140"/>
+      </w:pPr>
+      <w:r>
+        <w:rPr>
+          <w:rFonts w:ascii="Calibri" w:cs="Calibri" w:eastAsia="Calibri" w:hAnsi="Calibri"/>
+          <w:i/>
+          <w:iCs/>
+          <w:color w:val="6B6355"/>
+          <w:sz w:val="20"/>
+          <w:szCs w:val="20"/>
+        </w:rPr>
+        <w:t xml:space="preserve">⏱ 15 minuti    ·    👥 Ingredienti per 2 persone</w:t>
+      </w:r>
+    </w:p>
+    <w:p>
+      <w:pPr>
+        <w:spacing w:after="160" w:line="300"/>
+      </w:pPr>
+      <w:r>
+        <w:rPr>
+          <w:rFonts w:ascii="Calibri" w:cs="Calibri" w:eastAsia="Calibri" w:hAnsi="Calibri"/>
+          <w:i/>
+          <w:iCs/>
+          <w:color w:val="444036"/>
+          <w:sz w:val="22"/>
+          <w:szCs w:val="22"/>
+        </w:rPr>
+        <w:t xml:space="preserve">Veloci, leggere e pronte in pochi minuti: il contorno salvacena per eccellenza.</w:t>
+      </w:r>
+    </w:p>
+    <w:p>
+      <w:pPr>
+        <w:pStyle w:val="Heading3"/>
+        <w:spacing w:after="110" w:before="220"/>
+      </w:pPr>
+      <w:r>
+        <w:rPr>
+          <w:rFonts w:ascii="Georgia" w:cs="Georgia" w:eastAsia="Georgia" w:hAnsi="Georgia"/>
+          <w:b/>
+          <w:bCs/>
+          <w:color w:val="A6741F"/>
+          <w:sz w:val="24"/>
+          <w:szCs w:val="24"/>
+        </w:rPr>
+        <w:t xml:space="preserve">Ingredienti</w:t>
+      </w:r>
+    </w:p>
+    <w:p>
+      <w:pPr>
+        <w:pStyle w:val="ListParagraph"/>
+        <w:numPr>
+          <w:ilvl w:val="0"/>
+          <w:numId w:val="2"/>
+        </w:numPr>
+        <w:spacing w:after="70"/>
+      </w:pPr>
+      <w:r>
+        <w:rPr>
+          <w:rFonts w:ascii="Calibri" w:cs="Calibri" w:eastAsia="Calibri" w:hAnsi="Calibri"/>
+          <w:color w:val="231F1A"/>
+          <w:sz w:val="22"/>
+          <w:szCs w:val="22"/>
+        </w:rPr>
+        <w:t xml:space="preserve">3 zucchine medie</w:t>
+      </w:r>
+    </w:p>
+    <w:p>
+      <w:pPr>
+        <w:pStyle w:val="ListParagraph"/>
+        <w:numPr>
+          <w:ilvl w:val="0"/>
+          <w:numId w:val="2"/>
+        </w:numPr>
+        <w:spacing w:after="70"/>
+      </w:pPr>
+      <w:r>
+        <w:rPr>
+          <w:rFonts w:ascii="Calibri" w:cs="Calibri" w:eastAsia="Calibri" w:hAnsi="Calibri"/>
+          <w:color w:val="231F1A"/>
+          <w:sz w:val="22"/>
+          <w:szCs w:val="22"/>
+        </w:rPr>
+        <w:t xml:space="preserve">1 spicchio d'aglio</w:t>
+      </w:r>
+    </w:p>
+    <w:p>
+      <w:pPr>
+        <w:pStyle w:val="ListParagraph"/>
+        <w:numPr>
+          <w:ilvl w:val="0"/>
+          <w:numId w:val="2"/>
+        </w:numPr>
+        <w:spacing w:after="70"/>
+      </w:pPr>
+      <w:r>
+        <w:rPr>
+          <w:rFonts w:ascii="Calibri" w:cs="Calibri" w:eastAsia="Calibri" w:hAnsi="Calibri"/>
+          <w:color w:val="231F1A"/>
+          <w:sz w:val="22"/>
+          <w:szCs w:val="22"/>
+        </w:rPr>
+        <w:t xml:space="preserve">olio extravergine d'oliva</w:t>
+      </w:r>
+    </w:p>
+    <w:p>
+      <w:pPr>
+        <w:pStyle w:val="ListParagraph"/>
+        <w:numPr>
+          <w:ilvl w:val="0"/>
+          <w:numId w:val="2"/>
+        </w:numPr>
+        <w:spacing w:after="70"/>
+      </w:pPr>
+      <w:r>
+        <w:rPr>
+          <w:rFonts w:ascii="Calibri" w:cs="Calibri" w:eastAsia="Calibri" w:hAnsi="Calibri"/>
+          <w:color w:val="231F1A"/>
+          <w:sz w:val="22"/>
+          <w:szCs w:val="22"/>
+        </w:rPr>
+        <w:t xml:space="preserve">prezzemolo tritato</w:t>
+      </w:r>
+    </w:p>
+    <w:p>
+      <w:pPr>
+        <w:pStyle w:val="ListParagraph"/>
+        <w:numPr>
+          <w:ilvl w:val="0"/>
+          <w:numId w:val="2"/>
+        </w:numPr>
+        <w:spacing w:after="70"/>
+      </w:pPr>
+      <w:r>
+        <w:rPr>
+          <w:rFonts w:ascii="Calibri" w:cs="Calibri" w:eastAsia="Calibri" w:hAnsi="Calibri"/>
+          <w:color w:val="231F1A"/>
+          <w:sz w:val="22"/>
+          <w:szCs w:val="22"/>
+        </w:rPr>
+        <w:t xml:space="preserve">sale q.b.</w:t>
+      </w:r>
+    </w:p>
+    <w:p>
+      <w:pPr>
+        <w:pStyle w:val="Heading3"/>
+        <w:spacing w:after="110" w:before="220"/>
+      </w:pPr>
+      <w:r>
+        <w:rPr>
+          <w:rFonts w:ascii="Georgia" w:cs="Georgia" w:eastAsia="Georgia" w:hAnsi="Georgia"/>
+          <w:b/>
+          <w:bCs/>
+          <w:color w:val="A6741F"/>
+          <w:sz w:val="24"/>
+          <w:szCs w:val="24"/>
+        </w:rPr>
+        <w:t xml:space="preserve">Preparazione</w:t>
+      </w:r>
+    </w:p>
+    <w:p>
+      <w:pPr>
+        <w:spacing w:after="130" w:line="300"/>
+        <w:ind w:left="460" w:hanging="460"/>
+      </w:pPr>
+      <w:r>
+        <w:rPr>
+          <w:rFonts w:ascii="Calibri" w:cs="Calibri" w:eastAsia="Calibri" w:hAnsi="Calibri"/>
+          <w:b/>
+          <w:bCs/>
+          <w:color w:val="A6741F"/>
+          <w:sz w:val="22"/>
+          <w:szCs w:val="22"/>
+        </w:rPr>
+        <w:t xml:space="preserve">1.  </w:t>
+      </w:r>
+      <w:r>
+        <w:rPr>
+          <w:rFonts w:ascii="Calibri" w:cs="Calibri" w:eastAsia="Calibri" w:hAnsi="Calibri"/>
+          <w:color w:val="231F1A"/>
+          <w:sz w:val="22"/>
+          <w:szCs w:val="22"/>
+        </w:rPr>
+        <w:t xml:space="preserve">Tagliare le zucchine a rondelle sottili o a bastoncini.</w:t>
+      </w:r>
+    </w:p>
+    <w:p>
+      <w:pPr>
+        <w:spacing w:after="130" w:line="300"/>
+        <w:ind w:left="460" w:hanging="460"/>
+      </w:pPr>
+      <w:r>
+        <w:rPr>
+          <w:rFonts w:ascii="Calibri" w:cs="Calibri" w:eastAsia="Calibri" w:hAnsi="Calibri"/>
+          <w:b/>
+          <w:bCs/>
+          <w:color w:val="A6741F"/>
+          <w:sz w:val="22"/>
+          <w:szCs w:val="22"/>
+        </w:rPr>
+        <w:t xml:space="preserve">2.  </w:t>
+      </w:r>
+      <w:r>
+        <w:rPr>
+          <w:rFonts w:ascii="Calibri" w:cs="Calibri" w:eastAsia="Calibri" w:hAnsi="Calibri"/>
+          <w:color w:val="231F1A"/>
+          <w:sz w:val="22"/>
+          <w:szCs w:val="22"/>
+        </w:rPr>
+        <w:t xml:space="preserve">Scaldare l'olio in padella con l'aglio in camicia, poi aggiungere le zucchine.</w:t>
+      </w:r>
+    </w:p>
+    <w:p>
+      <w:pPr>
+        <w:spacing w:after="130" w:line="300"/>
+        <w:ind w:left="460" w:hanging="460"/>
+      </w:pPr>
+      <w:r>
+        <w:rPr>
+          <w:rFonts w:ascii="Calibri" w:cs="Calibri" w:eastAsia="Calibri" w:hAnsi="Calibri"/>
+          <w:b/>
+          <w:bCs/>
+          <w:color w:val="A6741F"/>
+          <w:sz w:val="22"/>
+          <w:szCs w:val="22"/>
+        </w:rPr>
+        <w:t xml:space="preserve">3.  </w:t>
+      </w:r>
+      <w:r>
+        <w:rPr>
+          <w:rFonts w:ascii="Calibri" w:cs="Calibri" w:eastAsia="Calibri" w:hAnsi="Calibri"/>
+          <w:color w:val="231F1A"/>
+          <w:sz w:val="22"/>
+          <w:szCs w:val="22"/>
+        </w:rPr>
+        <w:t xml:space="preserve">Cuocere a fuoco medio-alto per 8-10 minuti, mescolando di tanto in tanto, finché non saranno morbide e leggermente dorate.</w:t>
+      </w:r>
+    </w:p>
+    <w:p>
+      <w:pPr>
+        <w:spacing w:after="130" w:line="300"/>
+        <w:ind w:left="460" w:hanging="460"/>
+      </w:pPr>
+      <w:r>
+        <w:rPr>
+          <w:rFonts w:ascii="Calibri" w:cs="Calibri" w:eastAsia="Calibri" w:hAnsi="Calibri"/>
+          <w:b/>
+          <w:bCs/>
+          <w:color w:val="A6741F"/>
+          <w:sz w:val="22"/>
+          <w:szCs w:val="22"/>
+        </w:rPr>
+        <w:t xml:space="preserve">4.  </w:t>
+      </w:r>
+      <w:r>
+        <w:rPr>
+          <w:rFonts w:ascii="Calibri" w:cs="Calibri" w:eastAsia="Calibri" w:hAnsi="Calibri"/>
+          <w:color w:val="231F1A"/>
+          <w:sz w:val="22"/>
+          <w:szCs w:val="22"/>
+        </w:rPr>
+        <w:t xml:space="preserve">Salare, completare con prezzemolo tritato e servire.</w:t>
+      </w:r>
+    </w:p>
     <w:sectPr>
       <w:footerReference w:type="default" r:id="rId7"/>
       <w:pgSz w:w="11906" w:h="16838" w:orient="portrait"/>

--- a/ricettario.docx
+++ b/ricettario.docx
@@ -48,7 +48,7 @@
           <w:sz w:val="20"/>
           <w:szCs w:val="20"/>
         </w:rPr>
-        <w:t xml:space="preserve">Un libro di famiglia, ancora in scrittura</w:t>
+        <w:t xml:space="preserve">Un libro di famiglia</w:t>
       </w:r>
     </w:p>
     <w:p>
@@ -45111,7 +45111,7 @@
           <w:sz w:val="30"/>
           <w:szCs w:val="30"/>
         </w:rPr>
-        <w:t xml:space="preserve">5. Crostata di marmellata</w:t>
+        <w:t xml:space="preserve">5. Crostata di ricotta</w:t>
       </w:r>
     </w:p>
     <w:p>
@@ -45127,7 +45127,7 @@
           <w:sz w:val="20"/>
           <w:szCs w:val="20"/>
         </w:rPr>
-        <w:t xml:space="preserve">⏱ 1 ora (più il riposo in frigo)    ·    👥 Ingredienti per 8 persone</w:t>
+        <w:t xml:space="preserve">⏱ 1 ora e 10 minuti (più il riposo in frigo)    ·    👥 Ingredienti per 8 persone</w:t>
       </w:r>
     </w:p>
     <w:p>
@@ -45143,7 +45143,7 @@
           <w:sz w:val="22"/>
           <w:szCs w:val="22"/>
         </w:rPr>
-        <w:t xml:space="preserve">Un classico della colazione italiana: pasta frolla friabile e un cuore di marmellata.</w:t>
+        <w:t xml:space="preserve">Una crostata morbida e delicata, meno dolce di quella con la marmellata: ottima a colazione.</w:t>
       </w:r>
     </w:p>
     <w:p>
@@ -45217,7 +45217,7 @@
           <w:sz w:val="22"/>
           <w:szCs w:val="22"/>
         </w:rPr>
-        <w:t xml:space="preserve">120 g di zucchero</w:t>
+        <w:t xml:space="preserve">120 g di zucchero (per la frolla)</w:t>
       </w:r>
     </w:p>
     <w:p>
@@ -45293,7 +45293,64 @@
           <w:sz w:val="22"/>
           <w:szCs w:val="22"/>
         </w:rPr>
-        <w:t xml:space="preserve">350 g di marmellata a piacere</w:t>
+        <w:t xml:space="preserve">300 g di ricotta</w:t>
+      </w:r>
+    </w:p>
+    <w:p>
+      <w:pPr>
+        <w:pStyle w:val="ListParagraph"/>
+        <w:numPr>
+          <w:ilvl w:val="0"/>
+          <w:numId w:val="2"/>
+        </w:numPr>
+        <w:spacing w:after="70"/>
+      </w:pPr>
+      <w:r>
+        <w:rPr>
+          <w:rFonts w:ascii="Calibri" w:cs="Calibri" w:eastAsia="Calibri" w:hAnsi="Calibri"/>
+          <w:color w:val="231F1A"/>
+          <w:sz w:val="22"/>
+          <w:szCs w:val="22"/>
+        </w:rPr>
+        <w:t xml:space="preserve">80 g di zucchero (per il ripieno)</w:t>
+      </w:r>
+    </w:p>
+    <w:p>
+      <w:pPr>
+        <w:pStyle w:val="ListParagraph"/>
+        <w:numPr>
+          <w:ilvl w:val="0"/>
+          <w:numId w:val="2"/>
+        </w:numPr>
+        <w:spacing w:after="70"/>
+      </w:pPr>
+      <w:r>
+        <w:rPr>
+          <w:rFonts w:ascii="Calibri" w:cs="Calibri" w:eastAsia="Calibri" w:hAnsi="Calibri"/>
+          <w:color w:val="231F1A"/>
+          <w:sz w:val="22"/>
+          <w:szCs w:val="22"/>
+        </w:rPr>
+        <w:t xml:space="preserve">1 uovo (per il ripieno)</w:t>
+      </w:r>
+    </w:p>
+    <w:p>
+      <w:pPr>
+        <w:pStyle w:val="ListParagraph"/>
+        <w:numPr>
+          <w:ilvl w:val="0"/>
+          <w:numId w:val="2"/>
+        </w:numPr>
+        <w:spacing w:after="70"/>
+      </w:pPr>
+      <w:r>
+        <w:rPr>
+          <w:rFonts w:ascii="Calibri" w:cs="Calibri" w:eastAsia="Calibri" w:hAnsi="Calibri"/>
+          <w:color w:val="231F1A"/>
+          <w:sz w:val="22"/>
+          <w:szCs w:val="22"/>
+        </w:rPr>
+        <w:t xml:space="preserve">gocce di cioccolato (facoltative)</w:t>
       </w:r>
     </w:p>
     <w:p>
@@ -45336,7 +45393,7 @@
           <w:sz w:val="22"/>
           <w:szCs w:val="22"/>
         </w:rPr>
-        <w:t xml:space="preserve">Impastare velocemente la farina con il burro freddo a pezzetti, fino a ottenere un composto sabbioso.</w:t>
+        <w:t xml:space="preserve">Impastare velocemente la farina con il burro freddo a pezzetti, poi aggiungere lo zucchero, le uova, la scorza di limone e il sale, amalgamando il minimo indispensabile.</w:t>
       </w:r>
     </w:p>
     <w:p>
@@ -45362,7 +45419,7 @@
           <w:sz w:val="22"/>
           <w:szCs w:val="22"/>
         </w:rPr>
-        <w:t xml:space="preserve">Aggiungere lo zucchero, le uova, la scorza di limone e il sale, impastando il minimo indispensabile per amalgamare.</w:t>
+        <w:t xml:space="preserve">Formare un panetto e lasciarlo riposare in frigorifero per almeno 30 minuti.</w:t>
       </w:r>
     </w:p>
     <w:p>
@@ -45388,7 +45445,7 @@
           <w:sz w:val="22"/>
           <w:szCs w:val="22"/>
         </w:rPr>
-        <w:t xml:space="preserve">Formare un panetto, avvolgerlo nella pellicola e lasciarlo riposare in frigorifero per almeno 30 minuti.</w:t>
+        <w:t xml:space="preserve">Mescolare la ricotta con lo zucchero, l'uovo e, se piace, le gocce di cioccolato.</w:t>
       </w:r>
     </w:p>
     <w:p>
@@ -45414,7 +45471,7 @@
           <w:sz w:val="22"/>
           <w:szCs w:val="22"/>
         </w:rPr>
-        <w:t xml:space="preserve">Stendere due terzi della pasta frolla in una tortiera imburrata e infarinata, bucherellare il fondo e distribuire la marmellata.</w:t>
+        <w:t xml:space="preserve">Stendere due terzi della pasta frolla in una tortiera imburrata e infarinata e versare il ripieno di ricotta.</w:t>
       </w:r>
     </w:p>
     <w:p>
@@ -45440,7 +45497,7 @@
           <w:sz w:val="22"/>
           <w:szCs w:val="22"/>
         </w:rPr>
-        <w:t xml:space="preserve">Stendere la pasta rimasta, tagliarla a strisce e formare un reticolo sulla superficie.</w:t>
+        <w:t xml:space="preserve">Stendere la pasta rimasta a strisce e formare un reticolo sulla superficie.</w:t>
       </w:r>
     </w:p>
     <w:p>
@@ -45466,7 +45523,7 @@
           <w:sz w:val="22"/>
           <w:szCs w:val="22"/>
         </w:rPr>
-        <w:t xml:space="preserve">Cuocere in forno statico a 180°C per 30-35 minuti, finché la superficie non sarà dorata.</w:t>
+        <w:t xml:space="preserve">Cuocere in forno statico a 180°C per 35-40 minuti, finché la superficie non sarà dorata.</w:t>
       </w:r>
     </w:p>
     <w:p>
@@ -45483,7 +45540,7 @@
           <w:sz w:val="30"/>
           <w:szCs w:val="30"/>
         </w:rPr>
-        <w:t xml:space="preserve">6. Crostata di ricotta</w:t>
+        <w:t xml:space="preserve">6. Pancake alla banana</w:t>
       </w:r>
     </w:p>
     <w:p>
@@ -45499,7 +45556,7 @@
           <w:sz w:val="20"/>
           <w:szCs w:val="20"/>
         </w:rPr>
-        <w:t xml:space="preserve">⏱ 1 ora e 10 minuti (più il riposo in frigo)    ·    👥 Ingredienti per 8 persone</w:t>
+        <w:t xml:space="preserve">⏱ 25 minuti    ·    👥 Ingredienti per 4 persone</w:t>
       </w:r>
     </w:p>
     <w:p>
@@ -45515,7 +45572,7 @@
           <w:sz w:val="22"/>
           <w:szCs w:val="22"/>
         </w:rPr>
-        <w:t xml:space="preserve">Una crostata morbida e delicata, meno dolce di quella con la marmellata: ottima a colazione.</w:t>
+        <w:t xml:space="preserve">Una colazione dolce e sostanziosa, perfetta anche per un brunch del weekend.</w:t>
       </w:r>
     </w:p>
     <w:p>
@@ -45551,6 +45608,44 @@
           <w:sz w:val="22"/>
           <w:szCs w:val="22"/>
         </w:rPr>
+        <w:t xml:space="preserve">4 banane mature</w:t>
+      </w:r>
+    </w:p>
+    <w:p>
+      <w:pPr>
+        <w:pStyle w:val="ListParagraph"/>
+        <w:numPr>
+          <w:ilvl w:val="0"/>
+          <w:numId w:val="2"/>
+        </w:numPr>
+        <w:spacing w:after="70"/>
+      </w:pPr>
+      <w:r>
+        <w:rPr>
+          <w:rFonts w:ascii="Calibri" w:cs="Calibri" w:eastAsia="Calibri" w:hAnsi="Calibri"/>
+          <w:color w:val="231F1A"/>
+          <w:sz w:val="22"/>
+          <w:szCs w:val="22"/>
+        </w:rPr>
+        <w:t xml:space="preserve">4 uova</w:t>
+      </w:r>
+    </w:p>
+    <w:p>
+      <w:pPr>
+        <w:pStyle w:val="ListParagraph"/>
+        <w:numPr>
+          <w:ilvl w:val="0"/>
+          <w:numId w:val="2"/>
+        </w:numPr>
+        <w:spacing w:after="70"/>
+      </w:pPr>
+      <w:r>
+        <w:rPr>
+          <w:rFonts w:ascii="Calibri" w:cs="Calibri" w:eastAsia="Calibri" w:hAnsi="Calibri"/>
+          <w:color w:val="231F1A"/>
+          <w:sz w:val="22"/>
+          <w:szCs w:val="22"/>
+        </w:rPr>
         <w:t xml:space="preserve">300 g di farina</w:t>
       </w:r>
     </w:p>
@@ -45570,64 +45665,26 @@
           <w:sz w:val="22"/>
           <w:szCs w:val="22"/>
         </w:rPr>
-        <w:t xml:space="preserve">150 g di burro freddo</w:t>
-      </w:r>
-    </w:p>
-    <w:p>
-      <w:pPr>
-        <w:pStyle w:val="ListParagraph"/>
-        <w:numPr>
-          <w:ilvl w:val="0"/>
-          <w:numId w:val="2"/>
-        </w:numPr>
-        <w:spacing w:after="70"/>
-      </w:pPr>
-      <w:r>
-        <w:rPr>
-          <w:rFonts w:ascii="Calibri" w:cs="Calibri" w:eastAsia="Calibri" w:hAnsi="Calibri"/>
-          <w:color w:val="231F1A"/>
-          <w:sz w:val="22"/>
-          <w:szCs w:val="22"/>
-        </w:rPr>
-        <w:t xml:space="preserve">120 g di zucchero (per la frolla)</w:t>
-      </w:r>
-    </w:p>
-    <w:p>
-      <w:pPr>
-        <w:pStyle w:val="ListParagraph"/>
-        <w:numPr>
-          <w:ilvl w:val="0"/>
-          <w:numId w:val="2"/>
-        </w:numPr>
-        <w:spacing w:after="70"/>
-      </w:pPr>
-      <w:r>
-        <w:rPr>
-          <w:rFonts w:ascii="Calibri" w:cs="Calibri" w:eastAsia="Calibri" w:hAnsi="Calibri"/>
-          <w:color w:val="231F1A"/>
-          <w:sz w:val="22"/>
-          <w:szCs w:val="22"/>
-        </w:rPr>
-        <w:t xml:space="preserve">2 tuorli e 1 uovo intero</w:t>
-      </w:r>
-    </w:p>
-    <w:p>
-      <w:pPr>
-        <w:pStyle w:val="ListParagraph"/>
-        <w:numPr>
-          <w:ilvl w:val="0"/>
-          <w:numId w:val="2"/>
-        </w:numPr>
-        <w:spacing w:after="70"/>
-      </w:pPr>
-      <w:r>
-        <w:rPr>
-          <w:rFonts w:ascii="Calibri" w:cs="Calibri" w:eastAsia="Calibri" w:hAnsi="Calibri"/>
-          <w:color w:val="231F1A"/>
-          <w:sz w:val="22"/>
-          <w:szCs w:val="22"/>
-        </w:rPr>
-        <w:t xml:space="preserve">scorza di 1 limone</w:t>
+        <w:t xml:space="preserve">240 ml di latte</w:t>
+      </w:r>
+    </w:p>
+    <w:p>
+      <w:pPr>
+        <w:pStyle w:val="ListParagraph"/>
+        <w:numPr>
+          <w:ilvl w:val="0"/>
+          <w:numId w:val="2"/>
+        </w:numPr>
+        <w:spacing w:after="70"/>
+      </w:pPr>
+      <w:r>
+        <w:rPr>
+          <w:rFonts w:ascii="Calibri" w:cs="Calibri" w:eastAsia="Calibri" w:hAnsi="Calibri"/>
+          <w:color w:val="231F1A"/>
+          <w:sz w:val="22"/>
+          <w:szCs w:val="22"/>
+        </w:rPr>
+        <w:t xml:space="preserve">1 bustina di lievito per dolci</w:t>
       </w:r>
     </w:p>
     <w:p>
@@ -45647,82 +45704,6 @@
           <w:szCs w:val="22"/>
         </w:rPr>
         <w:t xml:space="preserve">un pizzico di sale</w:t>
-      </w:r>
-    </w:p>
-    <w:p>
-      <w:pPr>
-        <w:pStyle w:val="ListParagraph"/>
-        <w:numPr>
-          <w:ilvl w:val="0"/>
-          <w:numId w:val="2"/>
-        </w:numPr>
-        <w:spacing w:after="70"/>
-      </w:pPr>
-      <w:r>
-        <w:rPr>
-          <w:rFonts w:ascii="Calibri" w:cs="Calibri" w:eastAsia="Calibri" w:hAnsi="Calibri"/>
-          <w:color w:val="231F1A"/>
-          <w:sz w:val="22"/>
-          <w:szCs w:val="22"/>
-        </w:rPr>
-        <w:t xml:space="preserve">300 g di ricotta</w:t>
-      </w:r>
-    </w:p>
-    <w:p>
-      <w:pPr>
-        <w:pStyle w:val="ListParagraph"/>
-        <w:numPr>
-          <w:ilvl w:val="0"/>
-          <w:numId w:val="2"/>
-        </w:numPr>
-        <w:spacing w:after="70"/>
-      </w:pPr>
-      <w:r>
-        <w:rPr>
-          <w:rFonts w:ascii="Calibri" w:cs="Calibri" w:eastAsia="Calibri" w:hAnsi="Calibri"/>
-          <w:color w:val="231F1A"/>
-          <w:sz w:val="22"/>
-          <w:szCs w:val="22"/>
-        </w:rPr>
-        <w:t xml:space="preserve">80 g di zucchero (per il ripieno)</w:t>
-      </w:r>
-    </w:p>
-    <w:p>
-      <w:pPr>
-        <w:pStyle w:val="ListParagraph"/>
-        <w:numPr>
-          <w:ilvl w:val="0"/>
-          <w:numId w:val="2"/>
-        </w:numPr>
-        <w:spacing w:after="70"/>
-      </w:pPr>
-      <w:r>
-        <w:rPr>
-          <w:rFonts w:ascii="Calibri" w:cs="Calibri" w:eastAsia="Calibri" w:hAnsi="Calibri"/>
-          <w:color w:val="231F1A"/>
-          <w:sz w:val="22"/>
-          <w:szCs w:val="22"/>
-        </w:rPr>
-        <w:t xml:space="preserve">1 uovo (per il ripieno)</w:t>
-      </w:r>
-    </w:p>
-    <w:p>
-      <w:pPr>
-        <w:pStyle w:val="ListParagraph"/>
-        <w:numPr>
-          <w:ilvl w:val="0"/>
-          <w:numId w:val="2"/>
-        </w:numPr>
-        <w:spacing w:after="70"/>
-      </w:pPr>
-      <w:r>
-        <w:rPr>
-          <w:rFonts w:ascii="Calibri" w:cs="Calibri" w:eastAsia="Calibri" w:hAnsi="Calibri"/>
-          <w:color w:val="231F1A"/>
-          <w:sz w:val="22"/>
-          <w:szCs w:val="22"/>
-        </w:rPr>
-        <w:t xml:space="preserve">gocce di cioccolato (facoltative)</w:t>
       </w:r>
     </w:p>
     <w:p>
@@ -45765,7 +45746,7 @@
           <w:sz w:val="22"/>
           <w:szCs w:val="22"/>
         </w:rPr>
-        <w:t xml:space="preserve">Impastare velocemente la farina con il burro freddo a pezzetti, poi aggiungere lo zucchero, le uova, la scorza di limone e il sale, amalgamando il minimo indispensabile.</w:t>
+        <w:t xml:space="preserve">Schiacciare le banane con una forchetta fino a ottenere una purea.</w:t>
       </w:r>
     </w:p>
     <w:p>
@@ -45791,7 +45772,7 @@
           <w:sz w:val="22"/>
           <w:szCs w:val="22"/>
         </w:rPr>
-        <w:t xml:space="preserve">Formare un panetto e lasciarlo riposare in frigorifero per almeno 30 minuti.</w:t>
+        <w:t xml:space="preserve">Aggiungere le uova e mescolare bene.</w:t>
       </w:r>
     </w:p>
     <w:p>
@@ -45817,7 +45798,7 @@
           <w:sz w:val="22"/>
           <w:szCs w:val="22"/>
         </w:rPr>
-        <w:t xml:space="preserve">Mescolare la ricotta con lo zucchero, l'uovo e, se piace, le gocce di cioccolato.</w:t>
+        <w:t xml:space="preserve">Versare il latte, unire la farina, il lievito e un pizzico di sale, mescolando fino a ottenere un composto omogeneo e senza grumi.</w:t>
       </w:r>
     </w:p>
     <w:p>
@@ -45843,7 +45824,7 @@
           <w:sz w:val="22"/>
           <w:szCs w:val="22"/>
         </w:rPr>
-        <w:t xml:space="preserve">Stendere due terzi della pasta frolla in una tortiera imburrata e infarinata e versare il ripieno di ricotta.</w:t>
+        <w:t xml:space="preserve">Scaldare una padella antiaderente e versare un mestolo di composto per ogni pancake; cuocere 2-3 minuti per lato, finché non si formano bollicine in superficie, poi girare.</w:t>
       </w:r>
     </w:p>
     <w:p>
@@ -45869,33 +45850,7 @@
           <w:sz w:val="22"/>
           <w:szCs w:val="22"/>
         </w:rPr>
-        <w:t xml:space="preserve">Stendere la pasta rimasta a strisce e formare un reticolo sulla superficie.</w:t>
-      </w:r>
-    </w:p>
-    <w:p>
-      <w:pPr>
-        <w:spacing w:after="130" w:line="300"/>
-        <w:ind w:left="460" w:hanging="460"/>
-      </w:pPr>
-      <w:r>
-        <w:rPr>
-          <w:rFonts w:ascii="Calibri" w:cs="Calibri" w:eastAsia="Calibri" w:hAnsi="Calibri"/>
-          <w:b/>
-          <w:bCs/>
-          <w:color w:val="A6741F"/>
-          <w:sz w:val="22"/>
-          <w:szCs w:val="22"/>
-        </w:rPr>
-        <w:t xml:space="preserve">6.  </w:t>
-      </w:r>
-      <w:r>
-        <w:rPr>
-          <w:rFonts w:ascii="Calibri" w:cs="Calibri" w:eastAsia="Calibri" w:hAnsi="Calibri"/>
-          <w:color w:val="231F1A"/>
-          <w:sz w:val="22"/>
-          <w:szCs w:val="22"/>
-        </w:rPr>
-        <w:t xml:space="preserve">Cuocere in forno statico a 180°C per 35-40 minuti, finché la superficie non sarà dorata.</w:t>
+        <w:t xml:space="preserve">Servire caldi, anche con miele, sciroppo d'acero o frutta fresca.</w:t>
       </w:r>
     </w:p>
     <w:p>
@@ -45912,7 +45867,7 @@
           <w:sz w:val="30"/>
           <w:szCs w:val="30"/>
         </w:rPr>
-        <w:t xml:space="preserve">7. Pancake alla banana</w:t>
+        <w:t xml:space="preserve">7. Panna cotta</w:t>
       </w:r>
     </w:p>
     <w:p>
@@ -45928,7 +45883,7 @@
           <w:sz w:val="20"/>
           <w:szCs w:val="20"/>
         </w:rPr>
-        <w:t xml:space="preserve">⏱ 25 minuti    ·    👥 Ingredienti per 4 persone</w:t>
+        <w:t xml:space="preserve">⏱ 20 minuti (più il riposo in frigo)    ·    👥 Ingredienti per 2 persone</w:t>
       </w:r>
     </w:p>
     <w:p>
@@ -45944,7 +45899,7 @@
           <w:sz w:val="22"/>
           <w:szCs w:val="22"/>
         </w:rPr>
-        <w:t xml:space="preserve">Una colazione dolce e sostanziosa, perfetta anche per un brunch del weekend.</w:t>
+        <w:t xml:space="preserve">Un dolce al cucchiaio elegante e velocissimo da preparare, perfetto anche il giorno prima.</w:t>
       </w:r>
     </w:p>
     <w:p>
@@ -45980,102 +45935,83 @@
           <w:sz w:val="22"/>
           <w:szCs w:val="22"/>
         </w:rPr>
-        <w:t xml:space="preserve">4 banane mature</w:t>
-      </w:r>
-    </w:p>
-    <w:p>
-      <w:pPr>
-        <w:pStyle w:val="ListParagraph"/>
-        <w:numPr>
-          <w:ilvl w:val="0"/>
-          <w:numId w:val="2"/>
-        </w:numPr>
-        <w:spacing w:after="70"/>
-      </w:pPr>
-      <w:r>
-        <w:rPr>
-          <w:rFonts w:ascii="Calibri" w:cs="Calibri" w:eastAsia="Calibri" w:hAnsi="Calibri"/>
-          <w:color w:val="231F1A"/>
-          <w:sz w:val="22"/>
-          <w:szCs w:val="22"/>
-        </w:rPr>
-        <w:t xml:space="preserve">4 uova</w:t>
-      </w:r>
-    </w:p>
-    <w:p>
-      <w:pPr>
-        <w:pStyle w:val="ListParagraph"/>
-        <w:numPr>
-          <w:ilvl w:val="0"/>
-          <w:numId w:val="2"/>
-        </w:numPr>
-        <w:spacing w:after="70"/>
-      </w:pPr>
-      <w:r>
-        <w:rPr>
-          <w:rFonts w:ascii="Calibri" w:cs="Calibri" w:eastAsia="Calibri" w:hAnsi="Calibri"/>
-          <w:color w:val="231F1A"/>
-          <w:sz w:val="22"/>
-          <w:szCs w:val="22"/>
-        </w:rPr>
-        <w:t xml:space="preserve">300 g di farina</w:t>
-      </w:r>
-    </w:p>
-    <w:p>
-      <w:pPr>
-        <w:pStyle w:val="ListParagraph"/>
-        <w:numPr>
-          <w:ilvl w:val="0"/>
-          <w:numId w:val="2"/>
-        </w:numPr>
-        <w:spacing w:after="70"/>
-      </w:pPr>
-      <w:r>
-        <w:rPr>
-          <w:rFonts w:ascii="Calibri" w:cs="Calibri" w:eastAsia="Calibri" w:hAnsi="Calibri"/>
-          <w:color w:val="231F1A"/>
-          <w:sz w:val="22"/>
-          <w:szCs w:val="22"/>
-        </w:rPr>
-        <w:t xml:space="preserve">240 ml di latte</w:t>
-      </w:r>
-    </w:p>
-    <w:p>
-      <w:pPr>
-        <w:pStyle w:val="ListParagraph"/>
-        <w:numPr>
-          <w:ilvl w:val="0"/>
-          <w:numId w:val="2"/>
-        </w:numPr>
-        <w:spacing w:after="70"/>
-      </w:pPr>
-      <w:r>
-        <w:rPr>
-          <w:rFonts w:ascii="Calibri" w:cs="Calibri" w:eastAsia="Calibri" w:hAnsi="Calibri"/>
-          <w:color w:val="231F1A"/>
-          <w:sz w:val="22"/>
-          <w:szCs w:val="22"/>
-        </w:rPr>
-        <w:t xml:space="preserve">1 bustina di lievito per dolci</w:t>
-      </w:r>
-    </w:p>
-    <w:p>
-      <w:pPr>
-        <w:pStyle w:val="ListParagraph"/>
-        <w:numPr>
-          <w:ilvl w:val="0"/>
-          <w:numId w:val="2"/>
-        </w:numPr>
-        <w:spacing w:after="70"/>
-      </w:pPr>
-      <w:r>
-        <w:rPr>
-          <w:rFonts w:ascii="Calibri" w:cs="Calibri" w:eastAsia="Calibri" w:hAnsi="Calibri"/>
-          <w:color w:val="231F1A"/>
-          <w:sz w:val="22"/>
-          <w:szCs w:val="22"/>
-        </w:rPr>
-        <w:t xml:space="preserve">un pizzico di sale</w:t>
+        <w:t xml:space="preserve">500 ml di panna fresca</w:t>
+      </w:r>
+    </w:p>
+    <w:p>
+      <w:pPr>
+        <w:pStyle w:val="ListParagraph"/>
+        <w:numPr>
+          <w:ilvl w:val="0"/>
+          <w:numId w:val="2"/>
+        </w:numPr>
+        <w:spacing w:after="70"/>
+      </w:pPr>
+      <w:r>
+        <w:rPr>
+          <w:rFonts w:ascii="Calibri" w:cs="Calibri" w:eastAsia="Calibri" w:hAnsi="Calibri"/>
+          <w:color w:val="231F1A"/>
+          <w:sz w:val="22"/>
+          <w:szCs w:val="22"/>
+        </w:rPr>
+        <w:t xml:space="preserve">100 g di zucchero</w:t>
+      </w:r>
+    </w:p>
+    <w:p>
+      <w:pPr>
+        <w:pStyle w:val="ListParagraph"/>
+        <w:numPr>
+          <w:ilvl w:val="0"/>
+          <w:numId w:val="2"/>
+        </w:numPr>
+        <w:spacing w:after="70"/>
+      </w:pPr>
+      <w:r>
+        <w:rPr>
+          <w:rFonts w:ascii="Calibri" w:cs="Calibri" w:eastAsia="Calibri" w:hAnsi="Calibri"/>
+          <w:color w:val="231F1A"/>
+          <w:sz w:val="22"/>
+          <w:szCs w:val="22"/>
+        </w:rPr>
+        <w:t xml:space="preserve">1 bustina di gelatina in fogli (colla di pesce)</w:t>
+      </w:r>
+    </w:p>
+    <w:p>
+      <w:pPr>
+        <w:pStyle w:val="ListParagraph"/>
+        <w:numPr>
+          <w:ilvl w:val="0"/>
+          <w:numId w:val="2"/>
+        </w:numPr>
+        <w:spacing w:after="70"/>
+      </w:pPr>
+      <w:r>
+        <w:rPr>
+          <w:rFonts w:ascii="Calibri" w:cs="Calibri" w:eastAsia="Calibri" w:hAnsi="Calibri"/>
+          <w:color w:val="231F1A"/>
+          <w:sz w:val="22"/>
+          <w:szCs w:val="22"/>
+        </w:rPr>
+        <w:t xml:space="preserve">1 bacca di vaniglia (o estratto)</w:t>
+      </w:r>
+    </w:p>
+    <w:p>
+      <w:pPr>
+        <w:pStyle w:val="ListParagraph"/>
+        <w:numPr>
+          <w:ilvl w:val="0"/>
+          <w:numId w:val="2"/>
+        </w:numPr>
+        <w:spacing w:after="70"/>
+      </w:pPr>
+      <w:r>
+        <w:rPr>
+          <w:rFonts w:ascii="Calibri" w:cs="Calibri" w:eastAsia="Calibri" w:hAnsi="Calibri"/>
+          <w:color w:val="231F1A"/>
+          <w:sz w:val="22"/>
+          <w:szCs w:val="22"/>
+        </w:rPr>
+        <w:t xml:space="preserve">frutti di bosco o caramello per accompagnare</w:t>
       </w:r>
     </w:p>
     <w:p>
@@ -46118,7 +46054,7 @@
           <w:sz w:val="22"/>
           <w:szCs w:val="22"/>
         </w:rPr>
-        <w:t xml:space="preserve">Schiacciare le banane con una forchetta fino a ottenere una purea.</w:t>
+        <w:t xml:space="preserve">Mettere i fogli di gelatina in ammollo in acqua fredda per 10 minuti.</w:t>
       </w:r>
     </w:p>
     <w:p>
@@ -46144,7 +46080,7 @@
           <w:sz w:val="22"/>
           <w:szCs w:val="22"/>
         </w:rPr>
-        <w:t xml:space="preserve">Aggiungere le uova e mescolare bene.</w:t>
+        <w:t xml:space="preserve">Scaldare la panna con lo zucchero e i semi di vaniglia, senza farla bollire.</w:t>
       </w:r>
     </w:p>
     <w:p>
@@ -46170,7 +46106,7 @@
           <w:sz w:val="22"/>
           <w:szCs w:val="22"/>
         </w:rPr>
-        <w:t xml:space="preserve">Versare il latte, unire la farina, il lievito e un pizzico di sale, mescolando fino a ottenere un composto omogeneo e senza grumi.</w:t>
+        <w:t xml:space="preserve">Strizzare la gelatina e scioglierla nella panna calda, mescolando bene finché non sarà ben amalgamata.</w:t>
       </w:r>
     </w:p>
     <w:p>
@@ -46196,7 +46132,7 @@
           <w:sz w:val="22"/>
           <w:szCs w:val="22"/>
         </w:rPr>
-        <w:t xml:space="preserve">Scaldare una padella antiaderente e versare un mestolo di composto per ogni pancake; cuocere 2-3 minuti per lato, finché non si formano bollicine in superficie, poi girare.</w:t>
+        <w:t xml:space="preserve">Versare nelle coppette e lasciar raffreddare a temperatura ambiente, poi in frigorifero per almeno 4 ore.</w:t>
       </w:r>
     </w:p>
     <w:p>
@@ -46222,7 +46158,7 @@
           <w:sz w:val="22"/>
           <w:szCs w:val="22"/>
         </w:rPr>
-        <w:t xml:space="preserve">Servire caldi, anche con miele, sciroppo d'acero o frutta fresca.</w:t>
+        <w:t xml:space="preserve">Servire con frutti di bosco freschi o una colata di caramello.</w:t>
       </w:r>
     </w:p>
     <w:p>
@@ -46239,7 +46175,7 @@
           <w:sz w:val="30"/>
           <w:szCs w:val="30"/>
         </w:rPr>
-        <w:t xml:space="preserve">8. Panna cotta</w:t>
+        <w:t xml:space="preserve">8. Pasta frolla per mezzelune o crostata</w:t>
       </w:r>
     </w:p>
     <w:p>
@@ -46255,7 +46191,7 @@
           <w:sz w:val="20"/>
           <w:szCs w:val="20"/>
         </w:rPr>
-        <w:t xml:space="preserve">⏱ 20 minuti (più il riposo in frigo)    ·    👥 Ingredienti per 2 persone</w:t>
+        <w:t xml:space="preserve">⏱ 1 ora (più il riposo in frigo)    ·    👥 Ingredienti per circa 20 mezzelune (o una crostata)</w:t>
       </w:r>
     </w:p>
     <w:p>
@@ -46271,7 +46207,7 @@
           <w:sz w:val="22"/>
           <w:szCs w:val="22"/>
         </w:rPr>
-        <w:t xml:space="preserve">Un dolce al cucchiaio elegante e velocissimo da preparare, perfetto anche il giorno prima.</w:t>
+        <w:t xml:space="preserve">Un impasto base versatile: lo stesso procedimento serve sia per delle mezzelune ripiene da inzuppare nel latte, sia per una classica crostata con marmellata.</w:t>
       </w:r>
     </w:p>
     <w:p>
@@ -46307,83 +46243,140 @@
           <w:sz w:val="22"/>
           <w:szCs w:val="22"/>
         </w:rPr>
-        <w:t xml:space="preserve">500 ml di panna fresca</w:t>
-      </w:r>
-    </w:p>
-    <w:p>
-      <w:pPr>
-        <w:pStyle w:val="ListParagraph"/>
-        <w:numPr>
-          <w:ilvl w:val="0"/>
-          <w:numId w:val="2"/>
-        </w:numPr>
-        <w:spacing w:after="70"/>
-      </w:pPr>
-      <w:r>
-        <w:rPr>
-          <w:rFonts w:ascii="Calibri" w:cs="Calibri" w:eastAsia="Calibri" w:hAnsi="Calibri"/>
-          <w:color w:val="231F1A"/>
-          <w:sz w:val="22"/>
-          <w:szCs w:val="22"/>
-        </w:rPr>
-        <w:t xml:space="preserve">100 g di zucchero</w:t>
-      </w:r>
-    </w:p>
-    <w:p>
-      <w:pPr>
-        <w:pStyle w:val="ListParagraph"/>
-        <w:numPr>
-          <w:ilvl w:val="0"/>
-          <w:numId w:val="2"/>
-        </w:numPr>
-        <w:spacing w:after="70"/>
-      </w:pPr>
-      <w:r>
-        <w:rPr>
-          <w:rFonts w:ascii="Calibri" w:cs="Calibri" w:eastAsia="Calibri" w:hAnsi="Calibri"/>
-          <w:color w:val="231F1A"/>
-          <w:sz w:val="22"/>
-          <w:szCs w:val="22"/>
-        </w:rPr>
-        <w:t xml:space="preserve">1 bustina di gelatina in fogli (colla di pesce)</w:t>
-      </w:r>
-    </w:p>
-    <w:p>
-      <w:pPr>
-        <w:pStyle w:val="ListParagraph"/>
-        <w:numPr>
-          <w:ilvl w:val="0"/>
-          <w:numId w:val="2"/>
-        </w:numPr>
-        <w:spacing w:after="70"/>
-      </w:pPr>
-      <w:r>
-        <w:rPr>
-          <w:rFonts w:ascii="Calibri" w:cs="Calibri" w:eastAsia="Calibri" w:hAnsi="Calibri"/>
-          <w:color w:val="231F1A"/>
-          <w:sz w:val="22"/>
-          <w:szCs w:val="22"/>
-        </w:rPr>
-        <w:t xml:space="preserve">1 bacca di vaniglia (o estratto)</w:t>
-      </w:r>
-    </w:p>
-    <w:p>
-      <w:pPr>
-        <w:pStyle w:val="ListParagraph"/>
-        <w:numPr>
-          <w:ilvl w:val="0"/>
-          <w:numId w:val="2"/>
-        </w:numPr>
-        <w:spacing w:after="70"/>
-      </w:pPr>
-      <w:r>
-        <w:rPr>
-          <w:rFonts w:ascii="Calibri" w:cs="Calibri" w:eastAsia="Calibri" w:hAnsi="Calibri"/>
-          <w:color w:val="231F1A"/>
-          <w:sz w:val="22"/>
-          <w:szCs w:val="22"/>
-        </w:rPr>
-        <w:t xml:space="preserve">frutti di bosco o caramello per accompagnare</w:t>
+        <w:t xml:space="preserve">1 uovo</w:t>
+      </w:r>
+    </w:p>
+    <w:p>
+      <w:pPr>
+        <w:pStyle w:val="ListParagraph"/>
+        <w:numPr>
+          <w:ilvl w:val="0"/>
+          <w:numId w:val="2"/>
+        </w:numPr>
+        <w:spacing w:after="70"/>
+      </w:pPr>
+      <w:r>
+        <w:rPr>
+          <w:rFonts w:ascii="Calibri" w:cs="Calibri" w:eastAsia="Calibri" w:hAnsi="Calibri"/>
+          <w:color w:val="231F1A"/>
+          <w:sz w:val="22"/>
+          <w:szCs w:val="22"/>
+        </w:rPr>
+        <w:t xml:space="preserve">125 g di zucchero</w:t>
+      </w:r>
+    </w:p>
+    <w:p>
+      <w:pPr>
+        <w:pStyle w:val="ListParagraph"/>
+        <w:numPr>
+          <w:ilvl w:val="0"/>
+          <w:numId w:val="2"/>
+        </w:numPr>
+        <w:spacing w:after="70"/>
+      </w:pPr>
+      <w:r>
+        <w:rPr>
+          <w:rFonts w:ascii="Calibri" w:cs="Calibri" w:eastAsia="Calibri" w:hAnsi="Calibri"/>
+          <w:color w:val="231F1A"/>
+          <w:sz w:val="22"/>
+          <w:szCs w:val="22"/>
+        </w:rPr>
+        <w:t xml:space="preserve">un pizzico di sale</w:t>
+      </w:r>
+    </w:p>
+    <w:p>
+      <w:pPr>
+        <w:pStyle w:val="ListParagraph"/>
+        <w:numPr>
+          <w:ilvl w:val="0"/>
+          <w:numId w:val="2"/>
+        </w:numPr>
+        <w:spacing w:after="70"/>
+      </w:pPr>
+      <w:r>
+        <w:rPr>
+          <w:rFonts w:ascii="Calibri" w:cs="Calibri" w:eastAsia="Calibri" w:hAnsi="Calibri"/>
+          <w:color w:val="231F1A"/>
+          <w:sz w:val="22"/>
+          <w:szCs w:val="22"/>
+        </w:rPr>
+        <w:t xml:space="preserve">250 g di farina 00</w:t>
+      </w:r>
+    </w:p>
+    <w:p>
+      <w:pPr>
+        <w:pStyle w:val="ListParagraph"/>
+        <w:numPr>
+          <w:ilvl w:val="0"/>
+          <w:numId w:val="2"/>
+        </w:numPr>
+        <w:spacing w:after="70"/>
+      </w:pPr>
+      <w:r>
+        <w:rPr>
+          <w:rFonts w:ascii="Calibri" w:cs="Calibri" w:eastAsia="Calibri" w:hAnsi="Calibri"/>
+          <w:color w:val="231F1A"/>
+          <w:sz w:val="22"/>
+          <w:szCs w:val="22"/>
+        </w:rPr>
+        <w:t xml:space="preserve">vanillina</w:t>
+      </w:r>
+    </w:p>
+    <w:p>
+      <w:pPr>
+        <w:pStyle w:val="ListParagraph"/>
+        <w:numPr>
+          <w:ilvl w:val="0"/>
+          <w:numId w:val="2"/>
+        </w:numPr>
+        <w:spacing w:after="70"/>
+      </w:pPr>
+      <w:r>
+        <w:rPr>
+          <w:rFonts w:ascii="Calibri" w:cs="Calibri" w:eastAsia="Calibri" w:hAnsi="Calibri"/>
+          <w:color w:val="231F1A"/>
+          <w:sz w:val="22"/>
+          <w:szCs w:val="22"/>
+        </w:rPr>
+        <w:t xml:space="preserve">100-125 g di burro a temperatura ambiente</w:t>
+      </w:r>
+    </w:p>
+    <w:p>
+      <w:pPr>
+        <w:pStyle w:val="ListParagraph"/>
+        <w:numPr>
+          <w:ilvl w:val="0"/>
+          <w:numId w:val="2"/>
+        </w:numPr>
+        <w:spacing w:after="70"/>
+      </w:pPr>
+      <w:r>
+        <w:rPr>
+          <w:rFonts w:ascii="Calibri" w:cs="Calibri" w:eastAsia="Calibri" w:hAnsi="Calibri"/>
+          <w:color w:val="231F1A"/>
+          <w:sz w:val="22"/>
+          <w:szCs w:val="22"/>
+        </w:rPr>
+        <w:t xml:space="preserve">1 cucchiaino e mezzo di lievito per dolci</w:t>
+      </w:r>
+    </w:p>
+    <w:p>
+      <w:pPr>
+        <w:pStyle w:val="ListParagraph"/>
+        <w:numPr>
+          <w:ilvl w:val="0"/>
+          <w:numId w:val="2"/>
+        </w:numPr>
+        <w:spacing w:after="70"/>
+      </w:pPr>
+      <w:r>
+        <w:rPr>
+          <w:rFonts w:ascii="Calibri" w:cs="Calibri" w:eastAsia="Calibri" w:hAnsi="Calibri"/>
+          <w:color w:val="231F1A"/>
+          <w:sz w:val="22"/>
+          <w:szCs w:val="22"/>
+        </w:rPr>
+        <w:t xml:space="preserve">marmellata o crema di cioccolato per farcire</w:t>
       </w:r>
     </w:p>
     <w:p>
@@ -46426,7 +46419,7 @@
           <w:sz w:val="22"/>
           <w:szCs w:val="22"/>
         </w:rPr>
-        <w:t xml:space="preserve">Mettere i fogli di gelatina in ammollo in acqua fredda per 10 minuti.</w:t>
+        <w:t xml:space="preserve">Mescolare con una frusta l'uovo, lo zucchero e il pizzico di sale.</w:t>
       </w:r>
     </w:p>
     <w:p>
@@ -46452,7 +46445,7 @@
           <w:sz w:val="22"/>
           <w:szCs w:val="22"/>
         </w:rPr>
-        <w:t xml:space="preserve">Scaldare la panna con lo zucchero e i semi di vaniglia, senza farla bollire.</w:t>
+        <w:t xml:space="preserve">Setacciare insieme la farina, la vanillina e il lievito, poi unirli al composto mescolando un po' con un cucchiaio.</w:t>
       </w:r>
     </w:p>
     <w:p>
@@ -46478,7 +46471,7 @@
           <w:sz w:val="22"/>
           <w:szCs w:val="22"/>
         </w:rPr>
-        <w:t xml:space="preserve">Strizzare la gelatina e scioglierla nella panna calda, mescolando bene finché non sarà ben amalgamata.</w:t>
+        <w:t xml:space="preserve">Aggiungere il burro a pezzi e amalgamare con le mani fino a ottenere un composto omogeneo.</w:t>
       </w:r>
     </w:p>
     <w:p>
@@ -46504,7 +46497,7 @@
           <w:sz w:val="22"/>
           <w:szCs w:val="22"/>
         </w:rPr>
-        <w:t xml:space="preserve">Versare nelle coppette e lasciar raffreddare a temperatura ambiente, poi in frigorifero per almeno 4 ore.</w:t>
+        <w:t xml:space="preserve">Formare una palla, avvolgerla e lasciarla riposare in frigorifero per 30 minuti.</w:t>
       </w:r>
     </w:p>
     <w:p>
@@ -46530,7 +46523,91 @@
           <w:sz w:val="22"/>
           <w:szCs w:val="22"/>
         </w:rPr>
-        <w:t xml:space="preserve">Servire con frutti di bosco freschi o una colata di caramello.</w:t>
+        <w:t xml:space="preserve">Stendere l'impasto con il mattarello a circa mezzo centimetro di spessore e ricavare dei cerchi con uno stampo.</w:t>
+      </w:r>
+    </w:p>
+    <w:p>
+      <w:pPr>
+        <w:spacing w:after="130" w:line="300"/>
+        <w:ind w:left="460" w:hanging="460"/>
+      </w:pPr>
+      <w:r>
+        <w:rPr>
+          <w:rFonts w:ascii="Calibri" w:cs="Calibri" w:eastAsia="Calibri" w:hAnsi="Calibri"/>
+          <w:b/>
+          <w:bCs/>
+          <w:color w:val="A6741F"/>
+          <w:sz w:val="22"/>
+          <w:szCs w:val="22"/>
+        </w:rPr>
+        <w:t xml:space="preserve">6.  </w:t>
+      </w:r>
+      <w:r>
+        <w:rPr>
+          <w:rFonts w:ascii="Calibri" w:cs="Calibri" w:eastAsia="Calibri" w:hAnsi="Calibri"/>
+          <w:color w:val="231F1A"/>
+          <w:sz w:val="22"/>
+          <w:szCs w:val="22"/>
+        </w:rPr>
+        <w:t xml:space="preserve">Mettere un po' di marmellata o cioccolata al centro di ogni cerchio, chiudere a mezzaluna e disporre su una teglia foderata di carta forno.</w:t>
+      </w:r>
+    </w:p>
+    <w:p>
+      <w:pPr>
+        <w:spacing w:after="130" w:line="300"/>
+        <w:ind w:left="460" w:hanging="460"/>
+      </w:pPr>
+      <w:r>
+        <w:rPr>
+          <w:rFonts w:ascii="Calibri" w:cs="Calibri" w:eastAsia="Calibri" w:hAnsi="Calibri"/>
+          <w:b/>
+          <w:bCs/>
+          <w:color w:val="A6741F"/>
+          <w:sz w:val="22"/>
+          <w:szCs w:val="22"/>
+        </w:rPr>
+        <w:t xml:space="preserve">7.  </w:t>
+      </w:r>
+      <w:r>
+        <w:rPr>
+          <w:rFonts w:ascii="Calibri" w:cs="Calibri" w:eastAsia="Calibri" w:hAnsi="Calibri"/>
+          <w:color w:val="231F1A"/>
+          <w:sz w:val="22"/>
+          <w:szCs w:val="22"/>
+        </w:rPr>
+        <w:t xml:space="preserve">Cuocere in forno statico, in posizione centrale, a 180°C per 20-25 minuti, finché non saranno dorate (attenzione a non farle scurire troppo).</w:t>
+      </w:r>
+    </w:p>
+    <w:p>
+      <w:pPr>
+        <w:spacing w:after="60" w:before="140"/>
+      </w:pPr>
+      <w:r>
+        <w:rPr>
+          <w:rFonts w:ascii="Calibri" w:cs="Calibri" w:eastAsia="Calibri" w:hAnsi="Calibri"/>
+          <w:b/>
+          <w:bCs/>
+          <w:i/>
+          <w:iCs/>
+          <w:color w:val="2E3820"/>
+          <w:sz w:val="21"/>
+          <w:szCs w:val="21"/>
+        </w:rPr>
+        <w:t xml:space="preserve">Variante crostata</w:t>
+      </w:r>
+    </w:p>
+    <w:p>
+      <w:pPr>
+        <w:spacing w:after="80" w:line="280"/>
+      </w:pPr>
+      <w:r>
+        <w:rPr>
+          <w:rFonts w:ascii="Calibri" w:cs="Calibri" w:eastAsia="Calibri" w:hAnsi="Calibri"/>
+          <w:color w:val="333029"/>
+          <w:sz w:val="21"/>
+          <w:szCs w:val="21"/>
+        </w:rPr>
+        <w:t xml:space="preserve">Al posto delle mezzelune: prendere dal frigo 2/3 dell'impasto e stenderlo con le mani direttamente in una teglia foderata di carta forno. Farcire con marmellata (o crema di cioccolato). Con la pasta restante formare delle striscioline e disporle sopra a reticolo. Cuocere in forno statico, a metà altezza, a 180°C per 30-40 minuti, controllando che la superficie non scurisca troppo: deve risultare appena dorata.</w:t>
       </w:r>
     </w:p>
     <w:p>
